--- a/docs/superpowers/specs/2026-05-20-spec-completion-roadmap-design.docx
+++ b/docs/superpowers/specs/2026-05-20-spec-completion-roadmap-design.docx
@@ -7,834 +7,66 @@
         <w:pStyle w:val="Title"/>
       </w:pPr>
       <w:r>
-        <w:t xml:space="preserve">Spec Completion Roadmap</w:t>
-      </w:r>
-    </w:p>
-    <w:sdt>
-      <w:sdtPr>
-        <w:docPartObj>
-          <w:docPartGallery w:val="Table of Contents"/>
-          <w:docPartUnique/>
-        </w:docPartObj>
-      </w:sdtPr>
-      <w:sdtContent>
-        <w:p>
-          <w:pPr>
-            <w:pStyle w:val="TOCHeading"/>
-          </w:pPr>
-          <w:r>
-            <w:t xml:space="preserve">Table of Contents</w:t>
-          </w:r>
-        </w:p>
-        <w:p>
-          <w:r>
-            <w:fldChar w:fldCharType="begin" w:dirty="true"/>
-            <w:instrText xml:space="preserve">TOC \o "1-3" \h \z \u</w:instrText>
-            <w:fldChar w:fldCharType="separate"/>
-            <w:fldChar w:fldCharType="end"/>
-          </w:r>
-        </w:p>
-      </w:sdtContent>
-    </w:sdt>
-    <w:bookmarkStart w:id="56" w:name="X4e608625374c2be7045041a472da46daa74ca24"/>
+        <w:t xml:space="preserve">Herald</w:t>
+      </w:r>
+    </w:p>
+    <w:p>
+      <w:pPr>
+        <w:pStyle w:val="FirstParagraph"/>
+      </w:pPr>
+      <w:r>
+        <w:drawing>
+          <wp:inline>
+            <wp:extent cx="1625600" cy="1625600"/>
+            <wp:effectExtent b="0" l="0" r="0" t="0"/>
+            <wp:docPr descr="Herald" title="" id="10" name="Picture"/>
+            <a:graphic>
+              <a:graphicData uri="http://schemas.openxmlformats.org/drawingml/2006/picture">
+                <pic:pic>
+                  <pic:nvPicPr>
+                    <pic:cNvPr descr="../../../assets/logo/herald_logo_square_128.png" id="11" name="Picture"/>
+                    <pic:cNvPicPr>
+                      <a:picLocks noChangeArrowheads="1" noChangeAspect="1"/>
+                    </pic:cNvPicPr>
+                  </pic:nvPicPr>
+                  <pic:blipFill>
+                    <a:blip r:embed="rId9"/>
+                    <a:stretch>
+                      <a:fillRect/>
+                    </a:stretch>
+                  </pic:blipFill>
+                  <pic:spPr bwMode="auto">
+                    <a:xfrm>
+                      <a:off x="0" y="0"/>
+                      <a:ext cx="1625600" cy="1625600"/>
+                    </a:xfrm>
+                    <a:prstGeom prst="rect">
+                      <a:avLst/>
+                    </a:prstGeom>
+                    <a:noFill/>
+                    <a:ln w="9525">
+                      <a:noFill/>
+                      <a:headEnd/>
+                      <a:tailEnd/>
+                    </a:ln>
+                  </pic:spPr>
+                </pic:pic>
+              </a:graphicData>
+            </a:graphic>
+          </wp:inline>
+        </w:drawing>
+      </w:r>
+      <w:r>
+        <w:t xml:space="preserve">{width=96px height=96px}</w:t>
+      </w:r>
+    </w:p>
+    <w:bookmarkStart w:id="59" w:name="X129688030d4aafe9bc26cb791988e42cbdf8a75"/>
     <w:p>
       <w:pPr>
         <w:pStyle w:val="Heading1"/>
       </w:pPr>
       <w:r>
         <w:t xml:space="preserve">Spec V3 → fully-implemented Roadmap (Master Design)</w:t>
-      </w:r>
-    </w:p>
-    <w:tbl>
-      <w:tblPr>
-        <w:tblStyle w:val="Table"/>
-        <w:tblW w:type="pct" w:w="5000"/>
-        <w:tblLayout w:type="fixed"/>
-        <w:tblLook w:firstRow="1" w:lastRow="0" w:firstColumn="0" w:lastColumn="0" w:noHBand="0" w:noVBand="0" w:val="0020"/>
-      </w:tblPr>
-      <w:tblGrid>
-        <w:gridCol w:w="3960"/>
-        <w:gridCol w:w="3960"/>
-      </w:tblGrid>
-      <w:tr>
-        <w:trPr>
-          <w:tblHeader w:val="on"/>
-        </w:trPr>
-        <w:tc>
-          <w:tcPr/>
-          <w:p>
-            <w:pPr>
-              <w:pStyle w:val="Compact"/>
-            </w:pPr>
-            <w:r>
-              <w:t xml:space="preserve">Field</w:t>
-            </w:r>
-          </w:p>
-        </w:tc>
-        <w:tc>
-          <w:tcPr/>
-          <w:p>
-            <w:pPr>
-              <w:pStyle w:val="Compact"/>
-            </w:pPr>
-            <w:r>
-              <w:t xml:space="preserve">Value</w:t>
-            </w:r>
-          </w:p>
-        </w:tc>
-      </w:tr>
-      <w:tr>
-        <w:tc>
-          <w:tcPr/>
-          <w:p>
-            <w:pPr>
-              <w:pStyle w:val="Compact"/>
-            </w:pPr>
-            <w:r>
-              <w:t xml:space="preserve">Revision</w:t>
-            </w:r>
-          </w:p>
-        </w:tc>
-        <w:tc>
-          <w:tcPr/>
-          <w:p>
-            <w:pPr>
-              <w:pStyle w:val="Compact"/>
-            </w:pPr>
-            <w:r>
-              <w:t xml:space="preserve">1</w:t>
-            </w:r>
-          </w:p>
-        </w:tc>
-      </w:tr>
-      <w:tr>
-        <w:tc>
-          <w:tcPr/>
-          <w:p>
-            <w:pPr>
-              <w:pStyle w:val="Compact"/>
-            </w:pPr>
-            <w:r>
-              <w:t xml:space="preserve">Created</w:t>
-            </w:r>
-          </w:p>
-        </w:tc>
-        <w:tc>
-          <w:tcPr/>
-          <w:p>
-            <w:pPr>
-              <w:pStyle w:val="Compact"/>
-            </w:pPr>
-            <w:r>
-              <w:t xml:space="preserve">2026-05-20</w:t>
-            </w:r>
-          </w:p>
-        </w:tc>
-      </w:tr>
-      <w:tr>
-        <w:tc>
-          <w:tcPr/>
-          <w:p>
-            <w:pPr>
-              <w:pStyle w:val="Compact"/>
-            </w:pPr>
-            <w:r>
-              <w:t xml:space="preserve">Last modified</w:t>
-            </w:r>
-          </w:p>
-        </w:tc>
-        <w:tc>
-          <w:tcPr/>
-          <w:p>
-            <w:pPr>
-              <w:pStyle w:val="Compact"/>
-            </w:pPr>
-            <w:r>
-              <w:t xml:space="preserve">2026-05-20</w:t>
-            </w:r>
-          </w:p>
-        </w:tc>
-      </w:tr>
-      <w:tr>
-        <w:tc>
-          <w:tcPr/>
-          <w:p>
-            <w:pPr>
-              <w:pStyle w:val="Compact"/>
-            </w:pPr>
-            <w:r>
-              <w:t xml:space="preserve">Status</w:t>
-            </w:r>
-          </w:p>
-        </w:tc>
-        <w:tc>
-          <w:tcPr/>
-          <w:p>
-            <w:pPr>
-              <w:pStyle w:val="Compact"/>
-            </w:pPr>
-            <w:r>
-              <w:t xml:space="preserve">active</w:t>
-            </w:r>
-          </w:p>
-        </w:tc>
-      </w:tr>
-      <w:tr>
-        <w:tc>
-          <w:tcPr/>
-          <w:p>
-            <w:pPr>
-              <w:pStyle w:val="Compact"/>
-            </w:pPr>
-            <w:r>
-              <w:t xml:space="preserve">Status summary</w:t>
-            </w:r>
-          </w:p>
-        </w:tc>
-        <w:tc>
-          <w:tcPr/>
-          <w:p>
-            <w:pPr>
-              <w:pStyle w:val="Compact"/>
-            </w:pPr>
-            <w:r>
-              <w:t xml:space="preserve">Master roadmap that sequences the 45 currently-open HRDs into 4 waves (Storage+Channels+Dispatcher → Flavor scaffolds → §42 Constitution bindings → §43 command catalogue), each gated by per-wave §107 end-user-evidence captured in</w:t>
-            </w:r>
-            <w:r>
-              <w:t xml:space="preserve"> </w:t>
-            </w:r>
-            <w:r>
-              <w:rPr>
-                <w:rStyle w:val="VerbatimChar"/>
-              </w:rPr>
-              <w:t xml:space="preserve">scripts/e2e_bluff_hunt.sh</w:t>
-            </w:r>
-            <w:r>
-              <w:t xml:space="preserve">. Drives Herald from ~35–45% implemented (today) to spec V3 r7 fully implemented. Each wave gets its own implementation plan via</w:t>
-            </w:r>
-            <w:r>
-              <w:t xml:space="preserve"> </w:t>
-            </w:r>
-            <w:r>
-              <w:rPr>
-                <w:rStyle w:val="VerbatimChar"/>
-              </w:rPr>
-              <w:t xml:space="preserve">writing-plans</w:t>
-            </w:r>
-            <w:r>
-              <w:t xml:space="preserve"> </w:t>
-            </w:r>
-            <w:r>
-              <w:t xml:space="preserve">after this master is approved.</w:t>
-            </w:r>
-          </w:p>
-        </w:tc>
-      </w:tr>
-      <w:tr>
-        <w:tc>
-          <w:tcPr/>
-          <w:p>
-            <w:pPr>
-              <w:pStyle w:val="Compact"/>
-            </w:pPr>
-            <w:r>
-              <w:t xml:space="preserve">Issues</w:t>
-            </w:r>
-          </w:p>
-        </w:tc>
-        <w:tc>
-          <w:tcPr/>
-          <w:p>
-            <w:pPr>
-              <w:pStyle w:val="Compact"/>
-            </w:pPr>
-            <w:r>
-              <w:t xml:space="preserve">none</w:t>
-            </w:r>
-          </w:p>
-        </w:tc>
-      </w:tr>
-      <w:tr>
-        <w:tc>
-          <w:tcPr/>
-          <w:p>
-            <w:pPr>
-              <w:pStyle w:val="Compact"/>
-            </w:pPr>
-            <w:r>
-              <w:t xml:space="preserve">Issues summary</w:t>
-            </w:r>
-          </w:p>
-        </w:tc>
-        <w:tc>
-          <w:tcPr/>
-          <w:p>
-            <w:pPr>
-              <w:pStyle w:val="Compact"/>
-            </w:pPr>
-            <w:r>
-              <w:t xml:space="preserve">—</w:t>
-            </w:r>
-          </w:p>
-        </w:tc>
-      </w:tr>
-      <w:tr>
-        <w:tc>
-          <w:tcPr/>
-          <w:p>
-            <w:pPr>
-              <w:pStyle w:val="Compact"/>
-            </w:pPr>
-            <w:r>
-              <w:t xml:space="preserve">Fixed</w:t>
-            </w:r>
-          </w:p>
-        </w:tc>
-        <w:tc>
-          <w:tcPr/>
-          <w:p>
-            <w:pPr>
-              <w:pStyle w:val="Compact"/>
-            </w:pPr>
-            <w:r>
-              <w:t xml:space="preserve">(n/a — design doc)</w:t>
-            </w:r>
-          </w:p>
-        </w:tc>
-      </w:tr>
-      <w:tr>
-        <w:tc>
-          <w:tcPr/>
-          <w:p>
-            <w:pPr>
-              <w:pStyle w:val="Compact"/>
-            </w:pPr>
-            <w:r>
-              <w:t xml:space="preserve">Fixed summary</w:t>
-            </w:r>
-          </w:p>
-        </w:tc>
-        <w:tc>
-          <w:tcPr/>
-          <w:p>
-            <w:pPr>
-              <w:pStyle w:val="Compact"/>
-            </w:pPr>
-            <w:r>
-              <w:t xml:space="preserve">—</w:t>
-            </w:r>
-          </w:p>
-        </w:tc>
-      </w:tr>
-      <w:tr>
-        <w:tc>
-          <w:tcPr/>
-          <w:p>
-            <w:pPr>
-              <w:pStyle w:val="Compact"/>
-            </w:pPr>
-            <w:r>
-              <w:t xml:space="preserve">Continuation</w:t>
-            </w:r>
-          </w:p>
-        </w:tc>
-        <w:tc>
-          <w:tcPr/>
-          <w:p>
-            <w:pPr>
-              <w:pStyle w:val="Compact"/>
-            </w:pPr>
-            <w:r>
-              <w:t xml:space="preserve">After approval, invoke</w:t>
-            </w:r>
-            <w:r>
-              <w:t xml:space="preserve"> </w:t>
-            </w:r>
-            <w:r>
-              <w:rPr>
-                <w:rStyle w:val="VerbatimChar"/>
-              </w:rPr>
-              <w:t xml:space="preserve">superpowers:writing-plans</w:t>
-            </w:r>
-            <w:r>
-              <w:t xml:space="preserve"> </w:t>
-            </w:r>
-            <w:r>
-              <w:t xml:space="preserve">to author the Wave 1 implementation plan. Subsequent waves get their own brainstorm + plan cycles.</w:t>
-            </w:r>
-          </w:p>
-        </w:tc>
-      </w:tr>
-    </w:tbl>
-    <w:bookmarkStart w:id="9" w:name="constitutional-anchors"/>
-    <w:p>
-      <w:pPr>
-        <w:pStyle w:val="Heading2"/>
-      </w:pPr>
-      <w:r>
-        <w:t xml:space="preserve">Constitutional anchors</w:t>
-      </w:r>
-    </w:p>
-    <w:p>
-      <w:pPr>
-        <w:pStyle w:val="FirstParagraph"/>
-      </w:pPr>
-      <w:r>
-        <w:t xml:space="preserve">This design treats the</w:t>
-      </w:r>
-      <w:r>
-        <w:t xml:space="preserve"> </w:t>
-      </w:r>
-      <w:r>
-        <w:rPr>
-          <w:b/>
-          <w:bCs/>
-        </w:rPr>
-        <w:t xml:space="preserve">Herald §107 End-user-usability covenant</w:t>
-      </w:r>
-      <w:r>
-        <w:t xml:space="preserve"> </w:t>
-      </w:r>
-      <w:r>
-        <w:t xml:space="preserve">(commit</w:t>
-      </w:r>
-      <w:r>
-        <w:t xml:space="preserve"> </w:t>
-      </w:r>
-      <w:r>
-        <w:rPr>
-          <w:rStyle w:val="VerbatimChar"/>
-        </w:rPr>
-        <w:t xml:space="preserve">2d4e829</w:t>
-      </w:r>
-      <w:r>
-        <w:t xml:space="preserve">, 2026-05-20) as a structural constraint, not a checklist item. Per §107 (which extends Helix Universal Constitution §11.4 + §11.4.1..§11.4.16), every wave’s</w:t>
-      </w:r>
-      <w:r>
-        <w:t xml:space="preserve"> </w:t>
-      </w:r>
-      <w:r>
-        <w:t xml:space="preserve">“done”</w:t>
-      </w:r>
-      <w:r>
-        <w:t xml:space="preserve"> </w:t>
-      </w:r>
-      <w:r>
-        <w:t xml:space="preserve">gate is captured runtime evidence that an end user of the relevant</w:t>
-      </w:r>
-      <w:r>
-        <w:t xml:space="preserve"> </w:t>
-      </w:r>
-      <w:r>
-        <w:rPr>
-          <w:rStyle w:val="VerbatimChar"/>
-        </w:rPr>
-        <w:t xml:space="preserve">&lt;flavor&gt;herald</w:t>
-      </w:r>
-      <w:r>
-        <w:t xml:space="preserve"> </w:t>
-      </w:r>
-      <w:r>
-        <w:t xml:space="preserve">binary can actually use the feature.</w:t>
-      </w:r>
-    </w:p>
-    <w:p>
-      <w:pPr>
-        <w:pStyle w:val="BodyText"/>
-      </w:pPr>
-      <w:r>
-        <w:t xml:space="preserve">Verbatim operator mandate this design must honor (first declared 2026-04-28, reasserted multiple times across 2026-05):</w:t>
-      </w:r>
-    </w:p>
-    <w:p>
-      <w:pPr>
-        <w:pStyle w:val="BlockText"/>
-      </w:pPr>
-      <w:r>
-        <w:t xml:space="preserve">“all existing tests and Challenges do work in anti-bluff manner - they MUST confirm that all tested codebase really works as expected! We had been in position that all tests do execute with success and all Challenges as well, but in reality the most of the features does not work and can’t be used! This MUST NOT be the case and execution of tests and Challenges MUST guarantee the quality, the completition and full usability by end users of the product! This MUST BE part of Constitution of our project, its CLAUDE.MD and AGENTS.MD if it is not there already, and to be applied to all Submodules’s Constitution, CLAUDE.MD and AGENTS.MD as well (if not there already)!”</w:t>
-      </w:r>
-    </w:p>
-    <w:p>
-      <w:pPr>
-        <w:pStyle w:val="FirstParagraph"/>
-      </w:pPr>
-      <w:r>
-        <w:t xml:space="preserve">The mandate is fully propagated as of commit</w:t>
-      </w:r>
-      <w:r>
-        <w:t xml:space="preserve"> </w:t>
-      </w:r>
-      <w:r>
-        <w:rPr>
-          <w:rStyle w:val="VerbatimChar"/>
-        </w:rPr>
-        <w:t xml:space="preserve">2d4e829</w:t>
-      </w:r>
-      <w:r>
-        <w:t xml:space="preserve">:</w:t>
-      </w:r>
-    </w:p>
-    <w:p>
-      <w:pPr>
-        <w:pStyle w:val="Compact"/>
-        <w:numPr>
-          <w:ilvl w:val="0"/>
-          <w:numId w:val="1001"/>
-        </w:numPr>
-      </w:pPr>
-      <w:r>
-        <w:t xml:space="preserve">Helix Constitution root (read-only from Herald per §104): ✅ verbatim quote present</w:t>
-      </w:r>
-    </w:p>
-    <w:p>
-      <w:pPr>
-        <w:pStyle w:val="Compact"/>
-        <w:numPr>
-          <w:ilvl w:val="0"/>
-          <w:numId w:val="1001"/>
-        </w:numPr>
-      </w:pPr>
-      <w:r>
-        <w:t xml:space="preserve">All 10 vendored submodules (</w:t>
-      </w:r>
-      <w:r>
-        <w:rPr>
-          <w:rStyle w:val="VerbatimChar"/>
-        </w:rPr>
-        <w:t xml:space="preserve">submodules/*</w:t>
-      </w:r>
-      <w:r>
-        <w:t xml:space="preserve"> </w:t>
-      </w:r>
-      <w:r>
-        <w:t xml:space="preserve">+</w:t>
-      </w:r>
-      <w:r>
-        <w:t xml:space="preserve"> </w:t>
-      </w:r>
-      <w:r>
-        <w:rPr>
-          <w:rStyle w:val="VerbatimChar"/>
-        </w:rPr>
-        <w:t xml:space="preserve">containers/</w:t>
-      </w:r>
-      <w:r>
-        <w:t xml:space="preserve">): ✅ verbatim quote present (multiple times each)</w:t>
-      </w:r>
-    </w:p>
-    <w:p>
-      <w:pPr>
-        <w:pStyle w:val="Compact"/>
-        <w:numPr>
-          <w:ilvl w:val="0"/>
-          <w:numId w:val="1001"/>
-        </w:numPr>
-      </w:pPr>
-      <w:r>
-        <w:t xml:space="preserve">Herald root (CLAUDE.md, AGENTS.md, HERALD_CONSTITUTION.md §107): ✅ verbatim quote present (added 2026-05-20)</w:t>
-      </w:r>
-    </w:p>
-    <w:p>
-      <w:pPr>
-        <w:pStyle w:val="Compact"/>
-        <w:numPr>
-          <w:ilvl w:val="0"/>
-          <w:numId w:val="1001"/>
-        </w:numPr>
-      </w:pPr>
-      <w:r>
-        <w:t xml:space="preserve">Inheritance gate I8a/b/c: ✅ asserts the verbatim anchor in all three Herald root docs</w:t>
-      </w:r>
-    </w:p>
-    <w:p>
-      <w:pPr>
-        <w:pStyle w:val="Compact"/>
-        <w:numPr>
-          <w:ilvl w:val="0"/>
-          <w:numId w:val="1001"/>
-        </w:numPr>
-      </w:pPr>
-      <w:r>
-        <w:t xml:space="preserve">Paired §1.1 mutation meta-test (</w:t>
-      </w:r>
-      <w:r>
-        <w:rPr>
-          <w:rStyle w:val="VerbatimChar"/>
-        </w:rPr>
-        <w:t xml:space="preserve">tests/test_i8_usability_meta.sh</w:t>
-      </w:r>
-      <w:r>
-        <w:t xml:space="preserve">): ✅ 5/5 PASS — proves I8 is not itself a bluff</w:t>
-      </w:r>
-    </w:p>
-    <w:p>
-      <w:pPr>
-        <w:pStyle w:val="FirstParagraph"/>
-      </w:pPr>
-      <w:r>
-        <w:t xml:space="preserve">A future regression that silently weakens the mandate WILL turn the inheritance gate red. The roadmap inherits this guarantee.</w:t>
-      </w:r>
-    </w:p>
-    <w:bookmarkEnd w:id="9"/>
-    <w:bookmarkStart w:id="10" w:name="table-of-contents"/>
-    <w:p>
-      <w:pPr>
-        <w:pStyle w:val="Heading2"/>
-      </w:pPr>
-      <w:r>
-        <w:t xml:space="preserve">Table of contents</w:t>
-      </w:r>
-    </w:p>
-    <w:p>
-      <w:pPr>
-        <w:pStyle w:val="Compact"/>
-        <w:numPr>
-          <w:ilvl w:val="0"/>
-          <w:numId w:val="1002"/>
-        </w:numPr>
-      </w:pPr>
-      <w:hyperlink w:anchor="constitutional-anchors">
-        <w:r>
-          <w:rPr>
-            <w:rStyle w:val="Hyperlink"/>
-          </w:rPr>
-          <w:t xml:space="preserve">Constitutional anchors</w:t>
-        </w:r>
-      </w:hyperlink>
-    </w:p>
-    <w:p>
-      <w:pPr>
-        <w:pStyle w:val="Compact"/>
-        <w:numPr>
-          <w:ilvl w:val="0"/>
-          <w:numId w:val="1002"/>
-        </w:numPr>
-      </w:pPr>
-      <w:hyperlink w:anchor="starting-state-2026-05-20">
-        <w:r>
-          <w:rPr>
-            <w:rStyle w:val="Hyperlink"/>
-          </w:rPr>
-          <w:t xml:space="preserve">Starting state (2026-05-20)</w:t>
-        </w:r>
-      </w:hyperlink>
-    </w:p>
-    <w:p>
-      <w:pPr>
-        <w:pStyle w:val="Compact"/>
-        <w:numPr>
-          <w:ilvl w:val="0"/>
-          <w:numId w:val="1002"/>
-        </w:numPr>
-      </w:pPr>
-      <w:hyperlink w:anchor="wave-overview">
-        <w:r>
-          <w:rPr>
-            <w:rStyle w:val="Hyperlink"/>
-          </w:rPr>
-          <w:t xml:space="preserve">Wave overview</w:t>
-        </w:r>
-      </w:hyperlink>
-    </w:p>
-    <w:p>
-      <w:pPr>
-        <w:pStyle w:val="Compact"/>
-        <w:numPr>
-          <w:ilvl w:val="0"/>
-          <w:numId w:val="1002"/>
-        </w:numPr>
-      </w:pPr>
-      <w:hyperlink w:anchor="Xd7394620633593e15f92f74f53c31c5f06ace96">
-        <w:r>
-          <w:rPr>
-            <w:rStyle w:val="Hyperlink"/>
-          </w:rPr>
-          <w:t xml:space="preserve">Wave 1 — Storage + first user-visible feature</w:t>
-        </w:r>
-      </w:hyperlink>
-    </w:p>
-    <w:p>
-      <w:pPr>
-        <w:pStyle w:val="Compact"/>
-        <w:numPr>
-          <w:ilvl w:val="0"/>
-          <w:numId w:val="1002"/>
-        </w:numPr>
-      </w:pPr>
-      <w:hyperlink w:anchor="X1fadb46c33cff0e5677ef35c289b39ce4d4f774">
-        <w:r>
-          <w:rPr>
-            <w:rStyle w:val="Hyperlink"/>
-          </w:rPr>
-          <w:t xml:space="preserve">Wave 2 — Flavor scaffolds (6 honest-stub binaries)</w:t>
-        </w:r>
-      </w:hyperlink>
-    </w:p>
-    <w:p>
-      <w:pPr>
-        <w:pStyle w:val="Compact"/>
-        <w:numPr>
-          <w:ilvl w:val="0"/>
-          <w:numId w:val="1002"/>
-        </w:numPr>
-      </w:pPr>
-      <w:hyperlink w:anchor="X0b94e7a2a81d99f45784ea5ca2b7a428f3b45f7">
-        <w:r>
-          <w:rPr>
-            <w:rStyle w:val="Hyperlink"/>
-          </w:rPr>
-          <w:t xml:space="preserve">Wave 3 — §42 Constitution binding rollout (HRD-018..028)</w:t>
-        </w:r>
-      </w:hyperlink>
-    </w:p>
-    <w:p>
-      <w:pPr>
-        <w:pStyle w:val="Compact"/>
-        <w:numPr>
-          <w:ilvl w:val="0"/>
-          <w:numId w:val="1002"/>
-        </w:numPr>
-      </w:pPr>
-      <w:hyperlink w:anchor="X40cafc8ea091ba3d77543505f822da1d5dab927">
-        <w:r>
-          <w:rPr>
-            <w:rStyle w:val="Hyperlink"/>
-          </w:rPr>
-          <w:t xml:space="preserve">Wave 4 — §43 Constitution-derived command catalogue (HRD-029..056)</w:t>
-        </w:r>
-      </w:hyperlink>
-    </w:p>
-    <w:p>
-      <w:pPr>
-        <w:pStyle w:val="Compact"/>
-        <w:numPr>
-          <w:ilvl w:val="0"/>
-          <w:numId w:val="1002"/>
-        </w:numPr>
-      </w:pPr>
-      <w:hyperlink w:anchor="cross-cutting-design-constraints">
-        <w:r>
-          <w:rPr>
-            <w:rStyle w:val="Hyperlink"/>
-          </w:rPr>
-          <w:t xml:space="preserve">Cross-cutting design constraints</w:t>
-        </w:r>
-      </w:hyperlink>
-    </w:p>
-    <w:p>
-      <w:pPr>
-        <w:pStyle w:val="Compact"/>
-        <w:numPr>
-          <w:ilvl w:val="0"/>
-          <w:numId w:val="1002"/>
-        </w:numPr>
-      </w:pPr>
-      <w:hyperlink w:anchor="Xfb99e95dc6b7f8364fd5e846fdba5fd9afadb6c">
-        <w:r>
-          <w:rPr>
-            <w:rStyle w:val="Hyperlink"/>
-          </w:rPr>
-          <w:t xml:space="preserve">Anti-bluff trap matrix (summary across all waves)</w:t>
-        </w:r>
-      </w:hyperlink>
-    </w:p>
-    <w:p>
-      <w:pPr>
-        <w:pStyle w:val="Compact"/>
-        <w:numPr>
-          <w:ilvl w:val="0"/>
-          <w:numId w:val="1002"/>
-        </w:numPr>
-      </w:pPr>
-      <w:hyperlink w:anchor="roadmap-totals">
-        <w:r>
-          <w:rPr>
-            <w:rStyle w:val="Hyperlink"/>
-          </w:rPr>
-          <w:t xml:space="preserve">Roadmap totals</w:t>
-        </w:r>
-      </w:hyperlink>
-    </w:p>
-    <w:p>
-      <w:pPr>
-        <w:pStyle w:val="Compact"/>
-        <w:numPr>
-          <w:ilvl w:val="0"/>
-          <w:numId w:val="1002"/>
-        </w:numPr>
-      </w:pPr>
-      <w:hyperlink w:anchor="Xe40393806c65e5917c121adc5122da7b0273470">
-        <w:r>
-          <w:rPr>
-            <w:rStyle w:val="Hyperlink"/>
-          </w:rPr>
-          <w:t xml:space="preserve">Open questions / decisions deferred to per-wave designs</w:t>
-        </w:r>
-      </w:hyperlink>
-    </w:p>
-    <w:p>
-      <w:pPr>
-        <w:pStyle w:val="Compact"/>
-        <w:numPr>
-          <w:ilvl w:val="0"/>
-          <w:numId w:val="1002"/>
-        </w:numPr>
-      </w:pPr>
-      <w:hyperlink w:anchor="next-steps-after-approval">
-        <w:r>
-          <w:rPr>
-            <w:rStyle w:val="Hyperlink"/>
-          </w:rPr>
-          <w:t xml:space="preserve">Next steps after approval</w:t>
-        </w:r>
-      </w:hyperlink>
-    </w:p>
-    <w:bookmarkEnd w:id="10"/>
-    <w:bookmarkStart w:id="11" w:name="starting-state-2026-05-20"/>
-    <w:p>
-      <w:pPr>
-        <w:pStyle w:val="Heading2"/>
-      </w:pPr>
-      <w:r>
-        <w:t xml:space="preserve">Starting state (2026-05-20)</w:t>
-      </w:r>
-    </w:p>
-    <w:p>
-      <w:pPr>
-        <w:pStyle w:val="FirstParagraph"/>
-      </w:pPr>
-      <w:r>
-        <w:t xml:space="preserve">Per</w:t>
-      </w:r>
-      <w:r>
-        <w:t xml:space="preserve"> </w:t>
-      </w:r>
-      <w:r>
-        <w:rPr>
-          <w:rStyle w:val="VerbatimChar"/>
-        </w:rPr>
-        <w:t xml:space="preserve">docs/Status.md</w:t>
-      </w:r>
-      <w:r>
-        <w:t xml:space="preserve"> </w:t>
-      </w:r>
-      <w:r>
-        <w:t xml:space="preserve">r6 +</w:t>
-      </w:r>
-      <w:r>
-        <w:t xml:space="preserve"> </w:t>
-      </w:r>
-      <w:r>
-        <w:rPr>
-          <w:rStyle w:val="VerbatimChar"/>
-        </w:rPr>
-        <w:t xml:space="preserve">docs/Issues.md</w:t>
-      </w:r>
-      <w:r>
-        <w:t xml:space="preserve"> </w:t>
-      </w:r>
-      <w:r>
-        <w:t xml:space="preserve">r4:</w:t>
       </w:r>
     </w:p>
     <w:tbl>
@@ -858,7 +90,7 @@
               <w:pStyle w:val="Compact"/>
             </w:pPr>
             <w:r>
-              <w:t xml:space="preserve">Metric</w:t>
+              <w:t xml:space="preserve">Field</w:t>
             </w:r>
           </w:p>
         </w:tc>
@@ -882,18 +114,18 @@
               <w:pStyle w:val="Compact"/>
             </w:pPr>
             <w:r>
-              <w:t xml:space="preserve">Spec lines</w:t>
-            </w:r>
-          </w:p>
-        </w:tc>
-        <w:tc>
-          <w:tcPr/>
-          <w:p>
-            <w:pPr>
-              <w:pStyle w:val="Compact"/>
-            </w:pPr>
-            <w:r>
-              <w:t xml:space="preserve">4,758 (V3 r7)</w:t>
+              <w:t xml:space="preserve">Revision</w:t>
+            </w:r>
+          </w:p>
+        </w:tc>
+        <w:tc>
+          <w:tcPr/>
+          <w:p>
+            <w:pPr>
+              <w:pStyle w:val="Compact"/>
+            </w:pPr>
+            <w:r>
+              <w:t xml:space="preserve">1</w:t>
             </w:r>
           </w:p>
         </w:tc>
@@ -906,18 +138,18 @@
               <w:pStyle w:val="Compact"/>
             </w:pPr>
             <w:r>
-              <w:t xml:space="preserve">Spec sections</w:t>
-            </w:r>
-          </w:p>
-        </w:tc>
-        <w:tc>
-          <w:tcPr/>
-          <w:p>
-            <w:pPr>
-              <w:pStyle w:val="Compact"/>
-            </w:pPr>
-            <w:r>
-              <w:t xml:space="preserve">39 (§1..§44 with archive renumbering)</w:t>
+              <w:t xml:space="preserve">Created</w:t>
+            </w:r>
+          </w:p>
+        </w:tc>
+        <w:tc>
+          <w:tcPr/>
+          <w:p>
+            <w:pPr>
+              <w:pStyle w:val="Compact"/>
+            </w:pPr>
+            <w:r>
+              <w:t xml:space="preserve">2026-05-20</w:t>
             </w:r>
           </w:p>
         </w:tc>
@@ -930,18 +162,18 @@
               <w:pStyle w:val="Compact"/>
             </w:pPr>
             <w:r>
-              <w:t xml:space="preserve">Open HRDs</w:t>
-            </w:r>
-          </w:p>
-        </w:tc>
-        <w:tc>
-          <w:tcPr/>
-          <w:p>
-            <w:pPr>
-              <w:pStyle w:val="Compact"/>
-            </w:pPr>
-            <w:r>
-              <w:t xml:space="preserve">45</w:t>
+              <w:t xml:space="preserve">Last modified</w:t>
+            </w:r>
+          </w:p>
+        </w:tc>
+        <w:tc>
+          <w:tcPr/>
+          <w:p>
+            <w:pPr>
+              <w:pStyle w:val="Compact"/>
+            </w:pPr>
+            <w:r>
+              <w:t xml:space="preserve">2026-05-20</w:t>
             </w:r>
           </w:p>
         </w:tc>
@@ -954,18 +186,18 @@
               <w:pStyle w:val="Compact"/>
             </w:pPr>
             <w:r>
-              <w:t xml:space="preserve">Closed HRDs</w:t>
-            </w:r>
-          </w:p>
-        </w:tc>
-        <w:tc>
-          <w:tcPr/>
-          <w:p>
-            <w:pPr>
-              <w:pStyle w:val="Compact"/>
-            </w:pPr>
-            <w:r>
-              <w:t xml:space="preserve">13</w:t>
+              <w:t xml:space="preserve">Status</w:t>
+            </w:r>
+          </w:p>
+        </w:tc>
+        <w:tc>
+          <w:tcPr/>
+          <w:p>
+            <w:pPr>
+              <w:pStyle w:val="Compact"/>
+            </w:pPr>
+            <w:r>
+              <w:t xml:space="preserve">active</w:t>
             </w:r>
           </w:p>
         </w:tc>
@@ -978,18 +210,45 @@
               <w:pStyle w:val="Compact"/>
             </w:pPr>
             <w:r>
-              <w:t xml:space="preserve">Estimated weighted completion</w:t>
-            </w:r>
-          </w:p>
-        </w:tc>
-        <w:tc>
-          <w:tcPr/>
-          <w:p>
-            <w:pPr>
-              <w:pStyle w:val="Compact"/>
-            </w:pPr>
-            <w:r>
-              <w:t xml:space="preserve">~35–45%</w:t>
+              <w:t xml:space="preserve">Status summary</w:t>
+            </w:r>
+          </w:p>
+        </w:tc>
+        <w:tc>
+          <w:tcPr/>
+          <w:p>
+            <w:pPr>
+              <w:pStyle w:val="Compact"/>
+            </w:pPr>
+            <w:r>
+              <w:t xml:space="preserve">Master roadmap that sequences the 45 currently-open HRDs into 4 waves (Storage+Channels+Dispatcher → Flavor scaffolds → §42 Constitution bindings → §43 command catalogue), each gated by per-wave §107 end-user-evidence captured in</w:t>
+            </w:r>
+            <w:r>
+              <w:t xml:space="preserve"> </w:t>
+            </w:r>
+            <w:r>
+              <w:rPr>
+                <w:rStyle w:val="VerbatimChar"/>
+              </w:rPr>
+              <w:t xml:space="preserve">scripts/e2e_bluff_hunt.sh</w:t>
+            </w:r>
+            <w:r>
+              <w:t xml:space="preserve">. Drives Herald from ~35–45% implemented (today) to spec V3 r7 fully implemented. Each wave gets its own implementation plan via</w:t>
+            </w:r>
+            <w:r>
+              <w:t xml:space="preserve"> </w:t>
+            </w:r>
+            <w:r>
+              <w:rPr>
+                <w:rStyle w:val="VerbatimChar"/>
+              </w:rPr>
+              <w:t xml:space="preserve">writing-plans</w:t>
+            </w:r>
+            <w:r>
+              <w:t xml:space="preserve"> </w:t>
+            </w:r>
+            <w:r>
+              <w:t xml:space="preserve">after this master is approved.</w:t>
             </w:r>
           </w:p>
         </w:tc>
@@ -1002,27 +261,18 @@
               <w:pStyle w:val="Compact"/>
             </w:pPr>
             <w:r>
-              <w:rPr>
-                <w:rStyle w:val="VerbatimChar"/>
-              </w:rPr>
-              <w:t xml:space="preserve">e2e_bluff_hunt.sh</w:t>
-            </w:r>
-            <w:r>
-              <w:t xml:space="preserve"> </w:t>
-            </w:r>
-            <w:r>
-              <w:t xml:space="preserve">invariants</w:t>
-            </w:r>
-          </w:p>
-        </w:tc>
-        <w:tc>
-          <w:tcPr/>
-          <w:p>
-            <w:pPr>
-              <w:pStyle w:val="Compact"/>
-            </w:pPr>
-            <w:r>
-              <w:t xml:space="preserve">15 PASS / 0 FAIL</w:t>
+              <w:t xml:space="preserve">Issues</w:t>
+            </w:r>
+          </w:p>
+        </w:tc>
+        <w:tc>
+          <w:tcPr/>
+          <w:p>
+            <w:pPr>
+              <w:pStyle w:val="Compact"/>
+            </w:pPr>
+            <w:r>
+              <w:t xml:space="preserve">none</w:t>
             </w:r>
           </w:p>
         </w:tc>
@@ -1035,18 +285,18 @@
               <w:pStyle w:val="Compact"/>
             </w:pPr>
             <w:r>
-              <w:t xml:space="preserve">Inheritance gate invariants</w:t>
-            </w:r>
-          </w:p>
-        </w:tc>
-        <w:tc>
-          <w:tcPr/>
-          <w:p>
-            <w:pPr>
-              <w:pStyle w:val="Compact"/>
-            </w:pPr>
-            <w:r>
-              <w:t xml:space="preserve">15 PASS / 0 FAIL</w:t>
+              <w:t xml:space="preserve">Issues summary</w:t>
+            </w:r>
+          </w:p>
+        </w:tc>
+        <w:tc>
+          <w:tcPr/>
+          <w:p>
+            <w:pPr>
+              <w:pStyle w:val="Compact"/>
+            </w:pPr>
+            <w:r>
+              <w:t xml:space="preserve">—</w:t>
             </w:r>
           </w:p>
         </w:tc>
@@ -1059,18 +309,18 @@
               <w:pStyle w:val="Compact"/>
             </w:pPr>
             <w:r>
-              <w:t xml:space="preserve">Anti-bluff audit</w:t>
-            </w:r>
-          </w:p>
-        </w:tc>
-        <w:tc>
-          <w:tcPr/>
-          <w:p>
-            <w:pPr>
-              <w:pStyle w:val="Compact"/>
-            </w:pPr>
-            <w:r>
-              <w:t xml:space="preserve">14 PASS / 0 FAIL</w:t>
+              <w:t xml:space="preserve">Fixed</w:t>
+            </w:r>
+          </w:p>
+        </w:tc>
+        <w:tc>
+          <w:tcPr/>
+          <w:p>
+            <w:pPr>
+              <w:pStyle w:val="Compact"/>
+            </w:pPr>
+            <w:r>
+              <w:t xml:space="preserve">(n/a — design doc)</w:t>
             </w:r>
           </w:p>
         </w:tc>
@@ -1083,27 +333,18 @@
               <w:pStyle w:val="Compact"/>
             </w:pPr>
             <w:r>
-              <w:t xml:space="preserve">Flavor binaries built</w:t>
-            </w:r>
-          </w:p>
-        </w:tc>
-        <w:tc>
-          <w:tcPr/>
-          <w:p>
-            <w:pPr>
-              <w:pStyle w:val="Compact"/>
-            </w:pPr>
-            <w:r>
-              <w:t xml:space="preserve">1 (</w:t>
-            </w:r>
-            <w:r>
-              <w:rPr>
-                <w:rStyle w:val="VerbatimChar"/>
-              </w:rPr>
-              <w:t xml:space="preserve">pherald</w:t>
-            </w:r>
-            <w:r>
-              <w:t xml:space="preserve">)</w:t>
+              <w:t xml:space="preserve">Fixed summary</w:t>
+            </w:r>
+          </w:p>
+        </w:tc>
+        <w:tc>
+          <w:tcPr/>
+          <w:p>
+            <w:pPr>
+              <w:pStyle w:val="Compact"/>
+            </w:pPr>
+            <w:r>
+              <w:t xml:space="preserve">—</w:t>
             </w:r>
           </w:p>
         </w:tc>
@@ -1116,508 +357,501 @@
               <w:pStyle w:val="Compact"/>
             </w:pPr>
             <w:r>
-              <w:t xml:space="preserve">Foundation milestones landed</w:t>
-            </w:r>
-          </w:p>
-        </w:tc>
-        <w:tc>
-          <w:tcPr/>
-          <w:p>
-            <w:pPr>
-              <w:pStyle w:val="Compact"/>
-            </w:pPr>
-            <w:r>
-              <w:t xml:space="preserve">M1 + M2 + M3</w:t>
-            </w:r>
-          </w:p>
-        </w:tc>
-      </w:tr>
-      <w:tr>
-        <w:tc>
-          <w:tcPr/>
-          <w:p>
-            <w:pPr>
-              <w:pStyle w:val="Compact"/>
-            </w:pPr>
-            <w:r>
-              <w:t xml:space="preserve">Live user-visible features</w:t>
-            </w:r>
-          </w:p>
-        </w:tc>
-        <w:tc>
-          <w:tcPr/>
-          <w:p>
-            <w:pPr>
-              <w:pStyle w:val="Compact"/>
-            </w:pPr>
-            <w:r>
-              <w:t xml:space="preserve">7 (per E1..E13 in</w:t>
-            </w:r>
-            <w:r>
-              <w:t xml:space="preserve"> </w:t>
-            </w:r>
-            <w:r>
-              <w:rPr>
-                <w:rStyle w:val="VerbatimChar"/>
-              </w:rPr>
-              <w:t xml:space="preserve">e2e_bluff_hunt.sh</w:t>
-            </w:r>
-            <w:r>
-              <w:t xml:space="preserve">)</w:t>
+              <w:t xml:space="preserve">Continuation</w:t>
+            </w:r>
+          </w:p>
+        </w:tc>
+        <w:tc>
+          <w:tcPr/>
+          <w:p>
+            <w:pPr>
+              <w:pStyle w:val="Compact"/>
+            </w:pPr>
+            <w:r>
+              <w:t xml:space="preserve">After approval, invoke</w:t>
+            </w:r>
+            <w:r>
+              <w:t xml:space="preserve"> </w:t>
+            </w:r>
+            <w:r>
+              <w:rPr>
+                <w:rStyle w:val="VerbatimChar"/>
+              </w:rPr>
+              <w:t xml:space="preserve">superpowers:writing-plans</w:t>
+            </w:r>
+            <w:r>
+              <w:t xml:space="preserve"> </w:t>
+            </w:r>
+            <w:r>
+              <w:t xml:space="preserve">to author the Wave 1 implementation plan. Subsequent waves get their own brainstorm + plan cycles.</w:t>
             </w:r>
           </w:p>
         </w:tc>
       </w:tr>
     </w:tbl>
-    <w:bookmarkEnd w:id="11"/>
-    <w:bookmarkStart w:id="13" w:name="wave-overview"/>
+    <w:bookmarkStart w:id="12" w:name="constitutional-anchors"/>
     <w:p>
       <w:pPr>
         <w:pStyle w:val="Heading2"/>
       </w:pPr>
       <w:r>
-        <w:t xml:space="preserve">Wave overview</w:t>
-      </w:r>
-    </w:p>
-    <w:p>
-      <w:pPr>
-        <w:pStyle w:val="SourceCode"/>
-      </w:pPr>
-      <w:r>
-        <w:rPr>
-          <w:rStyle w:val="VerbatimChar"/>
-        </w:rPr>
-        <w:t xml:space="preserve">   ┌─────────────────────────────────────────────────────────────────┐</w:t>
-      </w:r>
-      <w:r>
-        <w:br/>
-      </w:r>
-      <w:r>
-        <w:rPr>
-          <w:rStyle w:val="VerbatimChar"/>
-        </w:rPr>
-        <w:t xml:space="preserve">   │ DONE  Foundation M1 + M2 + M3  (commit history through 2d4e829) │</w:t>
-      </w:r>
-      <w:r>
-        <w:br/>
-      </w:r>
-      <w:r>
-        <w:rPr>
-          <w:rStyle w:val="VerbatimChar"/>
-        </w:rPr>
-        <w:t xml:space="preserve">   │       commons_constitution + Postgres+RLS + Gin REST surface    │</w:t>
-      </w:r>
-      <w:r>
-        <w:br/>
-      </w:r>
-      <w:r>
-        <w:rPr>
-          <w:rStyle w:val="VerbatimChar"/>
-        </w:rPr>
-        <w:t xml:space="preserve">   └─────────────────────────────────────────────────────────────────┘</w:t>
-      </w:r>
-      <w:r>
-        <w:br/>
-      </w:r>
-      <w:r>
-        <w:rPr>
-          <w:rStyle w:val="VerbatimChar"/>
-        </w:rPr>
-        <w:t xml:space="preserve">                                  │</w:t>
-      </w:r>
-      <w:r>
-        <w:br/>
-      </w:r>
-      <w:r>
-        <w:rPr>
-          <w:rStyle w:val="VerbatimChar"/>
-        </w:rPr>
-        <w:t xml:space="preserve">                                  ▼</w:t>
-      </w:r>
-      <w:r>
-        <w:br/>
-      </w:r>
-      <w:r>
-        <w:rPr>
-          <w:rStyle w:val="VerbatimChar"/>
-        </w:rPr>
-        <w:t xml:space="preserve">   ┌─ WAVE 1: Live persistence + first user feature ───────────────────────────────────┐</w:t>
-      </w:r>
-      <w:r>
-        <w:br/>
-      </w:r>
-      <w:r>
-        <w:rPr>
-          <w:rStyle w:val="VerbatimChar"/>
-        </w:rPr>
-        <w:t xml:space="preserve">   │  HRD-010 commons_storage live (pgx + River + Redis ACL)                          │</w:t>
-      </w:r>
-      <w:r>
-        <w:br/>
-      </w:r>
-      <w:r>
-        <w:rPr>
-          <w:rStyle w:val="VerbatimChar"/>
-        </w:rPr>
-        <w:t xml:space="preserve">   │  HRD-011 Telegram channel live (telebot SDK + webhook secret_token)              │</w:t>
-      </w:r>
-      <w:r>
-        <w:br/>
-      </w:r>
-      <w:r>
-        <w:rPr>
-          <w:rStyle w:val="VerbatimChar"/>
-        </w:rPr>
-        <w:t xml:space="preserve">   │  HRD-012 Claude Code dispatcher live (claude --resume + &lt;&lt;&lt;HERALD-REPLY&gt;&gt;&gt;)      │</w:t>
-      </w:r>
-      <w:r>
-        <w:br/>
-      </w:r>
-      <w:r>
-        <w:rPr>
-          <w:rStyle w:val="VerbatimChar"/>
-        </w:rPr>
-        <w:t xml:space="preserve">   │  HRD-008 Operator quickstart e2e validation (already in_progress)                │</w:t>
-      </w:r>
-      <w:r>
-        <w:br/>
-      </w:r>
-      <w:r>
-        <w:rPr>
-          <w:rStyle w:val="VerbatimChar"/>
-        </w:rPr>
-        <w:t xml:space="preserve">   │  §107: real Telegram msg in → Claude Code reply out → DB-persisted evidence      │</w:t>
-      </w:r>
-      <w:r>
-        <w:br/>
-      </w:r>
-      <w:r>
-        <w:rPr>
-          <w:rStyle w:val="VerbatimChar"/>
-        </w:rPr>
-        <w:t xml:space="preserve">   │  e2e_bluff_hunt: +5 invariants (E14-E18). Total 20.                              │</w:t>
-      </w:r>
-      <w:r>
-        <w:br/>
-      </w:r>
-      <w:r>
-        <w:rPr>
-          <w:rStyle w:val="VerbatimChar"/>
-        </w:rPr>
-        <w:t xml:space="preserve">   └────────────────────────────────────────────────────────────────────────────────────┘</w:t>
-      </w:r>
-      <w:r>
-        <w:br/>
-      </w:r>
-      <w:r>
-        <w:rPr>
-          <w:rStyle w:val="VerbatimChar"/>
-        </w:rPr>
-        <w:t xml:space="preserve">                                  │</w:t>
-      </w:r>
-      <w:r>
-        <w:br/>
-      </w:r>
-      <w:r>
-        <w:rPr>
-          <w:rStyle w:val="VerbatimChar"/>
-        </w:rPr>
-        <w:t xml:space="preserve">                                  ▼</w:t>
-      </w:r>
-      <w:r>
-        <w:br/>
-      </w:r>
-      <w:r>
-        <w:rPr>
-          <w:rStyle w:val="VerbatimChar"/>
-        </w:rPr>
-        <w:t xml:space="preserve">   ┌─ WAVE 2: Flavor scaffolds (6 honest-stub binaries) ───────────────────────────────┐</w:t>
-      </w:r>
-      <w:r>
-        <w:br/>
-      </w:r>
-      <w:r>
-        <w:rPr>
-          <w:rStyle w:val="VerbatimChar"/>
-        </w:rPr>
-        <w:t xml:space="preserve">   │  sherald / cherald / bherald / rherald / iherald / scherald                       │</w:t>
-      </w:r>
-      <w:r>
-        <w:br/>
-      </w:r>
-      <w:r>
-        <w:rPr>
-          <w:rStyle w:val="VerbatimChar"/>
-        </w:rPr>
-        <w:t xml:space="preserve">   │  §107: each version --json works; cherald + iherald serve healthz                 │</w:t>
-      </w:r>
-      <w:r>
-        <w:br/>
-      </w:r>
-      <w:r>
-        <w:rPr>
-          <w:rStyle w:val="VerbatimChar"/>
-        </w:rPr>
-        <w:t xml:space="preserve">   │  e2e_bluff_hunt: +10 invariants (E19-E28). Total 30.                              │</w:t>
-      </w:r>
-      <w:r>
-        <w:br/>
-      </w:r>
-      <w:r>
-        <w:rPr>
-          <w:rStyle w:val="VerbatimChar"/>
-        </w:rPr>
-        <w:t xml:space="preserve">   └────────────────────────────────────────────────────────────────────────────────────┘</w:t>
-      </w:r>
-      <w:r>
-        <w:br/>
-      </w:r>
-      <w:r>
-        <w:rPr>
-          <w:rStyle w:val="VerbatimChar"/>
-        </w:rPr>
-        <w:t xml:space="preserve">                                  │</w:t>
-      </w:r>
-      <w:r>
-        <w:br/>
-      </w:r>
-      <w:r>
-        <w:rPr>
-          <w:rStyle w:val="VerbatimChar"/>
-        </w:rPr>
-        <w:t xml:space="preserve">                                  ▼</w:t>
-      </w:r>
-      <w:r>
-        <w:br/>
-      </w:r>
-      <w:r>
-        <w:rPr>
-          <w:rStyle w:val="VerbatimChar"/>
-        </w:rPr>
-        <w:t xml:space="preserve">   ┌─ WAVE 3: §42 Constitution bindings (HRD-018..028, 11 HRDs) ───────────────────────┐</w:t>
-      </w:r>
-      <w:r>
-        <w:br/>
-      </w:r>
-      <w:r>
-        <w:rPr>
-          <w:rStyle w:val="VerbatimChar"/>
-        </w:rPr>
-        <w:t xml:space="preserve">   │  3a HIGH    HRD-018, 019, 020                                                     │</w:t>
-      </w:r>
-      <w:r>
-        <w:br/>
-      </w:r>
-      <w:r>
-        <w:rPr>
-          <w:rStyle w:val="VerbatimChar"/>
-        </w:rPr>
-        <w:t xml:space="preserve">   │  3b MIDDLE  HRD-021, 022, 023, 024, 026, 027                                      │</w:t>
-      </w:r>
-      <w:r>
-        <w:br/>
-      </w:r>
-      <w:r>
-        <w:rPr>
-          <w:rStyle w:val="VerbatimChar"/>
-        </w:rPr>
-        <w:t xml:space="preserve">   │  3c LOW     HRD-025, 028                                                          │</w:t>
-      </w:r>
-      <w:r>
-        <w:br/>
-      </w:r>
-      <w:r>
-        <w:rPr>
-          <w:rStyle w:val="VerbatimChar"/>
-        </w:rPr>
-        <w:t xml:space="preserve">   │  §107: each binding's trigger condition fires → CloudEvent emitted → DB row       │</w:t>
-      </w:r>
-      <w:r>
-        <w:br/>
-      </w:r>
-      <w:r>
-        <w:rPr>
-          <w:rStyle w:val="VerbatimChar"/>
-        </w:rPr>
-        <w:t xml:space="preserve">   │  e2e_bluff_hunt: +13 invariants (E29-E41). Total 43.                              │</w:t>
-      </w:r>
-      <w:r>
-        <w:br/>
-      </w:r>
-      <w:r>
-        <w:rPr>
-          <w:rStyle w:val="VerbatimChar"/>
-        </w:rPr>
-        <w:t xml:space="preserve">   └────────────────────────────────────────────────────────────────────────────────────┘</w:t>
-      </w:r>
-      <w:r>
-        <w:br/>
-      </w:r>
-      <w:r>
-        <w:rPr>
-          <w:rStyle w:val="VerbatimChar"/>
-        </w:rPr>
-        <w:t xml:space="preserve">                                  │</w:t>
-      </w:r>
-      <w:r>
-        <w:br/>
-      </w:r>
-      <w:r>
-        <w:rPr>
-          <w:rStyle w:val="VerbatimChar"/>
-        </w:rPr>
-        <w:t xml:space="preserve">                                  ▼</w:t>
-      </w:r>
-      <w:r>
-        <w:br/>
-      </w:r>
-      <w:r>
-        <w:rPr>
-          <w:rStyle w:val="VerbatimChar"/>
-        </w:rPr>
-        <w:t xml:space="preserve">   ┌─ WAVE 4: §43 Constitution-derived commands (HRD-029..056, 28 HRDs) ───────────────┐</w:t>
-      </w:r>
-      <w:r>
-        <w:br/>
-      </w:r>
-      <w:r>
-        <w:rPr>
-          <w:rStyle w:val="VerbatimChar"/>
-        </w:rPr>
-        <w:t xml:space="preserve">   │  4a HIGH    9 commands  (destructive guard, creds scan, constitution pull,        │</w:t>
-      </w:r>
-      <w:r>
-        <w:br/>
-      </w:r>
-      <w:r>
-        <w:rPr>
-          <w:rStyle w:val="VerbatimChar"/>
-        </w:rPr>
-        <w:t xml:space="preserve">   │             install-upstreams, gate retest, force-push gate, composite-gate,      │</w:t>
-      </w:r>
-      <w:r>
-        <w:br/>
-      </w:r>
-      <w:r>
-        <w:rPr>
-          <w:rStyle w:val="VerbatimChar"/>
-        </w:rPr>
-        <w:t xml:space="preserve">   │             pre-push, mem-budget watch)                                           │</w:t>
-      </w:r>
-      <w:r>
-        <w:br/>
-      </w:r>
-      <w:r>
-        <w:rPr>
-          <w:rStyle w:val="VerbatimChar"/>
-        </w:rPr>
-        <w:t xml:space="preserve">   │  4b MIDDLE  13 commands                                                           │</w:t>
-      </w:r>
-      <w:r>
-        <w:br/>
-      </w:r>
-      <w:r>
-        <w:rPr>
-          <w:rStyle w:val="VerbatimChar"/>
-        </w:rPr>
-        <w:t xml:space="preserve">   │  4c LOW     6 commands                                                            │</w:t>
-      </w:r>
-      <w:r>
-        <w:br/>
-      </w:r>
-      <w:r>
-        <w:rPr>
-          <w:rStyle w:val="VerbatimChar"/>
-        </w:rPr>
-        <w:t xml:space="preserve">   │  §107: each command's golden-path produces correct output + side-effect           │</w:t>
-      </w:r>
-      <w:r>
-        <w:br/>
-      </w:r>
-      <w:r>
-        <w:rPr>
-          <w:rStyle w:val="VerbatimChar"/>
-        </w:rPr>
-        <w:t xml:space="preserve">   │  e2e_bluff_hunt: +28 invariants (E42-E69). Total 71.                              │</w:t>
-      </w:r>
-      <w:r>
-        <w:br/>
-      </w:r>
-      <w:r>
-        <w:rPr>
-          <w:rStyle w:val="VerbatimChar"/>
-        </w:rPr>
-        <w:t xml:space="preserve">   └────────────────────────────────────────────────────────────────────────────────────┘</w:t>
-      </w:r>
-      <w:r>
-        <w:br/>
-      </w:r>
-      <w:r>
-        <w:rPr>
-          <w:rStyle w:val="VerbatimChar"/>
-        </w:rPr>
-        <w:t xml:space="preserve">                                  │</w:t>
-      </w:r>
-      <w:r>
-        <w:br/>
-      </w:r>
-      <w:r>
-        <w:rPr>
-          <w:rStyle w:val="VerbatimChar"/>
-        </w:rPr>
-        <w:t xml:space="preserve">                                  ▼</w:t>
-      </w:r>
-      <w:r>
-        <w:br/>
-      </w:r>
-      <w:r>
-        <w:rPr>
-          <w:rStyle w:val="VerbatimChar"/>
-        </w:rPr>
-        <w:t xml:space="preserve">   ┌──────────────── DONE: Spec V3 r7 fully implemented ───────────────────────────────┐</w:t>
-      </w:r>
-      <w:r>
-        <w:br/>
-      </w:r>
-      <w:r>
-        <w:rPr>
-          <w:rStyle w:val="VerbatimChar"/>
-        </w:rPr>
-        <w:t xml:space="preserve">   │  All 45 currently-open HRDs closed. e2e_bluff_hunt grew from 15 to 71 invariants. │</w:t>
-      </w:r>
-      <w:r>
-        <w:br/>
-      </w:r>
-      <w:r>
-        <w:rPr>
-          <w:rStyle w:val="VerbatimChar"/>
-        </w:rPr>
-        <w:t xml:space="preserve">   │  Every user-visible feature has positive runtime evidence per §107.               │</w:t>
-      </w:r>
-      <w:r>
-        <w:br/>
-      </w:r>
-      <w:r>
-        <w:rPr>
-          <w:rStyle w:val="VerbatimChar"/>
-        </w:rPr>
-        <w:t xml:space="preserve">   └────────────────────────────────────────────────────────────────────────────────────┘</w:t>
-      </w:r>
-    </w:p>
-    <w:bookmarkStart w:id="12" w:name="hard-dependency-rules"/>
-    <w:p>
-      <w:pPr>
-        <w:pStyle w:val="Heading3"/>
-      </w:pPr>
-      <w:r>
-        <w:t xml:space="preserve">Hard dependency rules</w:t>
+        <w:t xml:space="preserve">Constitutional anchors</w:t>
+      </w:r>
+    </w:p>
+    <w:p>
+      <w:pPr>
+        <w:pStyle w:val="FirstParagraph"/>
+      </w:pPr>
+      <w:r>
+        <w:t xml:space="preserve">This design treats the</w:t>
+      </w:r>
+      <w:r>
+        <w:t xml:space="preserve"> </w:t>
+      </w:r>
+      <w:r>
+        <w:rPr>
+          <w:b/>
+          <w:bCs/>
+        </w:rPr>
+        <w:t xml:space="preserve">Herald §107 End-user-usability covenant</w:t>
+      </w:r>
+      <w:r>
+        <w:t xml:space="preserve"> </w:t>
+      </w:r>
+      <w:r>
+        <w:t xml:space="preserve">(commit</w:t>
+      </w:r>
+      <w:r>
+        <w:t xml:space="preserve"> </w:t>
+      </w:r>
+      <w:r>
+        <w:rPr>
+          <w:rStyle w:val="VerbatimChar"/>
+        </w:rPr>
+        <w:t xml:space="preserve">2d4e829</w:t>
+      </w:r>
+      <w:r>
+        <w:t xml:space="preserve">, 2026-05-20) as a structural constraint, not a checklist item. Per §107 (which extends Helix Universal Constitution §11.4 + §11.4.1..§11.4.16), every wave's "done" gate is captured runtime evidence that an end user of the relevant</w:t>
+      </w:r>
+      <w:r>
+        <w:t xml:space="preserve"> </w:t>
+      </w:r>
+      <w:r>
+        <w:rPr>
+          <w:rStyle w:val="VerbatimChar"/>
+        </w:rPr>
+        <w:t xml:space="preserve">&lt;flavor&gt;herald</w:t>
+      </w:r>
+      <w:r>
+        <w:t xml:space="preserve"> </w:t>
+      </w:r>
+      <w:r>
+        <w:t xml:space="preserve">binary can actually use the feature.</w:t>
+      </w:r>
+    </w:p>
+    <w:p>
+      <w:pPr>
+        <w:pStyle w:val="BodyText"/>
+      </w:pPr>
+      <w:r>
+        <w:t xml:space="preserve">Verbatim operator mandate this design must honor (first declared 2026-04-28, reasserted multiple times across 2026-05):</w:t>
+      </w:r>
+    </w:p>
+    <w:p>
+      <w:pPr>
+        <w:pStyle w:val="BlockText"/>
+      </w:pPr>
+      <w:r>
+        <w:t xml:space="preserve">"all existing tests and Challenges do work in anti-bluff manner - they MUST confirm that all tested codebase really works as expected! We had been in position that all tests do execute with success and all Challenges as well, but in reality the most of the features does not work and can't be used! This MUST NOT be the case and execution of tests and Challenges MUST guarantee the quality, the completition and full usability by end users of the product! This MUST BE part of Constitution of our project, its CLAUDE.MD and AGENTS.MD if it is not there already, and to be applied to all Submodules's Constitution, CLAUDE.MD and AGENTS.MD as well (if not there already)!"</w:t>
+      </w:r>
+    </w:p>
+    <w:p>
+      <w:pPr>
+        <w:pStyle w:val="FirstParagraph"/>
+      </w:pPr>
+      <w:r>
+        <w:t xml:space="preserve">The mandate is fully propagated as of commit</w:t>
+      </w:r>
+      <w:r>
+        <w:t xml:space="preserve"> </w:t>
+      </w:r>
+      <w:r>
+        <w:rPr>
+          <w:rStyle w:val="VerbatimChar"/>
+        </w:rPr>
+        <w:t xml:space="preserve">2d4e829</w:t>
+      </w:r>
+      <w:r>
+        <w:t xml:space="preserve">:</w:t>
+      </w:r>
+    </w:p>
+    <w:p>
+      <w:pPr>
+        <w:pStyle w:val="Compact"/>
+        <w:numPr>
+          <w:ilvl w:val="0"/>
+          <w:numId w:val="1001"/>
+        </w:numPr>
+      </w:pPr>
+      <w:r>
+        <w:t xml:space="preserve">Helix Constitution root (read-only from Herald per §104): ✅ verbatim quote present</w:t>
+      </w:r>
+    </w:p>
+    <w:p>
+      <w:pPr>
+        <w:pStyle w:val="Compact"/>
+        <w:numPr>
+          <w:ilvl w:val="0"/>
+          <w:numId w:val="1001"/>
+        </w:numPr>
+      </w:pPr>
+      <w:r>
+        <w:t xml:space="preserve">All 10 vendored submodules (</w:t>
+      </w:r>
+      <w:r>
+        <w:rPr>
+          <w:rStyle w:val="VerbatimChar"/>
+        </w:rPr>
+        <w:t xml:space="preserve">submodules/*</w:t>
+      </w:r>
+      <w:r>
+        <w:t xml:space="preserve"> </w:t>
+      </w:r>
+      <w:r>
+        <w:t xml:space="preserve">+</w:t>
+      </w:r>
+      <w:r>
+        <w:t xml:space="preserve"> </w:t>
+      </w:r>
+      <w:r>
+        <w:rPr>
+          <w:rStyle w:val="VerbatimChar"/>
+        </w:rPr>
+        <w:t xml:space="preserve">containers/</w:t>
+      </w:r>
+      <w:r>
+        <w:t xml:space="preserve">): ✅ verbatim quote present (multiple times each)</w:t>
+      </w:r>
+    </w:p>
+    <w:p>
+      <w:pPr>
+        <w:pStyle w:val="Compact"/>
+        <w:numPr>
+          <w:ilvl w:val="0"/>
+          <w:numId w:val="1001"/>
+        </w:numPr>
+      </w:pPr>
+      <w:r>
+        <w:t xml:space="preserve">Herald root (CLAUDE.md, AGENTS.md, HERALD_CONSTITUTION.md §107): ✅ verbatim quote present (added 2026-05-20)</w:t>
+      </w:r>
+    </w:p>
+    <w:p>
+      <w:pPr>
+        <w:pStyle w:val="Compact"/>
+        <w:numPr>
+          <w:ilvl w:val="0"/>
+          <w:numId w:val="1001"/>
+        </w:numPr>
+      </w:pPr>
+      <w:r>
+        <w:t xml:space="preserve">Inheritance gate I8a/b/c: ✅ asserts the verbatim anchor in all three Herald root docs</w:t>
+      </w:r>
+    </w:p>
+    <w:p>
+      <w:pPr>
+        <w:pStyle w:val="Compact"/>
+        <w:numPr>
+          <w:ilvl w:val="0"/>
+          <w:numId w:val="1001"/>
+        </w:numPr>
+      </w:pPr>
+      <w:r>
+        <w:t xml:space="preserve">Paired §1.1 mutation meta-test (</w:t>
+      </w:r>
+      <w:r>
+        <w:rPr>
+          <w:rStyle w:val="VerbatimChar"/>
+        </w:rPr>
+        <w:t xml:space="preserve">tests/test_i8_usability_meta.sh</w:t>
+      </w:r>
+      <w:r>
+        <w:t xml:space="preserve">): ✅ 5/5 PASS — proves I8 is not itself a bluff</w:t>
+      </w:r>
+    </w:p>
+    <w:p>
+      <w:pPr>
+        <w:pStyle w:val="FirstParagraph"/>
+      </w:pPr>
+      <w:r>
+        <w:t xml:space="preserve">A future regression that silently weakens the mandate WILL turn the inheritance gate red. The roadmap inherits this guarantee.</w:t>
+      </w:r>
+    </w:p>
+    <w:bookmarkEnd w:id="12"/>
+    <w:bookmarkStart w:id="13" w:name="table-of-contents"/>
+    <w:p>
+      <w:pPr>
+        <w:pStyle w:val="Heading2"/>
+      </w:pPr>
+      <w:r>
+        <w:t xml:space="preserve">Table of contents</w:t>
+      </w:r>
+    </w:p>
+    <w:p>
+      <w:pPr>
+        <w:pStyle w:val="Compact"/>
+        <w:numPr>
+          <w:ilvl w:val="0"/>
+          <w:numId w:val="1002"/>
+        </w:numPr>
+      </w:pPr>
+      <w:hyperlink w:anchor="constitutional-anchors">
+        <w:r>
+          <w:rPr>
+            <w:rStyle w:val="Hyperlink"/>
+          </w:rPr>
+          <w:t xml:space="preserve">Constitutional anchors</w:t>
+        </w:r>
+      </w:hyperlink>
+    </w:p>
+    <w:p>
+      <w:pPr>
+        <w:pStyle w:val="Compact"/>
+        <w:numPr>
+          <w:ilvl w:val="0"/>
+          <w:numId w:val="1002"/>
+        </w:numPr>
+      </w:pPr>
+      <w:hyperlink w:anchor="starting-state-2026-05-20">
+        <w:r>
+          <w:rPr>
+            <w:rStyle w:val="Hyperlink"/>
+          </w:rPr>
+          <w:t xml:space="preserve">Starting state (2026-05-20)</w:t>
+        </w:r>
+      </w:hyperlink>
+    </w:p>
+    <w:p>
+      <w:pPr>
+        <w:pStyle w:val="Compact"/>
+        <w:numPr>
+          <w:ilvl w:val="0"/>
+          <w:numId w:val="1002"/>
+        </w:numPr>
+      </w:pPr>
+      <w:hyperlink w:anchor="wave-overview">
+        <w:r>
+          <w:rPr>
+            <w:rStyle w:val="Hyperlink"/>
+          </w:rPr>
+          <w:t xml:space="preserve">Wave overview</w:t>
+        </w:r>
+      </w:hyperlink>
+    </w:p>
+    <w:p>
+      <w:pPr>
+        <w:pStyle w:val="Compact"/>
+        <w:numPr>
+          <w:ilvl w:val="0"/>
+          <w:numId w:val="1002"/>
+        </w:numPr>
+      </w:pPr>
+      <w:hyperlink w:anchor="Xd7394620633593e15f92f74f53c31c5f06ace96">
+        <w:r>
+          <w:rPr>
+            <w:rStyle w:val="Hyperlink"/>
+          </w:rPr>
+          <w:t xml:space="preserve">Wave 1 — Storage + first user-visible feature</w:t>
+        </w:r>
+      </w:hyperlink>
+    </w:p>
+    <w:p>
+      <w:pPr>
+        <w:pStyle w:val="Compact"/>
+        <w:numPr>
+          <w:ilvl w:val="0"/>
+          <w:numId w:val="1002"/>
+        </w:numPr>
+      </w:pPr>
+      <w:hyperlink w:anchor="X1fadb46c33cff0e5677ef35c289b39ce4d4f774">
+        <w:r>
+          <w:rPr>
+            <w:rStyle w:val="Hyperlink"/>
+          </w:rPr>
+          <w:t xml:space="preserve">Wave 2 — Flavor scaffolds (6 honest-stub binaries)</w:t>
+        </w:r>
+      </w:hyperlink>
+    </w:p>
+    <w:p>
+      <w:pPr>
+        <w:pStyle w:val="Compact"/>
+        <w:numPr>
+          <w:ilvl w:val="0"/>
+          <w:numId w:val="1002"/>
+        </w:numPr>
+      </w:pPr>
+      <w:hyperlink w:anchor="X0b94e7a2a81d99f45784ea5ca2b7a428f3b45f7">
+        <w:r>
+          <w:rPr>
+            <w:rStyle w:val="Hyperlink"/>
+          </w:rPr>
+          <w:t xml:space="preserve">Wave 3 — §42 Constitution binding rollout (HRD-018..028)</w:t>
+        </w:r>
+      </w:hyperlink>
+    </w:p>
+    <w:p>
+      <w:pPr>
+        <w:pStyle w:val="Compact"/>
+        <w:numPr>
+          <w:ilvl w:val="0"/>
+          <w:numId w:val="1002"/>
+        </w:numPr>
+      </w:pPr>
+      <w:hyperlink w:anchor="X40cafc8ea091ba3d77543505f822da1d5dab927">
+        <w:r>
+          <w:rPr>
+            <w:rStyle w:val="Hyperlink"/>
+          </w:rPr>
+          <w:t xml:space="preserve">Wave 4 — §43 Constitution-derived command catalogue (HRD-029..056)</w:t>
+        </w:r>
+      </w:hyperlink>
+    </w:p>
+    <w:p>
+      <w:pPr>
+        <w:pStyle w:val="Compact"/>
+        <w:numPr>
+          <w:ilvl w:val="0"/>
+          <w:numId w:val="1002"/>
+        </w:numPr>
+      </w:pPr>
+      <w:hyperlink w:anchor="cross-cutting-design-constraints">
+        <w:r>
+          <w:rPr>
+            <w:rStyle w:val="Hyperlink"/>
+          </w:rPr>
+          <w:t xml:space="preserve">Cross-cutting design constraints</w:t>
+        </w:r>
+      </w:hyperlink>
+    </w:p>
+    <w:p>
+      <w:pPr>
+        <w:pStyle w:val="Compact"/>
+        <w:numPr>
+          <w:ilvl w:val="0"/>
+          <w:numId w:val="1002"/>
+        </w:numPr>
+      </w:pPr>
+      <w:hyperlink w:anchor="Xfb99e95dc6b7f8364fd5e846fdba5fd9afadb6c">
+        <w:r>
+          <w:rPr>
+            <w:rStyle w:val="Hyperlink"/>
+          </w:rPr>
+          <w:t xml:space="preserve">Anti-bluff trap matrix (summary across all waves)</w:t>
+        </w:r>
+      </w:hyperlink>
+    </w:p>
+    <w:p>
+      <w:pPr>
+        <w:pStyle w:val="Compact"/>
+        <w:numPr>
+          <w:ilvl w:val="0"/>
+          <w:numId w:val="1002"/>
+        </w:numPr>
+      </w:pPr>
+      <w:hyperlink w:anchor="roadmap-totals">
+        <w:r>
+          <w:rPr>
+            <w:rStyle w:val="Hyperlink"/>
+          </w:rPr>
+          <w:t xml:space="preserve">Roadmap totals</w:t>
+        </w:r>
+      </w:hyperlink>
+    </w:p>
+    <w:p>
+      <w:pPr>
+        <w:pStyle w:val="Compact"/>
+        <w:numPr>
+          <w:ilvl w:val="0"/>
+          <w:numId w:val="1002"/>
+        </w:numPr>
+      </w:pPr>
+      <w:hyperlink w:anchor="Xe40393806c65e5917c121adc5122da7b0273470">
+        <w:r>
+          <w:rPr>
+            <w:rStyle w:val="Hyperlink"/>
+          </w:rPr>
+          <w:t xml:space="preserve">Open questions / decisions deferred to per-wave designs</w:t>
+        </w:r>
+      </w:hyperlink>
+    </w:p>
+    <w:p>
+      <w:pPr>
+        <w:pStyle w:val="Compact"/>
+        <w:numPr>
+          <w:ilvl w:val="0"/>
+          <w:numId w:val="1002"/>
+        </w:numPr>
+      </w:pPr>
+      <w:hyperlink w:anchor="next-steps-after-approval">
+        <w:r>
+          <w:rPr>
+            <w:rStyle w:val="Hyperlink"/>
+          </w:rPr>
+          <w:t xml:space="preserve">Next steps after approval</w:t>
+        </w:r>
+      </w:hyperlink>
+    </w:p>
+    <w:bookmarkEnd w:id="13"/>
+    <w:bookmarkStart w:id="14" w:name="starting-state-2026-05-20"/>
+    <w:p>
+      <w:pPr>
+        <w:pStyle w:val="Heading2"/>
+      </w:pPr>
+      <w:r>
+        <w:t xml:space="preserve">Starting state (2026-05-20)</w:t>
+      </w:r>
+    </w:p>
+    <w:p>
+      <w:pPr>
+        <w:pStyle w:val="FirstParagraph"/>
+      </w:pPr>
+      <w:r>
+        <w:t xml:space="preserve">Per</w:t>
+      </w:r>
+      <w:r>
+        <w:t xml:space="preserve"> </w:t>
+      </w:r>
+      <w:r>
+        <w:rPr>
+          <w:rStyle w:val="VerbatimChar"/>
+        </w:rPr>
+        <w:t xml:space="preserve">docs/Status.md</w:t>
+      </w:r>
+      <w:r>
+        <w:t xml:space="preserve"> </w:t>
+      </w:r>
+      <w:r>
+        <w:t xml:space="preserve">r6 +</w:t>
+      </w:r>
+      <w:r>
+        <w:t xml:space="preserve"> </w:t>
+      </w:r>
+      <w:r>
+        <w:rPr>
+          <w:rStyle w:val="VerbatimChar"/>
+        </w:rPr>
+        <w:t xml:space="preserve">docs/Issues.md</w:t>
+      </w:r>
+      <w:r>
+        <w:t xml:space="preserve"> </w:t>
+      </w:r>
+      <w:r>
+        <w:t xml:space="preserve">r4:</w:t>
       </w:r>
     </w:p>
     <w:tbl>
       <w:tblPr>
         <w:tblStyle w:val="Table"/>
-        <w:tblW w:type="pct" w:w="5000"/>
-        <w:tblLayout w:type="fixed"/>
+        <w:tblW w:type="auto" w:w="0"/>
         <w:tblLook w:firstRow="1" w:lastRow="0" w:firstColumn="0" w:lastColumn="0" w:noHBand="0" w:noVBand="0" w:val="0020"/>
       </w:tblPr>
       <w:tblGrid>
@@ -1635,18 +869,18 @@
               <w:pStyle w:val="Compact"/>
             </w:pPr>
             <w:r>
-              <w:t xml:space="preserve">Rule</w:t>
-            </w:r>
-          </w:p>
-        </w:tc>
-        <w:tc>
-          <w:tcPr/>
-          <w:p>
-            <w:pPr>
-              <w:pStyle w:val="Compact"/>
-            </w:pPr>
-            <w:r>
-              <w:t xml:space="preserve">Why</w:t>
+              <w:t xml:space="preserve">Metric</w:t>
+            </w:r>
+          </w:p>
+        </w:tc>
+        <w:tc>
+          <w:tcPr/>
+          <w:p>
+            <w:pPr>
+              <w:pStyle w:val="Compact"/>
+            </w:pPr>
+            <w:r>
+              <w:t xml:space="preserve">Value</w:t>
             </w:r>
           </w:p>
         </w:tc>
@@ -1659,18 +893,18 @@
               <w:pStyle w:val="Compact"/>
             </w:pPr>
             <w:r>
-              <w:t xml:space="preserve">Wave N must complete before Wave N+1 starts</w:t>
-            </w:r>
-          </w:p>
-        </w:tc>
-        <w:tc>
-          <w:tcPr/>
-          <w:p>
-            <w:pPr>
-              <w:pStyle w:val="Compact"/>
-            </w:pPr>
-            <w:r>
-              <w:t xml:space="preserve">Each subsequent wave uses primitives the previous wave introduces</w:t>
+              <w:t xml:space="preserve">Spec lines</w:t>
+            </w:r>
+          </w:p>
+        </w:tc>
+        <w:tc>
+          <w:tcPr/>
+          <w:p>
+            <w:pPr>
+              <w:pStyle w:val="Compact"/>
+            </w:pPr>
+            <w:r>
+              <w:t xml:space="preserve">4,758 (V3 r7)</w:t>
             </w:r>
           </w:p>
         </w:tc>
@@ -1683,18 +917,18 @@
               <w:pStyle w:val="Compact"/>
             </w:pPr>
             <w:r>
-              <w:t xml:space="preserve">Within Wave 3/4, sub-wave Na must complete before Nb starts</w:t>
-            </w:r>
-          </w:p>
-        </w:tc>
-        <w:tc>
-          <w:tcPr/>
-          <w:p>
-            <w:pPr>
-              <w:pStyle w:val="Compact"/>
-            </w:pPr>
-            <w:r>
-              <w:t xml:space="preserve">Criticality ordering — high-impact safety/policy lands first</w:t>
+              <w:t xml:space="preserve">Spec sections</w:t>
+            </w:r>
+          </w:p>
+        </w:tc>
+        <w:tc>
+          <w:tcPr/>
+          <w:p>
+            <w:pPr>
+              <w:pStyle w:val="Compact"/>
+            </w:pPr>
+            <w:r>
+              <w:t xml:space="preserve">39 (§1..§44 with archive renumbering)</w:t>
             </w:r>
           </w:p>
         </w:tc>
@@ -1707,18 +941,18 @@
               <w:pStyle w:val="Compact"/>
             </w:pPr>
             <w:r>
-              <w:t xml:space="preserve">Within a sub-wave, HRDs may run in parallel</w:t>
-            </w:r>
-          </w:p>
-        </w:tc>
-        <w:tc>
-          <w:tcPr/>
-          <w:p>
-            <w:pPr>
-              <w:pStyle w:val="Compact"/>
-            </w:pPr>
-            <w:r>
-              <w:t xml:space="preserve">They touch different flavors / different bindings</w:t>
+              <w:t xml:space="preserve">Open HRDs</w:t>
+            </w:r>
+          </w:p>
+        </w:tc>
+        <w:tc>
+          <w:tcPr/>
+          <w:p>
+            <w:pPr>
+              <w:pStyle w:val="Compact"/>
+            </w:pPr>
+            <w:r>
+              <w:t xml:space="preserve">45</w:t>
             </w:r>
           </w:p>
         </w:tc>
@@ -1731,39 +965,18 @@
               <w:pStyle w:val="Compact"/>
             </w:pPr>
             <w:r>
-              <w:t xml:space="preserve">Every wave grows</w:t>
-            </w:r>
-            <w:r>
-              <w:t xml:space="preserve"> </w:t>
-            </w:r>
-            <w:r>
-              <w:rPr>
-                <w:rStyle w:val="VerbatimChar"/>
-              </w:rPr>
-              <w:t xml:space="preserve">scripts/e2e_bluff_hunt.sh</w:t>
-            </w:r>
-            <w:r>
-              <w:t xml:space="preserve"> </w:t>
-            </w:r>
-            <w:r>
-              <w:t xml:space="preserve">BEFORE the wave can be declared</w:t>
-            </w:r>
-            <w:r>
-              <w:t xml:space="preserve"> </w:t>
-            </w:r>
-            <w:r>
-              <w:t xml:space="preserve">“done”</w:t>
-            </w:r>
-          </w:p>
-        </w:tc>
-        <w:tc>
-          <w:tcPr/>
-          <w:p>
-            <w:pPr>
-              <w:pStyle w:val="Compact"/>
-            </w:pPr>
-            <w:r>
-              <w:t xml:space="preserve">§107 covenant — no PASS without positive runtime evidence</w:t>
+              <w:t xml:space="preserve">Closed HRDs</w:t>
+            </w:r>
+          </w:p>
+        </w:tc>
+        <w:tc>
+          <w:tcPr/>
+          <w:p>
+            <w:pPr>
+              <w:pStyle w:val="Compact"/>
+            </w:pPr>
+            <w:r>
+              <w:t xml:space="preserve">13</w:t>
             </w:r>
           </w:p>
         </w:tc>
@@ -1776,75 +989,645 @@
               <w:pStyle w:val="Compact"/>
             </w:pPr>
             <w:r>
-              <w:t xml:space="preserve">No wave may</w:t>
-            </w:r>
-            <w:r>
-              <w:t xml:space="preserve"> </w:t>
-            </w:r>
-            <w:r>
-              <w:t xml:space="preserve">“land”</w:t>
-            </w:r>
-            <w:r>
-              <w:t xml:space="preserve"> </w:t>
-            </w:r>
-            <w:r>
-              <w:t xml:space="preserve">with a §107 PASS-bluff present</w:t>
-            </w:r>
-          </w:p>
-        </w:tc>
-        <w:tc>
-          <w:tcPr/>
-          <w:p>
-            <w:pPr>
-              <w:pStyle w:val="Compact"/>
-            </w:pPr>
-            <w:r>
-              <w:t xml:space="preserve">Bluff = test green without captured runtime evidence. Per §11.4 and §107, this is a release blocker.</w:t>
+              <w:t xml:space="preserve">Estimated weighted completion</w:t>
+            </w:r>
+          </w:p>
+        </w:tc>
+        <w:tc>
+          <w:tcPr/>
+          <w:p>
+            <w:pPr>
+              <w:pStyle w:val="Compact"/>
+            </w:pPr>
+            <w:r>
+              <w:t xml:space="preserve">~35–45%</w:t>
+            </w:r>
+          </w:p>
+        </w:tc>
+      </w:tr>
+      <w:tr>
+        <w:tc>
+          <w:tcPr/>
+          <w:p>
+            <w:pPr>
+              <w:pStyle w:val="Compact"/>
+            </w:pPr>
+            <w:r>
+              <w:rPr>
+                <w:rStyle w:val="VerbatimChar"/>
+              </w:rPr>
+              <w:t xml:space="preserve">e2e_bluff_hunt.sh</w:t>
+            </w:r>
+            <w:r>
+              <w:t xml:space="preserve"> </w:t>
+            </w:r>
+            <w:r>
+              <w:t xml:space="preserve">invariants</w:t>
+            </w:r>
+          </w:p>
+        </w:tc>
+        <w:tc>
+          <w:tcPr/>
+          <w:p>
+            <w:pPr>
+              <w:pStyle w:val="Compact"/>
+            </w:pPr>
+            <w:r>
+              <w:t xml:space="preserve">15 PASS / 0 FAIL</w:t>
+            </w:r>
+          </w:p>
+        </w:tc>
+      </w:tr>
+      <w:tr>
+        <w:tc>
+          <w:tcPr/>
+          <w:p>
+            <w:pPr>
+              <w:pStyle w:val="Compact"/>
+            </w:pPr>
+            <w:r>
+              <w:t xml:space="preserve">Inheritance gate invariants</w:t>
+            </w:r>
+          </w:p>
+        </w:tc>
+        <w:tc>
+          <w:tcPr/>
+          <w:p>
+            <w:pPr>
+              <w:pStyle w:val="Compact"/>
+            </w:pPr>
+            <w:r>
+              <w:t xml:space="preserve">15 PASS / 0 FAIL</w:t>
+            </w:r>
+          </w:p>
+        </w:tc>
+      </w:tr>
+      <w:tr>
+        <w:tc>
+          <w:tcPr/>
+          <w:p>
+            <w:pPr>
+              <w:pStyle w:val="Compact"/>
+            </w:pPr>
+            <w:r>
+              <w:t xml:space="preserve">Anti-bluff audit</w:t>
+            </w:r>
+          </w:p>
+        </w:tc>
+        <w:tc>
+          <w:tcPr/>
+          <w:p>
+            <w:pPr>
+              <w:pStyle w:val="Compact"/>
+            </w:pPr>
+            <w:r>
+              <w:t xml:space="preserve">14 PASS / 0 FAIL</w:t>
+            </w:r>
+          </w:p>
+        </w:tc>
+      </w:tr>
+      <w:tr>
+        <w:tc>
+          <w:tcPr/>
+          <w:p>
+            <w:pPr>
+              <w:pStyle w:val="Compact"/>
+            </w:pPr>
+            <w:r>
+              <w:t xml:space="preserve">Flavor binaries built</w:t>
+            </w:r>
+          </w:p>
+        </w:tc>
+        <w:tc>
+          <w:tcPr/>
+          <w:p>
+            <w:pPr>
+              <w:pStyle w:val="Compact"/>
+            </w:pPr>
+            <w:r>
+              <w:t xml:space="preserve">1 (</w:t>
+            </w:r>
+            <w:r>
+              <w:rPr>
+                <w:rStyle w:val="VerbatimChar"/>
+              </w:rPr>
+              <w:t xml:space="preserve">pherald</w:t>
+            </w:r>
+            <w:r>
+              <w:t xml:space="preserve">)</w:t>
+            </w:r>
+          </w:p>
+        </w:tc>
+      </w:tr>
+      <w:tr>
+        <w:tc>
+          <w:tcPr/>
+          <w:p>
+            <w:pPr>
+              <w:pStyle w:val="Compact"/>
+            </w:pPr>
+            <w:r>
+              <w:t xml:space="preserve">Foundation milestones landed</w:t>
+            </w:r>
+          </w:p>
+        </w:tc>
+        <w:tc>
+          <w:tcPr/>
+          <w:p>
+            <w:pPr>
+              <w:pStyle w:val="Compact"/>
+            </w:pPr>
+            <w:r>
+              <w:t xml:space="preserve">M1 + M2 + M3</w:t>
+            </w:r>
+          </w:p>
+        </w:tc>
+      </w:tr>
+      <w:tr>
+        <w:tc>
+          <w:tcPr/>
+          <w:p>
+            <w:pPr>
+              <w:pStyle w:val="Compact"/>
+            </w:pPr>
+            <w:r>
+              <w:t xml:space="preserve">Live user-visible features</w:t>
+            </w:r>
+          </w:p>
+        </w:tc>
+        <w:tc>
+          <w:tcPr/>
+          <w:p>
+            <w:pPr>
+              <w:pStyle w:val="Compact"/>
+            </w:pPr>
+            <w:r>
+              <w:t xml:space="preserve">7 (per E1..E13 in</w:t>
+            </w:r>
+            <w:r>
+              <w:t xml:space="preserve"> </w:t>
+            </w:r>
+            <w:r>
+              <w:rPr>
+                <w:rStyle w:val="VerbatimChar"/>
+              </w:rPr>
+              <w:t xml:space="preserve">e2e_bluff_hunt.sh</w:t>
+            </w:r>
+            <w:r>
+              <w:t xml:space="preserve">)</w:t>
             </w:r>
           </w:p>
         </w:tc>
       </w:tr>
     </w:tbl>
-    <w:bookmarkEnd w:id="12"/>
-    <w:bookmarkEnd w:id="13"/>
-    <w:bookmarkStart w:id="20" w:name="Xb757d0d8a44edd27afc8f3d2566593fd48af0dd"/>
+    <w:bookmarkEnd w:id="14"/>
+    <w:bookmarkStart w:id="16" w:name="wave-overview"/>
     <w:p>
       <w:pPr>
         <w:pStyle w:val="Heading2"/>
       </w:pPr>
       <w:r>
-        <w:t xml:space="preserve">Wave 1 — Storage + first user-visible feature</w:t>
-      </w:r>
-    </w:p>
-    <w:bookmarkStart w:id="14" w:name="hrd-010-commons_storage-live-wiring"/>
+        <w:t xml:space="preserve">Wave overview</w:t>
+      </w:r>
+    </w:p>
+    <w:p>
+      <w:pPr>
+        <w:pStyle w:val="SourceCode"/>
+      </w:pPr>
+      <w:r>
+        <w:rPr>
+          <w:rStyle w:val="VerbatimChar"/>
+        </w:rPr>
+        <w:t xml:space="preserve">   ┌─────────────────────────────────────────────────────────────────┐</w:t>
+      </w:r>
+      <w:r>
+        <w:br/>
+      </w:r>
+      <w:r>
+        <w:rPr>
+          <w:rStyle w:val="VerbatimChar"/>
+        </w:rPr>
+        <w:t xml:space="preserve">   │ DONE  Foundation M1 + M2 + M3  (commit history through 2d4e829) │</w:t>
+      </w:r>
+      <w:r>
+        <w:br/>
+      </w:r>
+      <w:r>
+        <w:rPr>
+          <w:rStyle w:val="VerbatimChar"/>
+        </w:rPr>
+        <w:t xml:space="preserve">   │       commons_constitution + Postgres+RLS + Gin REST surface    │</w:t>
+      </w:r>
+      <w:r>
+        <w:br/>
+      </w:r>
+      <w:r>
+        <w:rPr>
+          <w:rStyle w:val="VerbatimChar"/>
+        </w:rPr>
+        <w:t xml:space="preserve">   └─────────────────────────────────────────────────────────────────┘</w:t>
+      </w:r>
+      <w:r>
+        <w:br/>
+      </w:r>
+      <w:r>
+        <w:rPr>
+          <w:rStyle w:val="VerbatimChar"/>
+        </w:rPr>
+        <w:t xml:space="preserve">                                  │</w:t>
+      </w:r>
+      <w:r>
+        <w:br/>
+      </w:r>
+      <w:r>
+        <w:rPr>
+          <w:rStyle w:val="VerbatimChar"/>
+        </w:rPr>
+        <w:t xml:space="preserve">                                  ▼</w:t>
+      </w:r>
+      <w:r>
+        <w:br/>
+      </w:r>
+      <w:r>
+        <w:rPr>
+          <w:rStyle w:val="VerbatimChar"/>
+        </w:rPr>
+        <w:t xml:space="preserve">   ┌─ WAVE 1: Live persistence + first user feature ───────────────────────────────────┐</w:t>
+      </w:r>
+      <w:r>
+        <w:br/>
+      </w:r>
+      <w:r>
+        <w:rPr>
+          <w:rStyle w:val="VerbatimChar"/>
+        </w:rPr>
+        <w:t xml:space="preserve">   │  HRD-010 commons_storage live (pgx + River + Redis ACL)                          │</w:t>
+      </w:r>
+      <w:r>
+        <w:br/>
+      </w:r>
+      <w:r>
+        <w:rPr>
+          <w:rStyle w:val="VerbatimChar"/>
+        </w:rPr>
+        <w:t xml:space="preserve">   │  HRD-011 Telegram channel live (telebot SDK + webhook secret_token)              │</w:t>
+      </w:r>
+      <w:r>
+        <w:br/>
+      </w:r>
+      <w:r>
+        <w:rPr>
+          <w:rStyle w:val="VerbatimChar"/>
+        </w:rPr>
+        <w:t xml:space="preserve">   │  HRD-012 Claude Code dispatcher live (claude --resume + &lt;&lt;&lt;HERALD-REPLY&gt;&gt;&gt;)      │</w:t>
+      </w:r>
+      <w:r>
+        <w:br/>
+      </w:r>
+      <w:r>
+        <w:rPr>
+          <w:rStyle w:val="VerbatimChar"/>
+        </w:rPr>
+        <w:t xml:space="preserve">   │  HRD-008 Operator quickstart e2e validation (already in_progress)                │</w:t>
+      </w:r>
+      <w:r>
+        <w:br/>
+      </w:r>
+      <w:r>
+        <w:rPr>
+          <w:rStyle w:val="VerbatimChar"/>
+        </w:rPr>
+        <w:t xml:space="preserve">   │  §107: real Telegram msg in → Claude Code reply out → DB-persisted evidence      │</w:t>
+      </w:r>
+      <w:r>
+        <w:br/>
+      </w:r>
+      <w:r>
+        <w:rPr>
+          <w:rStyle w:val="VerbatimChar"/>
+        </w:rPr>
+        <w:t xml:space="preserve">   │  e2e_bluff_hunt: +5 invariants (E14-E18). Total 20.                              │</w:t>
+      </w:r>
+      <w:r>
+        <w:br/>
+      </w:r>
+      <w:r>
+        <w:rPr>
+          <w:rStyle w:val="VerbatimChar"/>
+        </w:rPr>
+        <w:t xml:space="preserve">   └────────────────────────────────────────────────────────────────────────────────────┘</w:t>
+      </w:r>
+      <w:r>
+        <w:br/>
+      </w:r>
+      <w:r>
+        <w:rPr>
+          <w:rStyle w:val="VerbatimChar"/>
+        </w:rPr>
+        <w:t xml:space="preserve">                                  │</w:t>
+      </w:r>
+      <w:r>
+        <w:br/>
+      </w:r>
+      <w:r>
+        <w:rPr>
+          <w:rStyle w:val="VerbatimChar"/>
+        </w:rPr>
+        <w:t xml:space="preserve">                                  ▼</w:t>
+      </w:r>
+      <w:r>
+        <w:br/>
+      </w:r>
+      <w:r>
+        <w:rPr>
+          <w:rStyle w:val="VerbatimChar"/>
+        </w:rPr>
+        <w:t xml:space="preserve">   ┌─ WAVE 2: Flavor scaffolds (6 honest-stub binaries) ───────────────────────────────┐</w:t>
+      </w:r>
+      <w:r>
+        <w:br/>
+      </w:r>
+      <w:r>
+        <w:rPr>
+          <w:rStyle w:val="VerbatimChar"/>
+        </w:rPr>
+        <w:t xml:space="preserve">   │  sherald / cherald / bherald / rherald / iherald / scherald                       │</w:t>
+      </w:r>
+      <w:r>
+        <w:br/>
+      </w:r>
+      <w:r>
+        <w:rPr>
+          <w:rStyle w:val="VerbatimChar"/>
+        </w:rPr>
+        <w:t xml:space="preserve">   │  §107: each version --json works; cherald + iherald serve healthz                 │</w:t>
+      </w:r>
+      <w:r>
+        <w:br/>
+      </w:r>
+      <w:r>
+        <w:rPr>
+          <w:rStyle w:val="VerbatimChar"/>
+        </w:rPr>
+        <w:t xml:space="preserve">   │  e2e_bluff_hunt: +10 invariants (E19-E28). Total 30.                              │</w:t>
+      </w:r>
+      <w:r>
+        <w:br/>
+      </w:r>
+      <w:r>
+        <w:rPr>
+          <w:rStyle w:val="VerbatimChar"/>
+        </w:rPr>
+        <w:t xml:space="preserve">   └────────────────────────────────────────────────────────────────────────────────────┘</w:t>
+      </w:r>
+      <w:r>
+        <w:br/>
+      </w:r>
+      <w:r>
+        <w:rPr>
+          <w:rStyle w:val="VerbatimChar"/>
+        </w:rPr>
+        <w:t xml:space="preserve">                                  │</w:t>
+      </w:r>
+      <w:r>
+        <w:br/>
+      </w:r>
+      <w:r>
+        <w:rPr>
+          <w:rStyle w:val="VerbatimChar"/>
+        </w:rPr>
+        <w:t xml:space="preserve">                                  ▼</w:t>
+      </w:r>
+      <w:r>
+        <w:br/>
+      </w:r>
+      <w:r>
+        <w:rPr>
+          <w:rStyle w:val="VerbatimChar"/>
+        </w:rPr>
+        <w:t xml:space="preserve">   ┌─ WAVE 3: §42 Constitution bindings (HRD-018..028, 11 HRDs) ───────────────────────┐</w:t>
+      </w:r>
+      <w:r>
+        <w:br/>
+      </w:r>
+      <w:r>
+        <w:rPr>
+          <w:rStyle w:val="VerbatimChar"/>
+        </w:rPr>
+        <w:t xml:space="preserve">   │  3a HIGH    HRD-018, 019, 020                                                     │</w:t>
+      </w:r>
+      <w:r>
+        <w:br/>
+      </w:r>
+      <w:r>
+        <w:rPr>
+          <w:rStyle w:val="VerbatimChar"/>
+        </w:rPr>
+        <w:t xml:space="preserve">   │  3b MIDDLE  HRD-021, 022, 023, 024, 026, 027                                      │</w:t>
+      </w:r>
+      <w:r>
+        <w:br/>
+      </w:r>
+      <w:r>
+        <w:rPr>
+          <w:rStyle w:val="VerbatimChar"/>
+        </w:rPr>
+        <w:t xml:space="preserve">   │  3c LOW     HRD-025, 028                                                          │</w:t>
+      </w:r>
+      <w:r>
+        <w:br/>
+      </w:r>
+      <w:r>
+        <w:rPr>
+          <w:rStyle w:val="VerbatimChar"/>
+        </w:rPr>
+        <w:t xml:space="preserve">   │  §107: each binding's trigger condition fires → CloudEvent emitted → DB row       │</w:t>
+      </w:r>
+      <w:r>
+        <w:br/>
+      </w:r>
+      <w:r>
+        <w:rPr>
+          <w:rStyle w:val="VerbatimChar"/>
+        </w:rPr>
+        <w:t xml:space="preserve">   │  e2e_bluff_hunt: +13 invariants (E29-E41). Total 43.                              │</w:t>
+      </w:r>
+      <w:r>
+        <w:br/>
+      </w:r>
+      <w:r>
+        <w:rPr>
+          <w:rStyle w:val="VerbatimChar"/>
+        </w:rPr>
+        <w:t xml:space="preserve">   └────────────────────────────────────────────────────────────────────────────────────┘</w:t>
+      </w:r>
+      <w:r>
+        <w:br/>
+      </w:r>
+      <w:r>
+        <w:rPr>
+          <w:rStyle w:val="VerbatimChar"/>
+        </w:rPr>
+        <w:t xml:space="preserve">                                  │</w:t>
+      </w:r>
+      <w:r>
+        <w:br/>
+      </w:r>
+      <w:r>
+        <w:rPr>
+          <w:rStyle w:val="VerbatimChar"/>
+        </w:rPr>
+        <w:t xml:space="preserve">                                  ▼</w:t>
+      </w:r>
+      <w:r>
+        <w:br/>
+      </w:r>
+      <w:r>
+        <w:rPr>
+          <w:rStyle w:val="VerbatimChar"/>
+        </w:rPr>
+        <w:t xml:space="preserve">   ┌─ WAVE 4: §43 Constitution-derived commands (HRD-029..056, 28 HRDs) ───────────────┐</w:t>
+      </w:r>
+      <w:r>
+        <w:br/>
+      </w:r>
+      <w:r>
+        <w:rPr>
+          <w:rStyle w:val="VerbatimChar"/>
+        </w:rPr>
+        <w:t xml:space="preserve">   │  4a HIGH    9 commands  (destructive guard, creds scan, constitution pull,        │</w:t>
+      </w:r>
+      <w:r>
+        <w:br/>
+      </w:r>
+      <w:r>
+        <w:rPr>
+          <w:rStyle w:val="VerbatimChar"/>
+        </w:rPr>
+        <w:t xml:space="preserve">   │             install-upstreams, gate retest, force-push gate, composite-gate,      │</w:t>
+      </w:r>
+      <w:r>
+        <w:br/>
+      </w:r>
+      <w:r>
+        <w:rPr>
+          <w:rStyle w:val="VerbatimChar"/>
+        </w:rPr>
+        <w:t xml:space="preserve">   │             pre-push, mem-budget watch)                                           │</w:t>
+      </w:r>
+      <w:r>
+        <w:br/>
+      </w:r>
+      <w:r>
+        <w:rPr>
+          <w:rStyle w:val="VerbatimChar"/>
+        </w:rPr>
+        <w:t xml:space="preserve">   │  4b MIDDLE  13 commands                                                           │</w:t>
+      </w:r>
+      <w:r>
+        <w:br/>
+      </w:r>
+      <w:r>
+        <w:rPr>
+          <w:rStyle w:val="VerbatimChar"/>
+        </w:rPr>
+        <w:t xml:space="preserve">   │  4c LOW     6 commands                                                            │</w:t>
+      </w:r>
+      <w:r>
+        <w:br/>
+      </w:r>
+      <w:r>
+        <w:rPr>
+          <w:rStyle w:val="VerbatimChar"/>
+        </w:rPr>
+        <w:t xml:space="preserve">   │  §107: each command's golden-path produces correct output + side-effect           │</w:t>
+      </w:r>
+      <w:r>
+        <w:br/>
+      </w:r>
+      <w:r>
+        <w:rPr>
+          <w:rStyle w:val="VerbatimChar"/>
+        </w:rPr>
+        <w:t xml:space="preserve">   │  e2e_bluff_hunt: +28 invariants (E42-E69). Total 71.                              │</w:t>
+      </w:r>
+      <w:r>
+        <w:br/>
+      </w:r>
+      <w:r>
+        <w:rPr>
+          <w:rStyle w:val="VerbatimChar"/>
+        </w:rPr>
+        <w:t xml:space="preserve">   └────────────────────────────────────────────────────────────────────────────────────┘</w:t>
+      </w:r>
+      <w:r>
+        <w:br/>
+      </w:r>
+      <w:r>
+        <w:rPr>
+          <w:rStyle w:val="VerbatimChar"/>
+        </w:rPr>
+        <w:t xml:space="preserve">                                  │</w:t>
+      </w:r>
+      <w:r>
+        <w:br/>
+      </w:r>
+      <w:r>
+        <w:rPr>
+          <w:rStyle w:val="VerbatimChar"/>
+        </w:rPr>
+        <w:t xml:space="preserve">                                  ▼</w:t>
+      </w:r>
+      <w:r>
+        <w:br/>
+      </w:r>
+      <w:r>
+        <w:rPr>
+          <w:rStyle w:val="VerbatimChar"/>
+        </w:rPr>
+        <w:t xml:space="preserve">   ┌──────────────── DONE: Spec V3 r7 fully implemented ───────────────────────────────┐</w:t>
+      </w:r>
+      <w:r>
+        <w:br/>
+      </w:r>
+      <w:r>
+        <w:rPr>
+          <w:rStyle w:val="VerbatimChar"/>
+        </w:rPr>
+        <w:t xml:space="preserve">   │  All 45 currently-open HRDs closed. e2e_bluff_hunt grew from 15 to 71 invariants. │</w:t>
+      </w:r>
+      <w:r>
+        <w:br/>
+      </w:r>
+      <w:r>
+        <w:rPr>
+          <w:rStyle w:val="VerbatimChar"/>
+        </w:rPr>
+        <w:t xml:space="preserve">   │  Every user-visible feature has positive runtime evidence per §107.               │</w:t>
+      </w:r>
+      <w:r>
+        <w:br/>
+      </w:r>
+      <w:r>
+        <w:rPr>
+          <w:rStyle w:val="VerbatimChar"/>
+        </w:rPr>
+        <w:t xml:space="preserve">   └────────────────────────────────────────────────────────────────────────────────────┘</w:t>
+      </w:r>
+    </w:p>
+    <w:bookmarkStart w:id="15" w:name="hard-dependency-rules"/>
     <w:p>
       <w:pPr>
         <w:pStyle w:val="Heading3"/>
       </w:pPr>
       <w:r>
-        <w:t xml:space="preserve">HRD-010 —</w:t>
-      </w:r>
-      <w:r>
-        <w:t xml:space="preserve"> </w:t>
-      </w:r>
-      <w:r>
-        <w:rPr>
-          <w:rStyle w:val="VerbatimChar"/>
-        </w:rPr>
-        <w:t xml:space="preserve">commons_storage</w:t>
-      </w:r>
-      <w:r>
-        <w:t xml:space="preserve"> </w:t>
-      </w:r>
-      <w:r>
-        <w:t xml:space="preserve">live wiring</w:t>
+        <w:t xml:space="preserve">Hard dependency rules</w:t>
       </w:r>
     </w:p>
     <w:tbl>
       <w:tblPr>
         <w:tblStyle w:val="Table"/>
-        <w:tblW w:type="pct" w:w="5000"/>
-        <w:tblLayout w:type="fixed"/>
+        <w:tblW w:type="auto" w:w="0"/>
         <w:tblLook w:firstRow="1" w:lastRow="0" w:firstColumn="0" w:lastColumn="0" w:noHBand="0" w:noVBand="0" w:val="0020"/>
       </w:tblPr>
       <w:tblGrid>
@@ -1862,18 +1645,18 @@
               <w:pStyle w:val="Compact"/>
             </w:pPr>
             <w:r>
-              <w:t xml:space="preserve">Dimension</w:t>
-            </w:r>
-          </w:p>
-        </w:tc>
-        <w:tc>
-          <w:tcPr/>
-          <w:p>
-            <w:pPr>
-              <w:pStyle w:val="Compact"/>
-            </w:pPr>
-            <w:r>
-              <w:t xml:space="preserve">Spec</w:t>
+              <w:t xml:space="preserve">Rule</w:t>
+            </w:r>
+          </w:p>
+        </w:tc>
+        <w:tc>
+          <w:tcPr/>
+          <w:p>
+            <w:pPr>
+              <w:pStyle w:val="Compact"/>
+            </w:pPr>
+            <w:r>
+              <w:t xml:space="preserve">Why</w:t>
             </w:r>
           </w:p>
         </w:tc>
@@ -1886,91 +1669,18 @@
               <w:pStyle w:val="Compact"/>
             </w:pPr>
             <w:r>
-              <w:rPr>
-                <w:b/>
-                <w:bCs/>
-              </w:rPr>
-              <w:t xml:space="preserve">Scope</w:t>
-            </w:r>
-          </w:p>
-        </w:tc>
-        <w:tc>
-          <w:tcPr/>
-          <w:p>
-            <w:pPr>
-              <w:pStyle w:val="Compact"/>
-            </w:pPr>
-            <w:r>
-              <w:t xml:space="preserve">Replace embedded-migration-only</w:t>
-            </w:r>
-            <w:r>
-              <w:t xml:space="preserve"> </w:t>
-            </w:r>
-            <w:r>
-              <w:rPr>
-                <w:rStyle w:val="VerbatimChar"/>
-              </w:rPr>
-              <w:t xml:space="preserve">commons_storage/</w:t>
-            </w:r>
-            <w:r>
-              <w:t xml:space="preserve"> </w:t>
-            </w:r>
-            <w:r>
-              <w:t xml:space="preserve">with: pgx pool wired through</w:t>
-            </w:r>
-            <w:r>
-              <w:t xml:space="preserve"> </w:t>
-            </w:r>
-            <w:r>
-              <w:rPr>
-                <w:rStyle w:val="VerbatimChar"/>
-              </w:rPr>
-              <w:t xml:space="preserve">commons_infra.QuickstartBoot</w:t>
-            </w:r>
-            <w:r>
-              <w:t xml:space="preserve"> </w:t>
-            </w:r>
-            <w:r>
-              <w:t xml:space="preserve">+ RLS context propagation; River queue (</w:t>
-            </w:r>
-            <w:r>
-              <w:rPr>
-                <w:rStyle w:val="VerbatimChar"/>
-              </w:rPr>
-              <w:t xml:space="preserve">digital.vasic.background</w:t>
-            </w:r>
-            <w:r>
-              <w:t xml:space="preserve">) bound to a real</w:t>
-            </w:r>
-            <w:r>
-              <w:t xml:space="preserve"> </w:t>
-            </w:r>
-            <w:r>
-              <w:rPr>
-                <w:rStyle w:val="VerbatimChar"/>
-              </w:rPr>
-              <w:t xml:space="preserve">river_queue</w:t>
-            </w:r>
-            <w:r>
-              <w:t xml:space="preserve"> </w:t>
-            </w:r>
-            <w:r>
-              <w:t xml:space="preserve">table; Redis ACL’d via</w:t>
-            </w:r>
-            <w:r>
-              <w:t xml:space="preserve"> </w:t>
-            </w:r>
-            <w:r>
-              <w:rPr>
-                <w:rStyle w:val="VerbatimChar"/>
-              </w:rPr>
-              <w:t xml:space="preserve">digital.vasic.cache</w:t>
-            </w:r>
-            <w:r>
-              <w:t xml:space="preserve"> </w:t>
-            </w:r>
-            <w:r>
-              <w:t xml:space="preserve">with per-tenant key prefix. Migrations 000001..000005 (already embedded) become live.</w:t>
+              <w:t xml:space="preserve">Wave N must complete before Wave N+1 starts</w:t>
+            </w:r>
+          </w:p>
+        </w:tc>
+        <w:tc>
+          <w:tcPr/>
+          <w:p>
+            <w:pPr>
+              <w:pStyle w:val="Compact"/>
+            </w:pPr>
+            <w:r>
+              <w:t xml:space="preserve">Each subsequent wave uses primitives the previous wave introduces</w:t>
             </w:r>
           </w:p>
         </w:tc>
@@ -1983,118 +1693,18 @@
               <w:pStyle w:val="Compact"/>
             </w:pPr>
             <w:r>
-              <w:rPr>
-                <w:b/>
-                <w:bCs/>
-              </w:rPr>
-              <w:t xml:space="preserve">§107 evidence</w:t>
-            </w:r>
-          </w:p>
-        </w:tc>
-        <w:tc>
-          <w:tcPr/>
-          <w:p>
-            <w:pPr>
-              <w:pStyle w:val="Compact"/>
-            </w:pPr>
-            <w:r>
-              <w:t xml:space="preserve">(a)</w:t>
-            </w:r>
-            <w:r>
-              <w:t xml:space="preserve"> </w:t>
-            </w:r>
-            <w:r>
-              <w:rPr>
-                <w:rStyle w:val="VerbatimChar"/>
-              </w:rPr>
-              <w:t xml:space="preserve">commons_storage.Pool.Exec</w:t>
-            </w:r>
-            <w:r>
-              <w:t xml:space="preserve"> </w:t>
-            </w:r>
-            <w:r>
-              <w:t xml:space="preserve">round-trip against live Postgres returns ≥1 row from</w:t>
-            </w:r>
-            <w:r>
-              <w:t xml:space="preserve"> </w:t>
-            </w:r>
-            <w:r>
-              <w:rPr>
-                <w:rStyle w:val="VerbatimChar"/>
-              </w:rPr>
-              <w:t xml:space="preserve">herald_subscribers</w:t>
-            </w:r>
-            <w:r>
-              <w:t xml:space="preserve"> </w:t>
-            </w:r>
-            <w:r>
-              <w:t xml:space="preserve">after a write+read cycle. (b) River enqueue+dequeue round-trip — a fake</w:t>
-            </w:r>
-            <w:r>
-              <w:t xml:space="preserve"> </w:t>
-            </w:r>
-            <w:r>
-              <w:rPr>
-                <w:rStyle w:val="VerbatimChar"/>
-              </w:rPr>
-              <w:t xml:space="preserve">outbound_delivery</w:t>
-            </w:r>
-            <w:r>
-              <w:t xml:space="preserve"> </w:t>
-            </w:r>
-            <w:r>
-              <w:t xml:space="preserve">job is processed by a registered worker, with persisted</w:t>
-            </w:r>
-            <w:r>
-              <w:t xml:space="preserve"> </w:t>
-            </w:r>
-            <w:r>
-              <w:rPr>
-                <w:rStyle w:val="VerbatimChar"/>
-              </w:rPr>
-              <w:t xml:space="preserve">attempts</w:t>
-            </w:r>
-            <w:r>
-              <w:t xml:space="preserve">,</w:t>
-            </w:r>
-            <w:r>
-              <w:t xml:space="preserve"> </w:t>
-            </w:r>
-            <w:r>
-              <w:rPr>
-                <w:rStyle w:val="VerbatimChar"/>
-              </w:rPr>
-              <w:t xml:space="preserve">state</w:t>
-            </w:r>
-            <w:r>
-              <w:t xml:space="preserve">,</w:t>
-            </w:r>
-            <w:r>
-              <w:t xml:space="preserve"> </w:t>
-            </w:r>
-            <w:r>
-              <w:rPr>
-                <w:rStyle w:val="VerbatimChar"/>
-              </w:rPr>
-              <w:t xml:space="preserve">errored_at</w:t>
-            </w:r>
-            <w:r>
-              <w:t xml:space="preserve">. (c) Redis SET + GET round-trip with TTL expiry verified. ALL three captured as</w:t>
-            </w:r>
-            <w:r>
-              <w:t xml:space="preserve"> </w:t>
-            </w:r>
-            <w:r>
-              <w:rPr>
-                <w:rStyle w:val="VerbatimChar"/>
-              </w:rPr>
-              <w:t xml:space="preserve">e2e_bluff_hunt.sh</w:t>
-            </w:r>
-            <w:r>
-              <w:t xml:space="preserve"> </w:t>
-            </w:r>
-            <w:r>
-              <w:t xml:space="preserve">invariants.</w:t>
+              <w:t xml:space="preserve">Within Wave 3/4, sub-wave Na must complete before Nb starts</w:t>
+            </w:r>
+          </w:p>
+        </w:tc>
+        <w:tc>
+          <w:tcPr/>
+          <w:p>
+            <w:pPr>
+              <w:pStyle w:val="Compact"/>
+            </w:pPr>
+            <w:r>
+              <w:t xml:space="preserve">Criticality ordering — high-impact safety/policy lands first</w:t>
             </w:r>
           </w:p>
         </w:tc>
@@ -2107,64 +1717,18 @@
               <w:pStyle w:val="Compact"/>
             </w:pPr>
             <w:r>
-              <w:rPr>
-                <w:b/>
-                <w:bCs/>
-              </w:rPr>
-              <w:t xml:space="preserve">New e2e invariants</w:t>
-            </w:r>
-          </w:p>
-        </w:tc>
-        <w:tc>
-          <w:tcPr/>
-          <w:p>
-            <w:pPr>
-              <w:pStyle w:val="Compact"/>
-            </w:pPr>
-            <w:r>
-              <w:rPr>
-                <w:b/>
-                <w:bCs/>
-              </w:rPr>
-              <w:t xml:space="preserve">E14</w:t>
-            </w:r>
-            <w:r>
-              <w:t xml:space="preserve"> </w:t>
-            </w:r>
-            <w:r>
-              <w:t xml:space="preserve">pgx pool against live PG (RLS context propagates).</w:t>
-            </w:r>
-            <w:r>
-              <w:t xml:space="preserve"> </w:t>
-            </w:r>
-            <w:r>
-              <w:rPr>
-                <w:b/>
-                <w:bCs/>
-              </w:rPr>
-              <w:t xml:space="preserve">E15</w:t>
-            </w:r>
-            <w:r>
-              <w:t xml:space="preserve"> </w:t>
-            </w:r>
-            <w:r>
-              <w:t xml:space="preserve">River worker actually runs (not just enqueue).</w:t>
-            </w:r>
-            <w:r>
-              <w:t xml:space="preserve"> </w:t>
-            </w:r>
-            <w:r>
-              <w:rPr>
-                <w:b/>
-                <w:bCs/>
-              </w:rPr>
-              <w:t xml:space="preserve">E16</w:t>
-            </w:r>
-            <w:r>
-              <w:t xml:space="preserve"> </w:t>
-            </w:r>
-            <w:r>
-              <w:t xml:space="preserve">Redis TTL respected.</w:t>
+              <w:t xml:space="preserve">Within a sub-wave, HRDs may run in parallel</w:t>
+            </w:r>
+          </w:p>
+        </w:tc>
+        <w:tc>
+          <w:tcPr/>
+          <w:p>
+            <w:pPr>
+              <w:pStyle w:val="Compact"/>
+            </w:pPr>
+            <w:r>
+              <w:t xml:space="preserve">They touch different flavors / different bindings</w:t>
             </w:r>
           </w:p>
         </w:tc>
@@ -2177,54 +1741,101 @@
               <w:pStyle w:val="Compact"/>
             </w:pPr>
             <w:r>
-              <w:rPr>
-                <w:b/>
-                <w:bCs/>
-              </w:rPr>
-              <w:t xml:space="preserve">Anti-bluff trap</w:t>
-            </w:r>
-          </w:p>
-        </w:tc>
-        <w:tc>
-          <w:tcPr/>
-          <w:p>
-            <w:pPr>
-              <w:pStyle w:val="Compact"/>
-            </w:pPr>
-            <w:r>
-              <w:t xml:space="preserve">A</w:t>
-            </w:r>
-            <w:r>
-              <w:t xml:space="preserve"> </w:t>
-            </w:r>
-            <w:r>
-              <w:t xml:space="preserve">“PASS on connection-only”</w:t>
-            </w:r>
-            <w:r>
-              <w:t xml:space="preserve"> </w:t>
-            </w:r>
-            <w:r>
-              <w:t xml:space="preserve">without round-trip data is forbidden. Each invariant MUST observe a state mutation, not just an OK from the driver.</w:t>
+              <w:t xml:space="preserve">Every wave grows</w:t>
+            </w:r>
+            <w:r>
+              <w:t xml:space="preserve"> </w:t>
+            </w:r>
+            <w:r>
+              <w:rPr>
+                <w:rStyle w:val="VerbatimChar"/>
+              </w:rPr>
+              <w:t xml:space="preserve">scripts/e2e_bluff_hunt.sh</w:t>
+            </w:r>
+            <w:r>
+              <w:t xml:space="preserve"> </w:t>
+            </w:r>
+            <w:r>
+              <w:t xml:space="preserve">BEFORE the wave can be declared "done"</w:t>
+            </w:r>
+          </w:p>
+        </w:tc>
+        <w:tc>
+          <w:tcPr/>
+          <w:p>
+            <w:pPr>
+              <w:pStyle w:val="Compact"/>
+            </w:pPr>
+            <w:r>
+              <w:t xml:space="preserve">§107 covenant — no PASS without positive runtime evidence</w:t>
+            </w:r>
+          </w:p>
+        </w:tc>
+      </w:tr>
+      <w:tr>
+        <w:tc>
+          <w:tcPr/>
+          <w:p>
+            <w:pPr>
+              <w:pStyle w:val="Compact"/>
+            </w:pPr>
+            <w:r>
+              <w:t xml:space="preserve">No wave may "land" with a §107 PASS-bluff present</w:t>
+            </w:r>
+          </w:p>
+        </w:tc>
+        <w:tc>
+          <w:tcPr/>
+          <w:p>
+            <w:pPr>
+              <w:pStyle w:val="Compact"/>
+            </w:pPr>
+            <w:r>
+              <w:t xml:space="preserve">Bluff = test green without captured runtime evidence. Per §11.4 and §107, this is a release blocker.</w:t>
             </w:r>
           </w:p>
         </w:tc>
       </w:tr>
     </w:tbl>
-    <w:bookmarkEnd w:id="14"/>
-    <w:bookmarkStart w:id="15" w:name="X33654983b01c61d4ad5e3a9b7a24bbac06c701e"/>
+    <w:bookmarkEnd w:id="15"/>
+    <w:bookmarkEnd w:id="16"/>
+    <w:bookmarkStart w:id="23" w:name="Xd7394620633593e15f92f74f53c31c5f06ace96"/>
+    <w:p>
+      <w:pPr>
+        <w:pStyle w:val="Heading2"/>
+      </w:pPr>
+      <w:r>
+        <w:t xml:space="preserve">Wave 1 — Storage + first user-visible feature</w:t>
+      </w:r>
+    </w:p>
+    <w:bookmarkStart w:id="17" w:name="hrd-010--commons_storage-live-wiring"/>
     <w:p>
       <w:pPr>
         <w:pStyle w:val="Heading3"/>
       </w:pPr>
       <w:r>
-        <w:t xml:space="preserve">HRD-011 — Telegram channel live integration</w:t>
+        <w:t xml:space="preserve">HRD-010 —</w:t>
+      </w:r>
+      <w:r>
+        <w:t xml:space="preserve"> </w:t>
+      </w:r>
+      <w:r>
+        <w:rPr>
+          <w:rStyle w:val="VerbatimChar"/>
+        </w:rPr>
+        <w:t xml:space="preserve">commons_storage</w:t>
+      </w:r>
+      <w:r>
+        <w:t xml:space="preserve"> </w:t>
+      </w:r>
+      <w:r>
+        <w:t xml:space="preserve">live wiring</w:t>
       </w:r>
     </w:p>
     <w:tbl>
       <w:tblPr>
         <w:tblStyle w:val="Table"/>
-        <w:tblW w:type="pct" w:w="5000"/>
-        <w:tblLayout w:type="fixed"/>
+        <w:tblW w:type="auto" w:w="0"/>
         <w:tblLook w:firstRow="1" w:lastRow="0" w:firstColumn="0" w:lastColumn="0" w:noHBand="0" w:noVBand="0" w:val="0020"/>
       </w:tblPr>
       <w:tblGrid>
@@ -2281,97 +1892,76 @@
               <w:pStyle w:val="Compact"/>
             </w:pPr>
             <w:r>
-              <w:t xml:space="preserve">Implement</w:t>
-            </w:r>
-            <w:r>
-              <w:t xml:space="preserve"> </w:t>
-            </w:r>
-            <w:r>
-              <w:rPr>
-                <w:rStyle w:val="VerbatimChar"/>
-              </w:rPr>
-              <w:t xml:space="preserve">commons_messaging/channels/tgram/</w:t>
-            </w:r>
-            <w:r>
-              <w:t xml:space="preserve"> </w:t>
-            </w:r>
-            <w:r>
-              <w:t xml:space="preserve">per spec §11.1. Two modes: long-poll (</w:t>
-            </w:r>
-            <w:r>
-              <w:rPr>
-                <w:rStyle w:val="VerbatimChar"/>
-              </w:rPr>
-              <w:t xml:space="preserve">getUpdates</w:t>
-            </w:r>
-            <w:r>
-              <w:t xml:space="preserve">) for dev and webhook (with</w:t>
-            </w:r>
-            <w:r>
-              <w:t xml:space="preserve"> </w:t>
-            </w:r>
-            <w:r>
-              <w:rPr>
-                <w:rStyle w:val="VerbatimChar"/>
-              </w:rPr>
-              <w:t xml:space="preserve">secret_token</w:t>
-            </w:r>
-            <w:r>
-              <w:t xml:space="preserve">) for prod. Outbound via</w:t>
-            </w:r>
-            <w:r>
-              <w:t xml:space="preserve"> </w:t>
-            </w:r>
-            <w:r>
-              <w:rPr>
-                <w:rStyle w:val="VerbatimChar"/>
-              </w:rPr>
-              <w:t xml:space="preserve">sendMessage</w:t>
-            </w:r>
-            <w:r>
-              <w:t xml:space="preserve"> </w:t>
-            </w:r>
-            <w:r>
-              <w:t xml:space="preserve">+ attachments via</w:t>
-            </w:r>
-            <w:r>
-              <w:t xml:space="preserve"> </w:t>
-            </w:r>
-            <w:r>
-              <w:rPr>
-                <w:rStyle w:val="VerbatimChar"/>
-              </w:rPr>
-              <w:t xml:space="preserve">sendDocument</w:t>
-            </w:r>
-            <w:r>
-              <w:t xml:space="preserve">. Subscriber resolution per §7. Persist</w:t>
-            </w:r>
-            <w:r>
-              <w:t xml:space="preserve"> </w:t>
-            </w:r>
-            <w:r>
-              <w:rPr>
-                <w:rStyle w:val="VerbatimChar"/>
-              </w:rPr>
-              <w:t xml:space="preserve">outbound_delivery_evidence</w:t>
-            </w:r>
-            <w:r>
-              <w:t xml:space="preserve"> </w:t>
-            </w:r>
-            <w:r>
-              <w:t xml:space="preserve">rows to</w:t>
-            </w:r>
-            <w:r>
-              <w:t xml:space="preserve"> </w:t>
-            </w:r>
-            <w:r>
-              <w:rPr>
-                <w:rStyle w:val="VerbatimChar"/>
-              </w:rPr>
-              <w:t xml:space="preserve">commons_storage</w:t>
-            </w:r>
-            <w:r>
-              <w:t xml:space="preserve">.</w:t>
+              <w:t xml:space="preserve">Replace embedded-migration-only</w:t>
+            </w:r>
+            <w:r>
+              <w:t xml:space="preserve"> </w:t>
+            </w:r>
+            <w:r>
+              <w:rPr>
+                <w:rStyle w:val="VerbatimChar"/>
+              </w:rPr>
+              <w:t xml:space="preserve">commons_storage/</w:t>
+            </w:r>
+            <w:r>
+              <w:t xml:space="preserve"> </w:t>
+            </w:r>
+            <w:r>
+              <w:t xml:space="preserve">with: pgx pool wired through</w:t>
+            </w:r>
+            <w:r>
+              <w:t xml:space="preserve"> </w:t>
+            </w:r>
+            <w:r>
+              <w:rPr>
+                <w:rStyle w:val="VerbatimChar"/>
+              </w:rPr>
+              <w:t xml:space="preserve">commons_infra.QuickstartBoot</w:t>
+            </w:r>
+            <w:r>
+              <w:t xml:space="preserve"> </w:t>
+            </w:r>
+            <w:r>
+              <w:t xml:space="preserve">+ RLS context propagation; River queue (</w:t>
+            </w:r>
+            <w:r>
+              <w:rPr>
+                <w:rStyle w:val="VerbatimChar"/>
+              </w:rPr>
+              <w:t xml:space="preserve">digital.vasic.background</w:t>
+            </w:r>
+            <w:r>
+              <w:t xml:space="preserve">) bound to a real</w:t>
+            </w:r>
+            <w:r>
+              <w:t xml:space="preserve"> </w:t>
+            </w:r>
+            <w:r>
+              <w:rPr>
+                <w:rStyle w:val="VerbatimChar"/>
+              </w:rPr>
+              <w:t xml:space="preserve">river_queue</w:t>
+            </w:r>
+            <w:r>
+              <w:t xml:space="preserve"> </w:t>
+            </w:r>
+            <w:r>
+              <w:t xml:space="preserve">table; Redis ACL'd via</w:t>
+            </w:r>
+            <w:r>
+              <w:t xml:space="preserve"> </w:t>
+            </w:r>
+            <w:r>
+              <w:rPr>
+                <w:rStyle w:val="VerbatimChar"/>
+              </w:rPr>
+              <w:t xml:space="preserve">digital.vasic.cache</w:t>
+            </w:r>
+            <w:r>
+              <w:t xml:space="preserve"> </w:t>
+            </w:r>
+            <w:r>
+              <w:t xml:space="preserve">with per-tenant key prefix. Migrations 000001..000005 (already embedded) become live.</w:t>
             </w:r>
           </w:p>
         </w:tc>
@@ -2399,34 +1989,103 @@
               <w:pStyle w:val="Compact"/>
             </w:pPr>
             <w:r>
-              <w:t xml:space="preserve">A real Telegram bot (operator-supplied token in</w:t>
-            </w:r>
-            <w:r>
-              <w:t xml:space="preserve"> </w:t>
-            </w:r>
-            <w:r>
-              <w:rPr>
-                <w:rStyle w:val="VerbatimChar"/>
-              </w:rPr>
-              <w:t xml:space="preserve">.env</w:t>
-            </w:r>
-            <w:r>
-              <w:t xml:space="preserve">, never committed) receives an inbound message → Herald processes it → a known outbound message is dispatched back → the bot’s chat shows it. The full round-trip is captured: chat ID, message text in, message text out,</w:t>
-            </w:r>
-            <w:r>
-              <w:t xml:space="preserve"> </w:t>
-            </w:r>
-            <w:r>
-              <w:rPr>
-                <w:rStyle w:val="VerbatimChar"/>
-              </w:rPr>
-              <w:t xml:space="preserve">delivery_evidence.delivered_at</w:t>
-            </w:r>
-            <w:r>
-              <w:t xml:space="preserve"> </w:t>
-            </w:r>
-            <w:r>
-              <w:t xml:space="preserve">row in PG.</w:t>
+              <w:t xml:space="preserve">(a)</w:t>
+            </w:r>
+            <w:r>
+              <w:t xml:space="preserve"> </w:t>
+            </w:r>
+            <w:r>
+              <w:rPr>
+                <w:rStyle w:val="VerbatimChar"/>
+              </w:rPr>
+              <w:t xml:space="preserve">commons_storage.Pool.Exec</w:t>
+            </w:r>
+            <w:r>
+              <w:t xml:space="preserve"> </w:t>
+            </w:r>
+            <w:r>
+              <w:t xml:space="preserve">round-trip against live Postgres returns ≥1 row from</w:t>
+            </w:r>
+            <w:r>
+              <w:t xml:space="preserve"> </w:t>
+            </w:r>
+            <w:r>
+              <w:rPr>
+                <w:rStyle w:val="VerbatimChar"/>
+              </w:rPr>
+              <w:t xml:space="preserve">herald_subscribers</w:t>
+            </w:r>
+            <w:r>
+              <w:t xml:space="preserve"> </w:t>
+            </w:r>
+            <w:r>
+              <w:t xml:space="preserve">after a write+read cycle. (b) River enqueue+dequeue round-trip — a fake</w:t>
+            </w:r>
+            <w:r>
+              <w:t xml:space="preserve"> </w:t>
+            </w:r>
+            <w:r>
+              <w:rPr>
+                <w:rStyle w:val="VerbatimChar"/>
+              </w:rPr>
+              <w:t xml:space="preserve">outbound_delivery</w:t>
+            </w:r>
+            <w:r>
+              <w:t xml:space="preserve"> </w:t>
+            </w:r>
+            <w:r>
+              <w:t xml:space="preserve">job is processed by a registered worker, with persisted</w:t>
+            </w:r>
+            <w:r>
+              <w:t xml:space="preserve"> </w:t>
+            </w:r>
+            <w:r>
+              <w:rPr>
+                <w:rStyle w:val="VerbatimChar"/>
+              </w:rPr>
+              <w:t xml:space="preserve">attempts</w:t>
+            </w:r>
+            <w:r>
+              <w:t xml:space="preserve">,</w:t>
+            </w:r>
+            <w:r>
+              <w:t xml:space="preserve"> </w:t>
+            </w:r>
+            <w:r>
+              <w:rPr>
+                <w:rStyle w:val="VerbatimChar"/>
+              </w:rPr>
+              <w:t xml:space="preserve">state</w:t>
+            </w:r>
+            <w:r>
+              <w:t xml:space="preserve">,</w:t>
+            </w:r>
+            <w:r>
+              <w:t xml:space="preserve"> </w:t>
+            </w:r>
+            <w:r>
+              <w:rPr>
+                <w:rStyle w:val="VerbatimChar"/>
+              </w:rPr>
+              <w:t xml:space="preserve">errored_at</w:t>
+            </w:r>
+            <w:r>
+              <w:t xml:space="preserve">. (c) Redis SET + GET round-trip with TTL expiry verified. ALL three captured as</w:t>
+            </w:r>
+            <w:r>
+              <w:t xml:space="preserve"> </w:t>
+            </w:r>
+            <w:r>
+              <w:rPr>
+                <w:rStyle w:val="VerbatimChar"/>
+              </w:rPr>
+              <w:t xml:space="preserve">e2e_bluff_hunt.sh</w:t>
+            </w:r>
+            <w:r>
+              <w:t xml:space="preserve"> </w:t>
+            </w:r>
+            <w:r>
+              <w:t xml:space="preserve">invariants.</w:t>
             </w:r>
           </w:p>
         </w:tc>
@@ -2458,28 +2117,45 @@
                 <w:b/>
                 <w:bCs/>
               </w:rPr>
-              <w:t xml:space="preserve">E17</w:t>
-            </w:r>
-            <w:r>
-              <w:t xml:space="preserve"> </w:t>
-            </w:r>
-            <w:r>
-              <w:t xml:space="preserve">Live Telegram round-trip (skipped with reason if</w:t>
-            </w:r>
-            <w:r>
-              <w:t xml:space="preserve"> </w:t>
-            </w:r>
-            <w:r>
-              <w:rPr>
-                <w:rStyle w:val="VerbatimChar"/>
-              </w:rPr>
-              <w:t xml:space="preserve">HERALD_TGRAM_BOT_TOKEN</w:t>
-            </w:r>
-            <w:r>
-              <w:t xml:space="preserve"> </w:t>
-            </w:r>
-            <w:r>
-              <w:t xml:space="preserve">absent — explicit SKIP-with-reason, NEVER PASS-by-default per §11.4.3 + §107).</w:t>
+              <w:t xml:space="preserve">E14</w:t>
+            </w:r>
+            <w:r>
+              <w:t xml:space="preserve"> </w:t>
+            </w:r>
+            <w:r>
+              <w:t xml:space="preserve">pgx pool against live PG (RLS context propagates).</w:t>
+            </w:r>
+            <w:r>
+              <w:t xml:space="preserve"> </w:t>
+            </w:r>
+            <w:r>
+              <w:rPr>
+                <w:b/>
+                <w:bCs/>
+              </w:rPr>
+              <w:t xml:space="preserve">E15</w:t>
+            </w:r>
+            <w:r>
+              <w:t xml:space="preserve"> </w:t>
+            </w:r>
+            <w:r>
+              <w:t xml:space="preserve">River worker actually runs (not just enqueue).</w:t>
+            </w:r>
+            <w:r>
+              <w:t xml:space="preserve"> </w:t>
+            </w:r>
+            <w:r>
+              <w:rPr>
+                <w:b/>
+                <w:bCs/>
+              </w:rPr>
+              <w:t xml:space="preserve">E16</w:t>
+            </w:r>
+            <w:r>
+              <w:t xml:space="preserve"> </w:t>
+            </w:r>
+            <w:r>
+              <w:t xml:space="preserve">Redis TTL respected.</w:t>
             </w:r>
           </w:p>
         </w:tc>
@@ -2507,39 +2183,26 @@
               <w:pStyle w:val="Compact"/>
             </w:pPr>
             <w:r>
-              <w:t xml:space="preserve">If credentials absent → SKIP with reason. If credentials present → PASS requires captured Telegram API response body + DB row. A</w:t>
-            </w:r>
-            <w:r>
-              <w:t xml:space="preserve"> </w:t>
-            </w:r>
-            <w:r>
-              <w:t xml:space="preserve">“PASS because we mocked the API”</w:t>
-            </w:r>
-            <w:r>
-              <w:t xml:space="preserve"> </w:t>
-            </w:r>
-            <w:r>
-              <w:t xml:space="preserve">is forbidden.</w:t>
+              <w:t xml:space="preserve">A "PASS on connection-only" without round-trip data is forbidden. Each invariant MUST observe a state mutation, not just an OK from the driver.</w:t>
             </w:r>
           </w:p>
         </w:tc>
       </w:tr>
     </w:tbl>
-    <w:bookmarkEnd w:id="15"/>
-    <w:bookmarkStart w:id="16" w:name="X05c22ff6241b3a9e8e50bef0eafd5e974b69e20"/>
+    <w:bookmarkEnd w:id="17"/>
+    <w:bookmarkStart w:id="18" w:name="X295bb90ee5a7db48a1271b6c02045d585ba5cbd"/>
     <w:p>
       <w:pPr>
         <w:pStyle w:val="Heading3"/>
       </w:pPr>
       <w:r>
-        <w:t xml:space="preserve">HRD-012 — Claude Code dispatcher live integration</w:t>
+        <w:t xml:space="preserve">HRD-011 — Telegram channel live integration</w:t>
       </w:r>
     </w:p>
     <w:tbl>
       <w:tblPr>
         <w:tblStyle w:val="Table"/>
-        <w:tblW w:type="pct" w:w="5000"/>
-        <w:tblLayout w:type="fixed"/>
+        <w:tblW w:type="auto" w:w="0"/>
         <w:tblLook w:firstRow="1" w:lastRow="0" w:firstColumn="0" w:lastColumn="0" w:noHBand="0" w:noVBand="0" w:val="0020"/>
       </w:tblPr>
       <w:tblGrid>
@@ -2605,43 +2268,88 @@
               <w:rPr>
                 <w:rStyle w:val="VerbatimChar"/>
               </w:rPr>
-              <w:t xml:space="preserve">commons_messaging/dispatch/claude_code/</w:t>
-            </w:r>
-            <w:r>
-              <w:t xml:space="preserve"> </w:t>
-            </w:r>
-            <w:r>
-              <w:t xml:space="preserve">per spec §33. Resolve a session via the anchor-file pattern (§33.2), invoke</w:t>
-            </w:r>
-            <w:r>
-              <w:t xml:space="preserve"> </w:t>
-            </w:r>
-            <w:r>
-              <w:rPr>
-                <w:rStyle w:val="VerbatimChar"/>
-              </w:rPr>
-              <w:t xml:space="preserve">claude --resume &lt;session-id&gt;</w:t>
-            </w:r>
-            <w:r>
-              <w:t xml:space="preserve"> </w:t>
-            </w:r>
-            <w:r>
-              <w:t xml:space="preserve">with the formatted envelope, capture stdout, parse</w:t>
-            </w:r>
-            <w:r>
-              <w:t xml:space="preserve"> </w:t>
-            </w:r>
-            <w:r>
-              <w:rPr>
-                <w:rStyle w:val="VerbatimChar"/>
-              </w:rPr>
-              <w:t xml:space="preserve">&lt;&lt;&lt;HERALD-REPLY&gt;&gt;&gt;...&lt;&lt;&lt;END&gt;&gt;&gt;</w:t>
-            </w:r>
-            <w:r>
-              <w:t xml:space="preserve"> </w:t>
-            </w:r>
-            <w:r>
-              <w:t xml:space="preserve">markers, emit the reply as an outbound message on the originating channel.</w:t>
+              <w:t xml:space="preserve">commons_messaging/channels/tgram/</w:t>
+            </w:r>
+            <w:r>
+              <w:t xml:space="preserve"> </w:t>
+            </w:r>
+            <w:r>
+              <w:t xml:space="preserve">per spec §11.1. Two modes: long-poll (</w:t>
+            </w:r>
+            <w:r>
+              <w:rPr>
+                <w:rStyle w:val="VerbatimChar"/>
+              </w:rPr>
+              <w:t xml:space="preserve">getUpdates</w:t>
+            </w:r>
+            <w:r>
+              <w:t xml:space="preserve">) for dev and webhook (with</w:t>
+            </w:r>
+            <w:r>
+              <w:t xml:space="preserve"> </w:t>
+            </w:r>
+            <w:r>
+              <w:rPr>
+                <w:rStyle w:val="VerbatimChar"/>
+              </w:rPr>
+              <w:t xml:space="preserve">secret_token</w:t>
+            </w:r>
+            <w:r>
+              <w:t xml:space="preserve">) for prod. Outbound via</w:t>
+            </w:r>
+            <w:r>
+              <w:t xml:space="preserve"> </w:t>
+            </w:r>
+            <w:r>
+              <w:rPr>
+                <w:rStyle w:val="VerbatimChar"/>
+              </w:rPr>
+              <w:t xml:space="preserve">sendMessage</w:t>
+            </w:r>
+            <w:r>
+              <w:t xml:space="preserve"> </w:t>
+            </w:r>
+            <w:r>
+              <w:t xml:space="preserve">+ attachments via</w:t>
+            </w:r>
+            <w:r>
+              <w:t xml:space="preserve"> </w:t>
+            </w:r>
+            <w:r>
+              <w:rPr>
+                <w:rStyle w:val="VerbatimChar"/>
+              </w:rPr>
+              <w:t xml:space="preserve">sendDocument</w:t>
+            </w:r>
+            <w:r>
+              <w:t xml:space="preserve">. Subscriber resolution per §7. Persist</w:t>
+            </w:r>
+            <w:r>
+              <w:t xml:space="preserve"> </w:t>
+            </w:r>
+            <w:r>
+              <w:rPr>
+                <w:rStyle w:val="VerbatimChar"/>
+              </w:rPr>
+              <w:t xml:space="preserve">outbound_delivery_evidence</w:t>
+            </w:r>
+            <w:r>
+              <w:t xml:space="preserve"> </w:t>
+            </w:r>
+            <w:r>
+              <w:t xml:space="preserve">rows to</w:t>
+            </w:r>
+            <w:r>
+              <w:t xml:space="preserve"> </w:t>
+            </w:r>
+            <w:r>
+              <w:rPr>
+                <w:rStyle w:val="VerbatimChar"/>
+              </w:rPr>
+              <w:t xml:space="preserve">commons_storage</w:t>
+            </w:r>
+            <w:r>
+              <w:t xml:space="preserve">.</w:t>
             </w:r>
           </w:p>
         </w:tc>
@@ -2669,52 +2377,34 @@
               <w:pStyle w:val="Compact"/>
             </w:pPr>
             <w:r>
-              <w:t xml:space="preserve">A test inbound message routed to the Claude Code dispatcher produces a real</w:t>
-            </w:r>
-            <w:r>
-              <w:t xml:space="preserve"> </w:t>
-            </w:r>
-            <w:r>
-              <w:rPr>
-                <w:rStyle w:val="VerbatimChar"/>
-              </w:rPr>
-              <w:t xml:space="preserve">claude</w:t>
-            </w:r>
-            <w:r>
-              <w:t xml:space="preserve"> </w:t>
-            </w:r>
-            <w:r>
-              <w:t xml:space="preserve">CLI invocation, the reply text contains the marker-delimited payload, and the parsed reply is dispatched back on the source channel (Telegram in this wave’s vertical slice). Captured:</w:t>
-            </w:r>
-            <w:r>
-              <w:t xml:space="preserve"> </w:t>
-            </w:r>
-            <w:r>
-              <w:rPr>
-                <w:rStyle w:val="VerbatimChar"/>
-              </w:rPr>
-              <w:t xml:space="preserve">claude</w:t>
-            </w:r>
-            <w:r>
-              <w:t xml:space="preserve"> </w:t>
-            </w:r>
-            <w:r>
-              <w:t xml:space="preserve">exit code, stdout transcript (sanitized), parsed reply body, outbound</w:t>
-            </w:r>
-            <w:r>
-              <w:t xml:space="preserve"> </w:t>
-            </w:r>
-            <w:r>
-              <w:rPr>
-                <w:rStyle w:val="VerbatimChar"/>
-              </w:rPr>
-              <w:t xml:space="preserve">delivery_evidence</w:t>
-            </w:r>
-            <w:r>
-              <w:t xml:space="preserve"> </w:t>
-            </w:r>
-            <w:r>
-              <w:t xml:space="preserve">row.</w:t>
+              <w:t xml:space="preserve">A real Telegram bot (operator-supplied token in</w:t>
+            </w:r>
+            <w:r>
+              <w:t xml:space="preserve"> </w:t>
+            </w:r>
+            <w:r>
+              <w:rPr>
+                <w:rStyle w:val="VerbatimChar"/>
+              </w:rPr>
+              <w:t xml:space="preserve">.env</w:t>
+            </w:r>
+            <w:r>
+              <w:t xml:space="preserve">, never committed) receives an inbound message → Herald processes it → a known outbound message is dispatched back → the bot's chat shows it. The full round-trip is captured: chat ID, message text in, message text out,</w:t>
+            </w:r>
+            <w:r>
+              <w:t xml:space="preserve"> </w:t>
+            </w:r>
+            <w:r>
+              <w:rPr>
+                <w:rStyle w:val="VerbatimChar"/>
+              </w:rPr>
+              <w:t xml:space="preserve">delivery_evidence.delivered_at</w:t>
+            </w:r>
+            <w:r>
+              <w:t xml:space="preserve"> </w:t>
+            </w:r>
+            <w:r>
+              <w:t xml:space="preserve">row in PG.</w:t>
             </w:r>
           </w:p>
         </w:tc>
@@ -2746,28 +2436,28 @@
                 <w:b/>
                 <w:bCs/>
               </w:rPr>
-              <w:t xml:space="preserve">E18</w:t>
-            </w:r>
-            <w:r>
-              <w:t xml:space="preserve"> </w:t>
-            </w:r>
-            <w:r>
-              <w:t xml:space="preserve">Claude Code round-trip (skipped with reason if</w:t>
-            </w:r>
-            <w:r>
-              <w:t xml:space="preserve"> </w:t>
-            </w:r>
-            <w:r>
-              <w:rPr>
-                <w:rStyle w:val="VerbatimChar"/>
-              </w:rPr>
-              <w:t xml:space="preserve">HERALD_CLAUDE_SESSION_ID</w:t>
-            </w:r>
-            <w:r>
-              <w:t xml:space="preserve"> </w:t>
-            </w:r>
-            <w:r>
-              <w:t xml:space="preserve">absent).</w:t>
+              <w:t xml:space="preserve">E17</w:t>
+            </w:r>
+            <w:r>
+              <w:t xml:space="preserve"> </w:t>
+            </w:r>
+            <w:r>
+              <w:t xml:space="preserve">Live Telegram round-trip (skipped with reason if</w:t>
+            </w:r>
+            <w:r>
+              <w:t xml:space="preserve"> </w:t>
+            </w:r>
+            <w:r>
+              <w:rPr>
+                <w:rStyle w:val="VerbatimChar"/>
+              </w:rPr>
+              <w:t xml:space="preserve">HERALD_TGRAM_BOT_TOKEN</w:t>
+            </w:r>
+            <w:r>
+              <w:t xml:space="preserve"> </w:t>
+            </w:r>
+            <w:r>
+              <w:t xml:space="preserve">absent — explicit SKIP-with-reason, NEVER PASS-by-default per §11.4.3 + §107).</w:t>
             </w:r>
           </w:p>
         </w:tc>
@@ -2795,81 +2485,26 @@
               <w:pStyle w:val="Compact"/>
             </w:pPr>
             <w:r>
-              <w:t xml:space="preserve">A</w:t>
-            </w:r>
-            <w:r>
-              <w:t xml:space="preserve"> </w:t>
-            </w:r>
-            <w:r>
-              <w:t xml:space="preserve">“PASS because we exec’d</w:t>
-            </w:r>
-            <w:r>
-              <w:t xml:space="preserve"> </w:t>
-            </w:r>
-            <w:r>
-              <w:rPr>
-                <w:rStyle w:val="VerbatimChar"/>
-              </w:rPr>
-              <w:t xml:space="preserve">echo</w:t>
-            </w:r>
-            <w:r>
-              <w:t xml:space="preserve"> </w:t>
-            </w:r>
-            <w:r>
-              <w:t xml:space="preserve">instead of</w:t>
-            </w:r>
-            <w:r>
-              <w:t xml:space="preserve"> </w:t>
-            </w:r>
-            <w:r>
-              <w:rPr>
-                <w:rStyle w:val="VerbatimChar"/>
-              </w:rPr>
-              <w:t xml:space="preserve">claude</w:t>
-            </w:r>
-            <w:r>
-              <w:t xml:space="preserve">”</w:t>
-            </w:r>
-            <w:r>
-              <w:t xml:space="preserve"> </w:t>
-            </w:r>
-            <w:r>
-              <w:t xml:space="preserve">is forbidden. The real</w:t>
-            </w:r>
-            <w:r>
-              <w:t xml:space="preserve"> </w:t>
-            </w:r>
-            <w:r>
-              <w:rPr>
-                <w:rStyle w:val="VerbatimChar"/>
-              </w:rPr>
-              <w:t xml:space="preserve">claude</w:t>
-            </w:r>
-            <w:r>
-              <w:t xml:space="preserve"> </w:t>
-            </w:r>
-            <w:r>
-              <w:t xml:space="preserve">binary or explicit SKIP.</w:t>
+              <w:t xml:space="preserve">If credentials absent → SKIP with reason. If credentials present → PASS requires captured Telegram API response body + DB row. A "PASS because we mocked the API" is forbidden.</w:t>
             </w:r>
           </w:p>
         </w:tc>
       </w:tr>
     </w:tbl>
-    <w:bookmarkEnd w:id="16"/>
-    <w:bookmarkStart w:id="17" w:name="X5d1608dcc553b4e128d098c46136a327291636b"/>
+    <w:bookmarkEnd w:id="18"/>
+    <w:bookmarkStart w:id="19" w:name="X3f26da468e4c29ce8b47f5fdc7c431632edbd4a"/>
     <w:p>
       <w:pPr>
         <w:pStyle w:val="Heading3"/>
       </w:pPr>
       <w:r>
-        <w:t xml:space="preserve">HRD-008 — Operator-side quickstart e2e validation (already in_progress)</w:t>
+        <w:t xml:space="preserve">HRD-012 — Claude Code dispatcher live integration</w:t>
       </w:r>
     </w:p>
     <w:tbl>
       <w:tblPr>
         <w:tblStyle w:val="Table"/>
-        <w:tblW w:type="pct" w:w="5000"/>
-        <w:tblLayout w:type="fixed"/>
+        <w:tblW w:type="auto" w:w="0"/>
         <w:tblLook w:firstRow="1" w:lastRow="0" w:firstColumn="0" w:lastColumn="0" w:noHBand="0" w:noVBand="0" w:val="0020"/>
       </w:tblPr>
       <w:tblGrid>
@@ -2926,22 +2561,52 @@
               <w:pStyle w:val="Compact"/>
             </w:pPr>
             <w:r>
-              <w:t xml:space="preserve">Operator runs</w:t>
-            </w:r>
-            <w:r>
-              <w:t xml:space="preserve"> </w:t>
-            </w:r>
-            <w:r>
-              <w:rPr>
-                <w:rStyle w:val="VerbatimChar"/>
-              </w:rPr>
-              <w:t xml:space="preserve">docker compose -f quickstart/compose.yaml up</w:t>
-            </w:r>
-            <w:r>
-              <w:t xml:space="preserve"> </w:t>
-            </w:r>
-            <w:r>
-              <w:t xml:space="preserve">on a fresh laptop. Postgres+Redis+OTel+pherald all boot. Validation walks the same e2e_bluff_hunt path against the composed stack rather than ad-hoc containers.</w:t>
+              <w:t xml:space="preserve">Implement</w:t>
+            </w:r>
+            <w:r>
+              <w:t xml:space="preserve"> </w:t>
+            </w:r>
+            <w:r>
+              <w:rPr>
+                <w:rStyle w:val="VerbatimChar"/>
+              </w:rPr>
+              <w:t xml:space="preserve">commons_messaging/dispatch/claude_code/</w:t>
+            </w:r>
+            <w:r>
+              <w:t xml:space="preserve"> </w:t>
+            </w:r>
+            <w:r>
+              <w:t xml:space="preserve">per spec §33. Resolve a session via the anchor-file pattern (§33.2), invoke</w:t>
+            </w:r>
+            <w:r>
+              <w:t xml:space="preserve"> </w:t>
+            </w:r>
+            <w:r>
+              <w:rPr>
+                <w:rStyle w:val="VerbatimChar"/>
+              </w:rPr>
+              <w:t xml:space="preserve">claude --resume &lt;session-id&gt;</w:t>
+            </w:r>
+            <w:r>
+              <w:t xml:space="preserve"> </w:t>
+            </w:r>
+            <w:r>
+              <w:t xml:space="preserve">with the formatted envelope, capture stdout, parse</w:t>
+            </w:r>
+            <w:r>
+              <w:t xml:space="preserve"> </w:t>
+            </w:r>
+            <w:r>
+              <w:rPr>
+                <w:rStyle w:val="VerbatimChar"/>
+              </w:rPr>
+              <w:t xml:space="preserve">&lt;&lt;&lt;HERALD-REPLY&gt;&gt;&gt;...&lt;&lt;&lt;END&gt;&gt;&gt;</w:t>
+            </w:r>
+            <w:r>
+              <w:t xml:space="preserve"> </w:t>
+            </w:r>
+            <w:r>
+              <w:t xml:space="preserve">markers, emit the reply as an outbound message on the originating channel.</w:t>
             </w:r>
           </w:p>
         </w:tc>
@@ -2969,37 +2634,52 @@
               <w:pStyle w:val="Compact"/>
             </w:pPr>
             <w:r>
-              <w:t xml:space="preserve">Captured terminal transcript +</w:t>
-            </w:r>
-            <w:r>
-              <w:t xml:space="preserve"> </w:t>
-            </w:r>
-            <w:r>
-              <w:rPr>
-                <w:rStyle w:val="VerbatimChar"/>
-              </w:rPr>
-              <w:t xml:space="preserve">compose ps</w:t>
-            </w:r>
-            <w:r>
-              <w:t xml:space="preserve"> </w:t>
-            </w:r>
-            <w:r>
-              <w:t xml:space="preserve">output + first 50 lines of pherald log + healthz/readyz response bodies, signed off by operator in</w:t>
-            </w:r>
-            <w:r>
-              <w:t xml:space="preserve"> </w:t>
-            </w:r>
-            <w:r>
-              <w:rPr>
-                <w:rStyle w:val="VerbatimChar"/>
-              </w:rPr>
-              <w:t xml:space="preserve">docs/Fixed.md</w:t>
-            </w:r>
-            <w:r>
-              <w:t xml:space="preserve"> </w:t>
-            </w:r>
-            <w:r>
-              <w:t xml:space="preserve">HRD-008 row.</w:t>
+              <w:t xml:space="preserve">A test inbound message routed to the Claude Code dispatcher produces a real</w:t>
+            </w:r>
+            <w:r>
+              <w:t xml:space="preserve"> </w:t>
+            </w:r>
+            <w:r>
+              <w:rPr>
+                <w:rStyle w:val="VerbatimChar"/>
+              </w:rPr>
+              <w:t xml:space="preserve">claude</w:t>
+            </w:r>
+            <w:r>
+              <w:t xml:space="preserve"> </w:t>
+            </w:r>
+            <w:r>
+              <w:t xml:space="preserve">CLI invocation, the reply text contains the marker-delimited payload, and the parsed reply is dispatched back on the source channel (Telegram in this wave's vertical slice). Captured:</w:t>
+            </w:r>
+            <w:r>
+              <w:t xml:space="preserve"> </w:t>
+            </w:r>
+            <w:r>
+              <w:rPr>
+                <w:rStyle w:val="VerbatimChar"/>
+              </w:rPr>
+              <w:t xml:space="preserve">claude</w:t>
+            </w:r>
+            <w:r>
+              <w:t xml:space="preserve"> </w:t>
+            </w:r>
+            <w:r>
+              <w:t xml:space="preserve">exit code, stdout transcript (sanitized), parsed reply body, outbound</w:t>
+            </w:r>
+            <w:r>
+              <w:t xml:space="preserve"> </w:t>
+            </w:r>
+            <w:r>
+              <w:rPr>
+                <w:rStyle w:val="VerbatimChar"/>
+              </w:rPr>
+              <w:t xml:space="preserve">delivery_evidence</w:t>
+            </w:r>
+            <w:r>
+              <w:t xml:space="preserve"> </w:t>
+            </w:r>
+            <w:r>
+              <w:t xml:space="preserve">row.</w:t>
             </w:r>
           </w:p>
         </w:tc>
@@ -3031,25 +2711,297 @@
                 <w:b/>
                 <w:bCs/>
               </w:rPr>
-              <w:t xml:space="preserve">E_OPS</w:t>
-            </w:r>
-            <w:r>
-              <w:t xml:space="preserve"> </w:t>
-            </w:r>
-            <w:r>
-              <w:t xml:space="preserve">Quickstart-mode invocation of e2e_bluff_hunt against the composed stack (parameterized variant of the existing one).</w:t>
+              <w:t xml:space="preserve">E18</w:t>
+            </w:r>
+            <w:r>
+              <w:t xml:space="preserve"> </w:t>
+            </w:r>
+            <w:r>
+              <w:t xml:space="preserve">Claude Code round-trip (skipped with reason if</w:t>
+            </w:r>
+            <w:r>
+              <w:t xml:space="preserve"> </w:t>
+            </w:r>
+            <w:r>
+              <w:rPr>
+                <w:rStyle w:val="VerbatimChar"/>
+              </w:rPr>
+              <w:t xml:space="preserve">HERALD_CLAUDE_SESSION_ID</w:t>
+            </w:r>
+            <w:r>
+              <w:t xml:space="preserve"> </w:t>
+            </w:r>
+            <w:r>
+              <w:t xml:space="preserve">absent).</w:t>
+            </w:r>
+          </w:p>
+        </w:tc>
+      </w:tr>
+      <w:tr>
+        <w:tc>
+          <w:tcPr/>
+          <w:p>
+            <w:pPr>
+              <w:pStyle w:val="Compact"/>
+            </w:pPr>
+            <w:r>
+              <w:rPr>
+                <w:b/>
+                <w:bCs/>
+              </w:rPr>
+              <w:t xml:space="preserve">Anti-bluff trap</w:t>
+            </w:r>
+          </w:p>
+        </w:tc>
+        <w:tc>
+          <w:tcPr/>
+          <w:p>
+            <w:pPr>
+              <w:pStyle w:val="Compact"/>
+            </w:pPr>
+            <w:r>
+              <w:t xml:space="preserve">A "PASS because we exec'd</w:t>
+            </w:r>
+            <w:r>
+              <w:t xml:space="preserve"> </w:t>
+            </w:r>
+            <w:r>
+              <w:rPr>
+                <w:rStyle w:val="VerbatimChar"/>
+              </w:rPr>
+              <w:t xml:space="preserve">echo</w:t>
+            </w:r>
+            <w:r>
+              <w:t xml:space="preserve"> </w:t>
+            </w:r>
+            <w:r>
+              <w:t xml:space="preserve">instead of</w:t>
+            </w:r>
+            <w:r>
+              <w:t xml:space="preserve"> </w:t>
+            </w:r>
+            <w:r>
+              <w:rPr>
+                <w:rStyle w:val="VerbatimChar"/>
+              </w:rPr>
+              <w:t xml:space="preserve">claude</w:t>
+            </w:r>
+            <w:r>
+              <w:t xml:space="preserve">" is forbidden. The real</w:t>
+            </w:r>
+            <w:r>
+              <w:t xml:space="preserve"> </w:t>
+            </w:r>
+            <w:r>
+              <w:rPr>
+                <w:rStyle w:val="VerbatimChar"/>
+              </w:rPr>
+              <w:t xml:space="preserve">claude</w:t>
+            </w:r>
+            <w:r>
+              <w:t xml:space="preserve"> </w:t>
+            </w:r>
+            <w:r>
+              <w:t xml:space="preserve">binary or explicit SKIP.</w:t>
             </w:r>
           </w:p>
         </w:tc>
       </w:tr>
     </w:tbl>
-    <w:bookmarkEnd w:id="17"/>
-    <w:bookmarkStart w:id="18" w:name="wave-1-dependency-graph"/>
+    <w:bookmarkEnd w:id="19"/>
+    <w:bookmarkStart w:id="20" w:name="Xdcbb7bd56dc2afab67fc766498aba6df3cece00"/>
     <w:p>
       <w:pPr>
         <w:pStyle w:val="Heading3"/>
       </w:pPr>
       <w:r>
+        <w:t xml:space="preserve">HRD-008 — Operator-side quickstart e2e validation (already in_progress)</w:t>
+      </w:r>
+    </w:p>
+    <w:tbl>
+      <w:tblPr>
+        <w:tblStyle w:val="Table"/>
+        <w:tblW w:type="auto" w:w="0"/>
+        <w:tblLook w:firstRow="1" w:lastRow="0" w:firstColumn="0" w:lastColumn="0" w:noHBand="0" w:noVBand="0" w:val="0020"/>
+      </w:tblPr>
+      <w:tblGrid>
+        <w:gridCol w:w="3960"/>
+        <w:gridCol w:w="3960"/>
+      </w:tblGrid>
+      <w:tr>
+        <w:trPr>
+          <w:tblHeader w:val="on"/>
+        </w:trPr>
+        <w:tc>
+          <w:tcPr/>
+          <w:p>
+            <w:pPr>
+              <w:pStyle w:val="Compact"/>
+            </w:pPr>
+            <w:r>
+              <w:t xml:space="preserve">Dimension</w:t>
+            </w:r>
+          </w:p>
+        </w:tc>
+        <w:tc>
+          <w:tcPr/>
+          <w:p>
+            <w:pPr>
+              <w:pStyle w:val="Compact"/>
+            </w:pPr>
+            <w:r>
+              <w:t xml:space="preserve">Spec</w:t>
+            </w:r>
+          </w:p>
+        </w:tc>
+      </w:tr>
+      <w:tr>
+        <w:tc>
+          <w:tcPr/>
+          <w:p>
+            <w:pPr>
+              <w:pStyle w:val="Compact"/>
+            </w:pPr>
+            <w:r>
+              <w:rPr>
+                <w:b/>
+                <w:bCs/>
+              </w:rPr>
+              <w:t xml:space="preserve">Scope</w:t>
+            </w:r>
+          </w:p>
+        </w:tc>
+        <w:tc>
+          <w:tcPr/>
+          <w:p>
+            <w:pPr>
+              <w:pStyle w:val="Compact"/>
+            </w:pPr>
+            <w:r>
+              <w:t xml:space="preserve">Operator runs</w:t>
+            </w:r>
+            <w:r>
+              <w:t xml:space="preserve"> </w:t>
+            </w:r>
+            <w:r>
+              <w:rPr>
+                <w:rStyle w:val="VerbatimChar"/>
+              </w:rPr>
+              <w:t xml:space="preserve">docker compose -f quickstart/compose.yaml up</w:t>
+            </w:r>
+            <w:r>
+              <w:t xml:space="preserve"> </w:t>
+            </w:r>
+            <w:r>
+              <w:t xml:space="preserve">on a fresh laptop. Postgres+Redis+OTel+pherald all boot. Validation walks the same e2e_bluff_hunt path against the composed stack rather than ad-hoc containers.</w:t>
+            </w:r>
+          </w:p>
+        </w:tc>
+      </w:tr>
+      <w:tr>
+        <w:tc>
+          <w:tcPr/>
+          <w:p>
+            <w:pPr>
+              <w:pStyle w:val="Compact"/>
+            </w:pPr>
+            <w:r>
+              <w:rPr>
+                <w:b/>
+                <w:bCs/>
+              </w:rPr>
+              <w:t xml:space="preserve">§107 evidence</w:t>
+            </w:r>
+          </w:p>
+        </w:tc>
+        <w:tc>
+          <w:tcPr/>
+          <w:p>
+            <w:pPr>
+              <w:pStyle w:val="Compact"/>
+            </w:pPr>
+            <w:r>
+              <w:t xml:space="preserve">Captured terminal transcript +</w:t>
+            </w:r>
+            <w:r>
+              <w:t xml:space="preserve"> </w:t>
+            </w:r>
+            <w:r>
+              <w:rPr>
+                <w:rStyle w:val="VerbatimChar"/>
+              </w:rPr>
+              <w:t xml:space="preserve">compose ps</w:t>
+            </w:r>
+            <w:r>
+              <w:t xml:space="preserve"> </w:t>
+            </w:r>
+            <w:r>
+              <w:t xml:space="preserve">output + first 50 lines of pherald log + healthz/readyz response bodies, signed off by operator in</w:t>
+            </w:r>
+            <w:r>
+              <w:t xml:space="preserve"> </w:t>
+            </w:r>
+            <w:r>
+              <w:rPr>
+                <w:rStyle w:val="VerbatimChar"/>
+              </w:rPr>
+              <w:t xml:space="preserve">docs/Fixed.md</w:t>
+            </w:r>
+            <w:r>
+              <w:t xml:space="preserve"> </w:t>
+            </w:r>
+            <w:r>
+              <w:t xml:space="preserve">HRD-008 row.</w:t>
+            </w:r>
+          </w:p>
+        </w:tc>
+      </w:tr>
+      <w:tr>
+        <w:tc>
+          <w:tcPr/>
+          <w:p>
+            <w:pPr>
+              <w:pStyle w:val="Compact"/>
+            </w:pPr>
+            <w:r>
+              <w:rPr>
+                <w:b/>
+                <w:bCs/>
+              </w:rPr>
+              <w:t xml:space="preserve">New e2e invariants</w:t>
+            </w:r>
+          </w:p>
+        </w:tc>
+        <w:tc>
+          <w:tcPr/>
+          <w:p>
+            <w:pPr>
+              <w:pStyle w:val="Compact"/>
+            </w:pPr>
+            <w:r>
+              <w:rPr>
+                <w:b/>
+                <w:bCs/>
+              </w:rPr>
+              <w:t xml:space="preserve">E_OPS</w:t>
+            </w:r>
+            <w:r>
+              <w:t xml:space="preserve"> </w:t>
+            </w:r>
+            <w:r>
+              <w:t xml:space="preserve">Quickstart-mode invocation of e2e_bluff_hunt against the composed stack (parameterized variant of the existing one).</w:t>
+            </w:r>
+          </w:p>
+        </w:tc>
+      </w:tr>
+    </w:tbl>
+    <w:bookmarkEnd w:id="20"/>
+    <w:bookmarkStart w:id="21" w:name="wave-1-dependency-graph"/>
+    <w:p>
+      <w:pPr>
+        <w:pStyle w:val="Heading3"/>
+      </w:pPr>
+      <w:r>
         <w:t xml:space="preserve">Wave 1 dependency graph</w:t>
       </w:r>
     </w:p>
@@ -3108,8 +3060,8 @@
         <w:t xml:space="preserve">HRD-010 is a hard prereq for HRD-011/012 (they persist delivery evidence). HRD-011 and HRD-012 can proceed in parallel once HRD-010 lands. HRD-008 validates the full stack and runs LAST.</w:t>
       </w:r>
     </w:p>
-    <w:bookmarkEnd w:id="18"/>
-    <w:bookmarkStart w:id="19" w:name="wave-1-gate"/>
+    <w:bookmarkEnd w:id="21"/>
+    <w:bookmarkStart w:id="22" w:name="wave-1-gate"/>
     <w:p>
       <w:pPr>
         <w:pStyle w:val="Heading3"/>
@@ -3227,9 +3179,9 @@
         <w:t xml:space="preserve">Operator signs off HRD-008 with captured transcript.</w:t>
       </w:r>
     </w:p>
-    <w:bookmarkEnd w:id="19"/>
-    <w:bookmarkEnd w:id="20"/>
-    <w:bookmarkStart w:id="27" w:name="Xb51dc173dde9a76481166fcc37456dc6735d96b"/>
+    <w:bookmarkEnd w:id="22"/>
+    <w:bookmarkEnd w:id="23"/>
+    <w:bookmarkStart w:id="30" w:name="X1fadb46c33cff0e5677ef35c289b39ce4d4f774"/>
     <w:p>
       <w:pPr>
         <w:pStyle w:val="Heading2"/>
@@ -3238,7 +3190,7 @@
         <w:t xml:space="preserve">Wave 2 — Flavor scaffolds (6 honest-stub binaries)</w:t>
       </w:r>
     </w:p>
-    <w:bookmarkStart w:id="21" w:name="per-flavor-scope-107-evidence"/>
+    <w:bookmarkStart w:id="24" w:name="per-flavor-scope--107-evidence"/>
     <w:p>
       <w:pPr>
         <w:pStyle w:val="Heading3"/>
@@ -3250,8 +3202,7 @@
     <w:tbl>
       <w:tblPr>
         <w:tblStyle w:val="Table"/>
-        <w:tblW w:type="pct" w:w="5000"/>
-        <w:tblLayout w:type="fixed"/>
+        <w:tblW w:type="auto" w:w="0"/>
         <w:tblLook w:firstRow="1" w:lastRow="0" w:firstColumn="0" w:lastColumn="0" w:noHBand="0" w:noVBand="0" w:val="0020"/>
       </w:tblPr>
       <w:tblGrid>
@@ -4243,8 +4194,8 @@
         </w:tc>
       </w:tr>
     </w:tbl>
-    <w:bookmarkEnd w:id="21"/>
-    <w:bookmarkStart w:id="22" w:name="build-ship-layout"/>
+    <w:bookmarkEnd w:id="24"/>
+    <w:bookmarkStart w:id="25" w:name="build--ship-layout"/>
     <w:p>
       <w:pPr>
         <w:pStyle w:val="Heading3"/>
@@ -4372,7 +4323,7 @@
         <w:t xml:space="preserve"> </w:t>
       </w:r>
       <w:r>
-        <w:t xml:space="preserve">(NEW) so each flavor’s</w:t>
+        <w:t xml:space="preserve">(NEW) so each flavor's</w:t>
       </w:r>
       <w:r>
         <w:t xml:space="preserve"> </w:t>
@@ -4468,8 +4419,8 @@
         <w:t xml:space="preserve">documented in the HRD.</w:t>
       </w:r>
     </w:p>
-    <w:bookmarkEnd w:id="22"/>
-    <w:bookmarkStart w:id="23" w:name="new-e2e_bluff_hunt-invariants"/>
+    <w:bookmarkEnd w:id="25"/>
+    <w:bookmarkStart w:id="26" w:name="new-e2e_bluff_hunt-invariants"/>
     <w:p>
       <w:pPr>
         <w:pStyle w:val="Heading3"/>
@@ -4555,8 +4506,8 @@
         <w:t xml:space="preserve">Wave 2 e2e_bluff_hunt grows from 20 (post-Wave-1) → 30 invariants.</w:t>
       </w:r>
     </w:p>
-    <w:bookmarkEnd w:id="23"/>
-    <w:bookmarkStart w:id="24" w:name="wave-2-anti-bluff-traps"/>
+    <w:bookmarkEnd w:id="26"/>
+    <w:bookmarkStart w:id="27" w:name="wave-2-anti-bluff-traps"/>
     <w:p>
       <w:pPr>
         <w:pStyle w:val="Heading3"/>
@@ -4578,21 +4529,7 @@
           <w:b/>
           <w:bCs/>
         </w:rPr>
-        <w:t xml:space="preserve">“Empty version field”</w:t>
-      </w:r>
-      <w:r>
-        <w:rPr>
-          <w:b/>
-          <w:bCs/>
-        </w:rPr>
-        <w:t xml:space="preserve"> </w:t>
-      </w:r>
-      <w:r>
-        <w:rPr>
-          <w:b/>
-          <w:bCs/>
-        </w:rPr>
-        <w:t xml:space="preserve">bluff.</w:t>
+        <w:t xml:space="preserve">"Empty version field" bluff.</w:t>
       </w:r>
       <w:r>
         <w:t xml:space="preserve"> </w:t>
@@ -4644,27 +4581,13 @@
           <w:b/>
           <w:bCs/>
         </w:rPr>
-        <w:t xml:space="preserve">“Serve returns 200 on every route”</w:t>
-      </w:r>
-      <w:r>
-        <w:rPr>
-          <w:b/>
-          <w:bCs/>
-        </w:rPr>
+        <w:t xml:space="preserve">"Serve returns 200 on every route" bluff.</w:t>
+      </w:r>
+      <w:r>
         <w:t xml:space="preserve"> </w:t>
       </w:r>
       <w:r>
-        <w:rPr>
-          <w:b/>
-          <w:bCs/>
-        </w:rPr>
-        <w:t xml:space="preserve">bluff.</w:t>
-      </w:r>
-      <w:r>
-        <w:t xml:space="preserve"> </w:t>
-      </w:r>
-      <w:r>
-        <w:t xml:space="preserve">Each flavor’s serve MUST return 404 for unknown routes (catch-all), 501 with HRD pointer for declared-but-unimplemented routes, and 200 ONLY for actually-implemented routes (healthz/readyz/metrics).</w:t>
+        <w:t xml:space="preserve">Each flavor's serve MUST return 404 for unknown routes (catch-all), 501 with HRD pointer for declared-but-unimplemented routes, and 200 ONLY for actually-implemented routes (healthz/readyz/metrics).</w:t>
       </w:r>
     </w:p>
     <w:p>
@@ -4680,40 +4603,26 @@
           <w:b/>
           <w:bCs/>
         </w:rPr>
-        <w:t xml:space="preserve">“Build succeeds, never runs”</w:t>
-      </w:r>
-      <w:r>
-        <w:rPr>
-          <w:b/>
-          <w:bCs/>
-        </w:rPr>
+        <w:t xml:space="preserve">"Build succeeds, never runs" bluff.</w:t>
+      </w:r>
+      <w:r>
         <w:t xml:space="preserve"> </w:t>
       </w:r>
       <w:r>
         <w:rPr>
-          <w:b/>
-          <w:bCs/>
-        </w:rPr>
-        <w:t xml:space="preserve">bluff.</w:t>
+          <w:rStyle w:val="VerbatimChar"/>
+        </w:rPr>
+        <w:t xml:space="preserve">go build ./&lt;flavor&gt;/...</w:t>
       </w:r>
       <w:r>
         <w:t xml:space="preserve"> </w:t>
       </w:r>
       <w:r>
-        <w:rPr>
-          <w:rStyle w:val="VerbatimChar"/>
-        </w:rPr>
-        <w:t xml:space="preserve">go build ./&lt;flavor&gt;/...</w:t>
-      </w:r>
-      <w:r>
-        <w:t xml:space="preserve"> </w:t>
-      </w:r>
-      <w:r>
         <w:t xml:space="preserve">PASS alone is NOT sufficient. Every E19-E28 invariant invokes the resulting binary and asserts on its output.</w:t>
       </w:r>
     </w:p>
-    <w:bookmarkEnd w:id="24"/>
-    <w:bookmarkStart w:id="25" w:name="wave-2-dependency"/>
+    <w:bookmarkEnd w:id="27"/>
+    <w:bookmarkStart w:id="28" w:name="wave-2-dependency"/>
     <w:p>
       <w:pPr>
         <w:pStyle w:val="Heading3"/>
@@ -4814,8 +4723,8 @@
         <w:t xml:space="preserve">Wave 2 gate green</w:t>
       </w:r>
     </w:p>
-    <w:bookmarkEnd w:id="25"/>
-    <w:bookmarkStart w:id="26" w:name="wave-2-gate"/>
+    <w:bookmarkEnd w:id="28"/>
+    <w:bookmarkStart w:id="29" w:name="wave-2-gate"/>
     <w:p>
       <w:pPr>
         <w:pStyle w:val="Heading3"/>
@@ -4942,9 +4851,9 @@
         <w:t xml:space="preserve">) and validate green for the new symbols.</w:t>
       </w:r>
     </w:p>
-    <w:bookmarkEnd w:id="26"/>
-    <w:bookmarkEnd w:id="27"/>
-    <w:bookmarkStart w:id="34" w:name="Xc59abc84fa416400ce388413ec4d8508685bafd"/>
+    <w:bookmarkEnd w:id="29"/>
+    <w:bookmarkEnd w:id="30"/>
+    <w:bookmarkStart w:id="37" w:name="X9d2f4b33c83353250c8169f79615dd6f6d54eb7"/>
     <w:p>
       <w:pPr>
         <w:pStyle w:val="Heading2"/>
@@ -4961,32 +4870,19 @@
         <w:t xml:space="preserve">11 HRDs split into 3 sub-waves by criticality.</w:t>
       </w:r>
     </w:p>
-    <w:bookmarkStart w:id="28" w:name="sub-wave-3a-high-criticality-3-hrds"/>
+    <w:bookmarkStart w:id="31" w:name="sub-wave-3a--high-criticality-3-hrds"/>
     <w:p>
       <w:pPr>
         <w:pStyle w:val="Heading3"/>
       </w:pPr>
       <w:r>
-        <w:t xml:space="preserve">Sub-wave 3a —</w:t>
-      </w:r>
-      <w:r>
-        <w:t xml:space="preserve"> </w:t>
-      </w:r>
-      <w:r>
-        <w:t xml:space="preserve">“high”</w:t>
-      </w:r>
-      <w:r>
-        <w:t xml:space="preserve"> </w:t>
-      </w:r>
-      <w:r>
-        <w:t xml:space="preserve">criticality (3 HRDs)</w:t>
+        <w:t xml:space="preserve">Sub-wave 3a — "high" criticality (3 HRDs)</w:t>
       </w:r>
     </w:p>
     <w:tbl>
       <w:tblPr>
         <w:tblStyle w:val="Table"/>
-        <w:tblW w:type="pct" w:w="5000"/>
-        <w:tblLayout w:type="fixed"/>
+        <w:tblW w:type="auto" w:w="0"/>
         <w:tblLook w:firstRow="1" w:lastRow="0" w:firstColumn="0" w:lastColumn="0" w:noHBand="0" w:noVBand="0" w:val="0020"/>
       </w:tblPr>
       <w:tblGrid>
@@ -5350,7 +5246,7 @@
               <w:t xml:space="preserve">E30</w:t>
             </w:r>
             <w:r>
-              <w:t xml:space="preserve">: Inject a synthetic violation, invoke evaluator, assert CloudEvent on cherald’s bus +</w:t>
+              <w:t xml:space="preserve">: Inject a synthetic violation, invoke evaluator, assert CloudEvent on cherald's bus +</w:t>
             </w:r>
             <w:r>
               <w:t xml:space="preserve"> </w:t>
@@ -5419,7 +5315,7 @@
               <w:pStyle w:val="Compact"/>
             </w:pPr>
             <w:r>
-              <w:t xml:space="preserve">OS-level signals: process exec’ing</w:t>
+              <w:t xml:space="preserve">OS-level signals: process exec'ing</w:t>
             </w:r>
             <w:r>
               <w:t xml:space="preserve"> </w:t>
@@ -5520,7 +5416,7 @@
               <w:t xml:space="preserve"> </w:t>
             </w:r>
             <w:r>
-              <w:t xml:space="preserve">against a sandboxed temp dir under sherald’s hook + assert sherald intercepted + emitted + the child exit code is non-zero.</w:t>
+              <w:t xml:space="preserve">against a sandboxed temp dir under sherald's hook + assert sherald intercepted + emitted + the child exit code is non-zero.</w:t>
             </w:r>
             <w:r>
               <w:t xml:space="preserve"> </w:t>
@@ -5582,63 +5478,38 @@
         <w:t xml:space="preserve"> </w:t>
       </w:r>
       <w:r>
-        <w:t xml:space="preserve">A</w:t>
+        <w:t xml:space="preserve">A "PASS because we mocked the syscall" is forbidden. E31/E32/E33 use real</w:t>
       </w:r>
       <w:r>
         <w:t xml:space="preserve"> </w:t>
       </w:r>
       <w:r>
-        <w:t xml:space="preserve">“PASS because we mocked the syscall”</w:t>
+        <w:rPr>
+          <w:rStyle w:val="VerbatimChar"/>
+        </w:rPr>
+        <w:t xml:space="preserve">os/exec</w:t>
       </w:r>
       <w:r>
         <w:t xml:space="preserve"> </w:t>
       </w:r>
       <w:r>
-        <w:t xml:space="preserve">is forbidden. E31/E32/E33 use real</w:t>
-      </w:r>
-      <w:r>
-        <w:t xml:space="preserve"> </w:t>
-      </w:r>
-      <w:r>
-        <w:rPr>
-          <w:rStyle w:val="VerbatimChar"/>
-        </w:rPr>
-        <w:t xml:space="preserve">os/exec</w:t>
-      </w:r>
-      <w:r>
-        <w:t xml:space="preserve"> </w:t>
-      </w:r>
-      <w:r>
         <w:t xml:space="preserve">against sandboxed targets, not mocks. The captured-evidence is: child exit code, sherald log line, DB row.</w:t>
       </w:r>
     </w:p>
-    <w:bookmarkEnd w:id="28"/>
-    <w:bookmarkStart w:id="29" w:name="sub-wave-3b-middle-criticality-6-hrds"/>
+    <w:bookmarkEnd w:id="31"/>
+    <w:bookmarkStart w:id="32" w:name="sub-wave-3b--middle-criticality-6-hrds"/>
     <w:p>
       <w:pPr>
         <w:pStyle w:val="Heading3"/>
       </w:pPr>
       <w:r>
-        <w:t xml:space="preserve">Sub-wave 3b —</w:t>
-      </w:r>
-      <w:r>
-        <w:t xml:space="preserve"> </w:t>
-      </w:r>
-      <w:r>
-        <w:t xml:space="preserve">“middle”</w:t>
-      </w:r>
-      <w:r>
-        <w:t xml:space="preserve"> </w:t>
-      </w:r>
-      <w:r>
-        <w:t xml:space="preserve">criticality (6 HRDs)</w:t>
+        <w:t xml:space="preserve">Sub-wave 3b — "middle" criticality (6 HRDs)</w:t>
       </w:r>
     </w:p>
     <w:tbl>
       <w:tblPr>
         <w:tblStyle w:val="Table"/>
-        <w:tblW w:type="pct" w:w="5000"/>
-        <w:tblLayout w:type="fixed"/>
+        <w:tblW w:type="auto" w:w="0"/>
         <w:tblLook w:firstRow="1" w:lastRow="0" w:firstColumn="0" w:lastColumn="0" w:noHBand="0" w:noVBand="0" w:val="0020"/>
       </w:tblPr>
       <w:tblGrid>
@@ -6258,48 +6129,23 @@
         <w:t xml:space="preserve"> </w:t>
       </w:r>
       <w:r>
-        <w:t xml:space="preserve">Each probe operates against a real instance — real bherald reading a real audit file, real rherald against a sandboxed git repo, real pherald against a sandboxed commit. No</w:t>
-      </w:r>
-      <w:r>
-        <w:t xml:space="preserve"> </w:t>
-      </w:r>
-      <w:r>
-        <w:t xml:space="preserve">“we tested the function in isolation, assume it works in context”</w:t>
-      </w:r>
-      <w:r>
-        <w:t xml:space="preserve"> </w:t>
-      </w:r>
-      <w:r>
-        <w:t xml:space="preserve">PASS.</w:t>
-      </w:r>
-    </w:p>
-    <w:bookmarkEnd w:id="29"/>
-    <w:bookmarkStart w:id="30" w:name="sub-wave-3c-low-criticality-2-hrds"/>
+        <w:t xml:space="preserve">Each probe operates against a real instance — real bherald reading a real audit file, real rherald against a sandboxed git repo, real pherald against a sandboxed commit. No "we tested the function in isolation, assume it works in context" PASS.</w:t>
+      </w:r>
+    </w:p>
+    <w:bookmarkEnd w:id="32"/>
+    <w:bookmarkStart w:id="33" w:name="sub-wave-3c--low-criticality-2-hrds"/>
     <w:p>
       <w:pPr>
         <w:pStyle w:val="Heading3"/>
       </w:pPr>
       <w:r>
-        <w:t xml:space="preserve">Sub-wave 3c —</w:t>
-      </w:r>
-      <w:r>
-        <w:t xml:space="preserve"> </w:t>
-      </w:r>
-      <w:r>
-        <w:t xml:space="preserve">“low”</w:t>
-      </w:r>
-      <w:r>
-        <w:t xml:space="preserve"> </w:t>
-      </w:r>
-      <w:r>
-        <w:t xml:space="preserve">criticality (2 HRDs)</w:t>
+        <w:t xml:space="preserve">Sub-wave 3c — "low" criticality (2 HRDs)</w:t>
       </w:r>
     </w:p>
     <w:tbl>
       <w:tblPr>
         <w:tblStyle w:val="Table"/>
-        <w:tblW w:type="pct" w:w="5000"/>
-        <w:tblLayout w:type="fixed"/>
+        <w:tblW w:type="auto" w:w="0"/>
         <w:tblLook w:firstRow="1" w:lastRow="0" w:firstColumn="0" w:lastColumn="0" w:noHBand="0" w:noVBand="0" w:val="0020"/>
       </w:tblPr>
       <w:tblGrid>
@@ -6571,8 +6417,8 @@
         </w:tc>
       </w:tr>
     </w:tbl>
-    <w:bookmarkEnd w:id="30"/>
-    <w:bookmarkStart w:id="31" w:name="wave-3-shared-design-constraints"/>
+    <w:bookmarkEnd w:id="33"/>
+    <w:bookmarkStart w:id="34" w:name="wave-3-shared-design-constraints"/>
     <w:p>
       <w:pPr>
         <w:pStyle w:val="Heading3"/>
@@ -6787,11 +6633,11 @@
         <w:t xml:space="preserve">tests/test_binding_&lt;id&gt;_meta.sh</w:t>
       </w:r>
       <w:r>
-        <w:t xml:space="preserve">) that modifies the binding’s emission contract to assert the gate catches the regression. 11 new paired meta-tests total.</w:t>
-      </w:r>
-    </w:p>
-    <w:bookmarkEnd w:id="31"/>
-    <w:bookmarkStart w:id="32" w:name="wave-3-dependency-graph"/>
+        <w:t xml:space="preserve">) that modifies the binding's emission contract to assert the gate catches the regression. 11 new paired meta-tests total.</w:t>
+      </w:r>
+    </w:p>
+    <w:bookmarkEnd w:id="34"/>
+    <w:bookmarkStart w:id="35" w:name="wave-3-dependency-graph"/>
     <w:p>
       <w:pPr>
         <w:pStyle w:val="Heading3"/>
@@ -6919,8 +6765,8 @@
         <w:t xml:space="preserve">Wave 3 gate green</w:t>
       </w:r>
     </w:p>
-    <w:bookmarkEnd w:id="32"/>
-    <w:bookmarkStart w:id="33" w:name="wave-3-gate"/>
+    <w:bookmarkEnd w:id="35"/>
+    <w:bookmarkStart w:id="36" w:name="wave-3-gate"/>
     <w:p>
       <w:pPr>
         <w:pStyle w:val="Heading3"/>
@@ -7018,9 +6864,9 @@
         <w:t xml:space="preserve">Revision bumped (per §11.4.73) reflecting binding-rollout completion.</w:t>
       </w:r>
     </w:p>
-    <w:bookmarkEnd w:id="33"/>
-    <w:bookmarkEnd w:id="34"/>
-    <w:bookmarkStart w:id="41" w:name="X546221af3813f16fc8f64ae1651e0ad832e0145"/>
+    <w:bookmarkEnd w:id="36"/>
+    <w:bookmarkEnd w:id="37"/>
+    <w:bookmarkStart w:id="44" w:name="Xf9e7bc32dfae83fef7bc0478ea2cb36d81d14e5"/>
     <w:p>
       <w:pPr>
         <w:pStyle w:val="Heading2"/>
@@ -7037,32 +6883,19 @@
         <w:t xml:space="preserve">28 HRDs implementing the 27-entry §43 catalogue (HRD-039 bundles §11.4.19 + §11.4.23 into one workable item). Grouped by criticality.</w:t>
       </w:r>
     </w:p>
-    <w:bookmarkStart w:id="35" w:name="sub-wave-4a-high-criticality-9-commands"/>
+    <w:bookmarkStart w:id="38" w:name="sub-wave-4a--high-criticality-9-commands"/>
     <w:p>
       <w:pPr>
         <w:pStyle w:val="Heading3"/>
       </w:pPr>
       <w:r>
-        <w:t xml:space="preserve">Sub-wave 4a —</w:t>
-      </w:r>
-      <w:r>
-        <w:t xml:space="preserve"> </w:t>
-      </w:r>
-      <w:r>
-        <w:t xml:space="preserve">“high”</w:t>
-      </w:r>
-      <w:r>
-        <w:t xml:space="preserve"> </w:t>
-      </w:r>
-      <w:r>
-        <w:t xml:space="preserve">criticality (9 commands)</w:t>
+        <w:t xml:space="preserve">Sub-wave 4a — "high" criticality (9 commands)</w:t>
       </w:r>
     </w:p>
     <w:tbl>
       <w:tblPr>
         <w:tblStyle w:val="Table"/>
-        <w:tblW w:type="pct" w:w="5000"/>
-        <w:tblLayout w:type="fixed"/>
+        <w:tblW w:type="auto" w:w="0"/>
         <w:tblLook w:firstRow="1" w:lastRow="0" w:firstColumn="0" w:lastColumn="0" w:noHBand="0" w:noVBand="0" w:val="0020"/>
       </w:tblPr>
       <w:tblGrid>
@@ -7480,7 +7313,7 @@
               <w:pStyle w:val="Compact"/>
             </w:pPr>
             <w:r>
-              <w:t xml:space="preserve">install_upstreams wrapper (extends constitution submodule’s existing script per Catalogue-Check)</w:t>
+              <w:t xml:space="preserve">install_upstreams wrapper (extends constitution submodule's existing script per Catalogue-Check)</w:t>
             </w:r>
           </w:p>
         </w:tc>
@@ -7913,33 +7746,20 @@
         </w:tc>
       </w:tr>
     </w:tbl>
-    <w:bookmarkEnd w:id="35"/>
-    <w:bookmarkStart w:id="36" w:name="X53349569886e94ea5d971f7a0f68c90c04cbc72"/>
+    <w:bookmarkEnd w:id="38"/>
+    <w:bookmarkStart w:id="39" w:name="Xca638f0da202db23f396a20828d8b01b3eedc12"/>
     <w:p>
       <w:pPr>
         <w:pStyle w:val="Heading3"/>
       </w:pPr>
       <w:r>
-        <w:t xml:space="preserve">Sub-wave 4b —</w:t>
-      </w:r>
-      <w:r>
-        <w:t xml:space="preserve"> </w:t>
-      </w:r>
-      <w:r>
-        <w:t xml:space="preserve">“middle”</w:t>
-      </w:r>
-      <w:r>
-        <w:t xml:space="preserve"> </w:t>
-      </w:r>
-      <w:r>
-        <w:t xml:space="preserve">criticality (13 commands)</w:t>
+        <w:t xml:space="preserve">Sub-wave 4b — "middle" criticality (13 commands)</w:t>
       </w:r>
     </w:p>
     <w:tbl>
       <w:tblPr>
         <w:tblStyle w:val="Table"/>
-        <w:tblW w:type="pct" w:w="5000"/>
-        <w:tblLayout w:type="fixed"/>
+        <w:tblW w:type="auto" w:w="0"/>
         <w:tblLook w:firstRow="1" w:lastRow="0" w:firstColumn="0" w:lastColumn="0" w:noHBand="0" w:noVBand="0" w:val="0020"/>
       </w:tblPr>
       <w:tblGrid>
@@ -8820,33 +8640,20 @@
         </w:tc>
       </w:tr>
     </w:tbl>
-    <w:bookmarkEnd w:id="36"/>
-    <w:bookmarkStart w:id="37" w:name="sub-wave-4c-low-criticality-6-commands"/>
+    <w:bookmarkEnd w:id="39"/>
+    <w:bookmarkStart w:id="40" w:name="sub-wave-4c--low-criticality-6-commands"/>
     <w:p>
       <w:pPr>
         <w:pStyle w:val="Heading3"/>
       </w:pPr>
       <w:r>
-        <w:t xml:space="preserve">Sub-wave 4c —</w:t>
-      </w:r>
-      <w:r>
-        <w:t xml:space="preserve"> </w:t>
-      </w:r>
-      <w:r>
-        <w:t xml:space="preserve">“low”</w:t>
-      </w:r>
-      <w:r>
-        <w:t xml:space="preserve"> </w:t>
-      </w:r>
-      <w:r>
-        <w:t xml:space="preserve">criticality (6 commands)</w:t>
+        <w:t xml:space="preserve">Sub-wave 4c — "low" criticality (6 commands)</w:t>
       </w:r>
     </w:p>
     <w:tbl>
       <w:tblPr>
         <w:tblStyle w:val="Table"/>
-        <w:tblW w:type="pct" w:w="5000"/>
-        <w:tblLayout w:type="fixed"/>
+        <w:tblW w:type="auto" w:w="0"/>
         <w:tblLook w:firstRow="1" w:lastRow="0" w:firstColumn="0" w:lastColumn="0" w:noHBand="0" w:noVBand="0" w:val="0020"/>
       </w:tblPr>
       <w:tblGrid>
@@ -9310,8 +9117,8 @@
         </w:tc>
       </w:tr>
     </w:tbl>
-    <w:bookmarkEnd w:id="37"/>
-    <w:bookmarkStart w:id="38" w:name="wave-4-shared-design-constraints"/>
+    <w:bookmarkEnd w:id="40"/>
+    <w:bookmarkStart w:id="41" w:name="wave-4-shared-design-constraints"/>
     <w:p>
       <w:pPr>
         <w:pStyle w:val="Heading3"/>
@@ -9339,7 +9146,7 @@
         <w:t xml:space="preserve"> </w:t>
       </w:r>
       <w:r>
-        <w:t xml:space="preserve">Every command’s §107 probe runs against a sandboxed working tree (a temp directory the test owns), NEVER against the live Herald repo. Required to prevent test pollution and to make probes hermetic.</w:t>
+        <w:t xml:space="preserve">Every command's §107 probe runs against a sandboxed working tree (a temp directory the test owns), NEVER against the live Herald repo. Required to prevent test pollution and to make probes hermetic.</w:t>
       </w:r>
     </w:p>
     <w:p>
@@ -9442,7 +9249,7 @@
         <w:t xml:space="preserve"> </w:t>
       </w:r>
       <w:r>
-        <w:t xml:space="preserve">(NEW, Catalogue-Check first). Pulls common patterns: sandbox setup/teardown, sandboxed-git-repo helper, hardlink-backup helper, evidence-capture helper. Each command’s</w:t>
+        <w:t xml:space="preserve">(NEW, Catalogue-Check first). Pulls common patterns: sandbox setup/teardown, sandboxed-git-repo helper, hardlink-backup helper, evidence-capture helper. Each command's</w:t>
       </w:r>
       <w:r>
         <w:t xml:space="preserve"> </w:t>
@@ -9479,35 +9286,11 @@
         <w:t xml:space="preserve"> </w:t>
       </w:r>
       <w:r>
-        <w:t xml:space="preserve">for negative tests. For commands that detect drift (HRD-054 spec-version check, HRD-038 script-docs check, HRD-039 fixed align), every probe MUST include a</w:t>
-      </w:r>
-      <w:r>
-        <w:t xml:space="preserve"> </w:t>
-      </w:r>
-      <w:r>
-        <w:t xml:space="preserve">“plant the broken state → expect FAIL”</w:t>
-      </w:r>
-      <w:r>
-        <w:t xml:space="preserve"> </w:t>
-      </w:r>
-      <w:r>
-        <w:t xml:space="preserve">subtest AND a</w:t>
-      </w:r>
-      <w:r>
-        <w:t xml:space="preserve"> </w:t>
-      </w:r>
-      <w:r>
-        <w:t xml:space="preserve">“fix the state → expect PASS”</w:t>
-      </w:r>
-      <w:r>
-        <w:t xml:space="preserve"> </w:t>
-      </w:r>
-      <w:r>
-        <w:t xml:space="preserve">subtest. Half a test (only positive) is a §107 bluff.</w:t>
-      </w:r>
-    </w:p>
-    <w:bookmarkEnd w:id="38"/>
-    <w:bookmarkStart w:id="39" w:name="wave-4-dependency"/>
+        <w:t xml:space="preserve">for negative tests. For commands that detect drift (HRD-054 spec-version check, HRD-038 script-docs check, HRD-039 fixed align), every probe MUST include a "plant the broken state → expect FAIL" subtest AND a "fix the state → expect PASS" subtest. Half a test (only positive) is a §107 bluff.</w:t>
+      </w:r>
+    </w:p>
+    <w:bookmarkEnd w:id="41"/>
+    <w:bookmarkStart w:id="42" w:name="wave-4-dependency"/>
     <w:p>
       <w:pPr>
         <w:pStyle w:val="Heading3"/>
@@ -9662,8 +9445,8 @@
         <w:t xml:space="preserve">Wave 4 gate green ⇒ spec V3 r7 fully implemented</w:t>
       </w:r>
     </w:p>
-    <w:bookmarkEnd w:id="39"/>
-    <w:bookmarkStart w:id="40" w:name="wave-4-gate"/>
+    <w:bookmarkEnd w:id="42"/>
+    <w:bookmarkStart w:id="43" w:name="wave-4-gate"/>
     <w:p>
       <w:pPr>
         <w:pStyle w:val="Heading3"/>
@@ -9727,19 +9510,7 @@
         </w:numPr>
       </w:pPr>
       <w:r>
-        <w:t xml:space="preserve">Every command has a</w:t>
-      </w:r>
-      <w:r>
-        <w:t xml:space="preserve"> </w:t>
-      </w:r>
-      <w:r>
-        <w:t xml:space="preserve">“plant + detect + fix + verify”</w:t>
-      </w:r>
-      <w:r>
-        <w:t xml:space="preserve"> </w:t>
-      </w:r>
-      <w:r>
-        <w:t xml:space="preserve">probe pair (positive + negative captured evidence).</w:t>
+        <w:t xml:space="preserve">Every command has a "plant + detect + fix + verify" probe pair (positive + negative captured evidence).</w:t>
       </w:r>
     </w:p>
     <w:p>
@@ -9784,9 +9555,9 @@
         <w:t xml:space="preserve">Revision bumped — final spec V3 r-final declares all §43 entries implemented.</w:t>
       </w:r>
     </w:p>
-    <w:bookmarkEnd w:id="40"/>
-    <w:bookmarkEnd w:id="41"/>
-    <w:bookmarkStart w:id="51" w:name="cross-cutting-design-constraints"/>
+    <w:bookmarkEnd w:id="43"/>
+    <w:bookmarkEnd w:id="44"/>
+    <w:bookmarkStart w:id="54" w:name="cross-cutting-design-constraints"/>
     <w:p>
       <w:pPr>
         <w:pStyle w:val="Heading2"/>
@@ -9803,7 +9574,7 @@
         <w:t xml:space="preserve">These apply to every wave and every HRD inside it.</w:t>
       </w:r>
     </w:p>
-    <w:bookmarkStart w:id="42" w:name="Xff78563ba5382073876d35fb74a4f99f737f69d"/>
+    <w:bookmarkStart w:id="45" w:name="X65831aacab8d6d23f457936310337ed07739668"/>
     <w:p>
       <w:pPr>
         <w:pStyle w:val="Heading3"/>
@@ -9862,7 +9633,7 @@
         <w:t xml:space="preserve"> </w:t>
       </w:r>
       <w:r>
-        <w:t xml:space="preserve">in the HRD’s References cell. A</w:t>
+        <w:t xml:space="preserve">in the HRD's References cell. A</w:t>
       </w:r>
       <w:r>
         <w:t xml:space="preserve"> </w:t>
@@ -9880,8 +9651,8 @@
         <w:t xml:space="preserve">Catalogue-Check is acceptable for opening an HRD but MUST resolve before the HRD closes.</w:t>
       </w:r>
     </w:p>
-    <w:bookmarkEnd w:id="42"/>
-    <w:bookmarkStart w:id="43" w:name="Xfb549820f0d2eddde8aba727e460cc6ca27d9f7"/>
+    <w:bookmarkEnd w:id="45"/>
+    <w:bookmarkStart w:id="46" w:name="Xcf64d44fa6b91243ef708fce354905d03126a91"/>
     <w:p>
       <w:pPr>
         <w:pStyle w:val="Heading3"/>
@@ -9895,7 +9666,7 @@
         <w:pStyle w:val="FirstParagraph"/>
       </w:pPr>
       <w:r>
-        <w:t xml:space="preserve">Each wave’s closing commit fans out to GitHub + GitLab + GitFlic + GitVerse via the existing</w:t>
+        <w:t xml:space="preserve">Each wave's closing commit fans out to GitHub + GitLab + GitFlic + GitVerse via the existing</w:t>
       </w:r>
       <w:r>
         <w:t xml:space="preserve"> </w:t>
@@ -9913,8 +9684,8 @@
         <w:t xml:space="preserve">push-fan-out (per HERALD_CONSTITUTION §103). Per-host pushes are forbidden unless rebuilding fan-out configuration.</w:t>
       </w:r>
     </w:p>
-    <w:bookmarkEnd w:id="43"/>
-    <w:bookmarkStart w:id="44" w:name="Xd3cc69175433df08e8b6a1f413abb75c0c3d8e0"/>
+    <w:bookmarkEnd w:id="46"/>
+    <w:bookmarkStart w:id="47" w:name="X65190d0013113ee8e9bd71737d9a39f44af3c66"/>
     <w:p>
       <w:pPr>
         <w:pStyle w:val="Heading3"/>
@@ -9928,11 +9699,11 @@
         <w:pStyle w:val="FirstParagraph"/>
       </w:pPr>
       <w:r>
-        <w:t xml:space="preserve">Spec V3’s Revision field bumps on every wave-closing commit that closes spec-impacting HRDs. Minor wave-close = Revision++; the V3→V4 jump is reserved for a true rewrite.</w:t>
-      </w:r>
-    </w:p>
-    <w:bookmarkEnd w:id="44"/>
-    <w:bookmarkStart w:id="45" w:name="Xd3b1ac356b520d881345f1a4dc9a3a8bcc68531"/>
+        <w:t xml:space="preserve">Spec V3's Revision field bumps on every wave-closing commit that closes spec-impacting HRDs. Minor wave-close = Revision++; the V3→V4 jump is reserved for a true rewrite.</w:t>
+      </w:r>
+    </w:p>
+    <w:bookmarkEnd w:id="47"/>
+    <w:bookmarkStart w:id="48" w:name="X60ac4da91fb5683a457708507571b48fbf5621d"/>
     <w:p>
       <w:pPr>
         <w:pStyle w:val="Heading3"/>
@@ -9949,8 +9720,8 @@
         <w:t xml:space="preserve">Any HRD whose implementation involves rewriting tracker docs (Issues→Fixed migration, Status.md regeneration) MUST take a hardlinked backup first.</w:t>
       </w:r>
     </w:p>
-    <w:bookmarkEnd w:id="45"/>
-    <w:bookmarkStart w:id="46" w:name="c5.-60-ram-cap-on-heavy-work-12.6"/>
+    <w:bookmarkEnd w:id="48"/>
+    <w:bookmarkStart w:id="49" w:name="c5-60-ram-cap-on-heavy-work-126"/>
     <w:p>
       <w:pPr>
         <w:pStyle w:val="Heading3"/>
@@ -9964,11 +9735,11 @@
         <w:pStyle w:val="FirstParagraph"/>
       </w:pPr>
       <w:r>
-        <w:t xml:space="preserve">Wave 1 (live integrations) and Wave 4 (sandbox-heavy probes) are most at risk. Each new test that spawns child processes (E31/E32/E33/E50) MUST respect the §12.6 cap — Wave 3a’s HRD-020 itself implements the watcher; until then, manual operator vigilance.</w:t>
-      </w:r>
-    </w:p>
-    <w:bookmarkEnd w:id="46"/>
-    <w:bookmarkStart w:id="47" w:name="X6b6fdb86015d884a41d5925c31e7c29140935d6"/>
+        <w:t xml:space="preserve">Wave 1 (live integrations) and Wave 4 (sandbox-heavy probes) are most at risk. Each new test that spawns child processes (E31/E32/E33/E50) MUST respect the §12.6 cap — Wave 3a's HRD-020 itself implements the watcher; until then, manual operator vigilance.</w:t>
+      </w:r>
+    </w:p>
+    <w:bookmarkEnd w:id="49"/>
+    <w:bookmarkStart w:id="50" w:name="Xc2b2775817ef24d9825bee7304fe14917aac2b1"/>
     <w:p>
       <w:pPr>
         <w:pStyle w:val="Heading3"/>
@@ -10027,7 +9798,7 @@
         <w:t xml:space="preserve"> </w:t>
       </w:r>
       <w:r>
-        <w:t xml:space="preserve">because that’s what boots real services. New invariants land THERE first, then optionally a</w:t>
+        <w:t xml:space="preserve">because that's what boots real services. New invariants land THERE first, then optionally a</w:t>
       </w:r>
       <w:r>
         <w:t xml:space="preserve"> </w:t>
@@ -10042,38 +9813,83 @@
         <w:t xml:space="preserve"> </w:t>
       </w:r>
       <w:r>
-        <w:t xml:space="preserve">mirror for fast iteration. The bluff vector is</w:t>
+        <w:t xml:space="preserve">mirror for fast iteration. The bluff vector is "I added the test but only to</w:t>
       </w:r>
       <w:r>
         <w:t xml:space="preserve"> </w:t>
       </w:r>
       <w:r>
-        <w:t xml:space="preserve">“I added the test but only to</w:t>
+        <w:rPr>
+          <w:rStyle w:val="VerbatimChar"/>
+        </w:rPr>
+        <w:t xml:space="preserve">_test.go</w:t>
       </w:r>
       <w:r>
         <w:t xml:space="preserve"> </w:t>
       </w:r>
       <w:r>
-        <w:rPr>
-          <w:rStyle w:val="VerbatimChar"/>
-        </w:rPr>
-        <w:t xml:space="preserve">_test.go</w:t>
+        <w:t xml:space="preserve">and the e2e script never sees it."</w:t>
+      </w:r>
+    </w:p>
+    <w:bookmarkEnd w:id="50"/>
+    <w:bookmarkStart w:id="51" w:name="Xd67e0ff884aa33554c56c129e178e27ab0283d4"/>
+    <w:p>
+      <w:pPr>
+        <w:pStyle w:val="Heading3"/>
+      </w:pPr>
+      <w:r>
+        <w:t xml:space="preserve">C7. Honest-stub 501s with HRD pointers (not 200s or panics)</w:t>
+      </w:r>
+    </w:p>
+    <w:p>
+      <w:pPr>
+        <w:pStyle w:val="FirstParagraph"/>
+      </w:pPr>
+      <w:r>
+        <w:t xml:space="preserve">For every declared-but-unimplemented route/subcommand, return HTTP 501 (or CLI exit 1) with a body/stderr line referencing the HRD-NNN that will implement it. This is the §107-faithful "absence of feature" representation. A 200 with a "TODO" body or a panic-on-call are both bluffs.</w:t>
+      </w:r>
+    </w:p>
+    <w:bookmarkEnd w:id="51"/>
+    <w:bookmarkStart w:id="52" w:name="Xfe9ba75062fcbeb1633ccd839d4054e1a4824e5"/>
+    <w:p>
+      <w:pPr>
+        <w:pStyle w:val="Heading3"/>
+      </w:pPr>
+      <w:r>
+        <w:t xml:space="preserve">C8. SKIP-with-reason for credential-dependent tests</w:t>
+      </w:r>
+    </w:p>
+    <w:p>
+      <w:pPr>
+        <w:pStyle w:val="FirstParagraph"/>
+      </w:pPr>
+      <w:r>
+        <w:t xml:space="preserve">Tests that require operator-supplied credentials (Telegram bot token, Claude Code session ID, real Postgres host) MUST</w:t>
       </w:r>
       <w:r>
         <w:t xml:space="preserve"> </w:t>
       </w:r>
       <w:r>
-        <w:t xml:space="preserve">and the e2e script never sees it.”</w:t>
-      </w:r>
-    </w:p>
-    <w:bookmarkEnd w:id="47"/>
-    <w:bookmarkStart w:id="48" w:name="Xacdc3ea3bc955889fbff792d30064d5a2571e37"/>
+        <w:rPr>
+          <w:rStyle w:val="VerbatimChar"/>
+        </w:rPr>
+        <w:t xml:space="preserve">SKIP-with-reason</w:t>
+      </w:r>
+      <w:r>
+        <w:t xml:space="preserve"> </w:t>
+      </w:r>
+      <w:r>
+        <w:t xml:space="preserve">when credentials are absent — per §11.4.3. A PASS-by-default with no credential check is a critical bluff.</w:t>
+      </w:r>
+    </w:p>
+    <w:bookmarkEnd w:id="52"/>
+    <w:bookmarkStart w:id="53" w:name="Xc2d0a2953d0b269f20941259a3eb2226cc1c09a"/>
     <w:p>
       <w:pPr>
         <w:pStyle w:val="Heading3"/>
       </w:pPr>
       <w:r>
-        <w:t xml:space="preserve">C7. Honest-stub 501s with HRD pointers (not 200s or panics)</w:t>
+        <w:t xml:space="preserve">C9. Paired §1.1 mutation meta-test per new gate</w:t>
       </w:r>
     </w:p>
     <w:p>
@@ -10081,87 +9897,12 @@
         <w:pStyle w:val="FirstParagraph"/>
       </w:pPr>
       <w:r>
-        <w:t xml:space="preserve">For every declared-but-unimplemented route/subcommand, return HTTP 501 (or CLI exit 1) with a body/stderr line referencing the HRD-NNN that will implement it. This is the §107-faithful</w:t>
-      </w:r>
-      <w:r>
-        <w:t xml:space="preserve"> </w:t>
-      </w:r>
-      <w:r>
-        <w:t xml:space="preserve">“absence of feature”</w:t>
-      </w:r>
-      <w:r>
-        <w:t xml:space="preserve"> </w:t>
-      </w:r>
-      <w:r>
-        <w:t xml:space="preserve">representation. A 200 with a</w:t>
-      </w:r>
-      <w:r>
-        <w:t xml:space="preserve"> </w:t>
-      </w:r>
-      <w:r>
-        <w:t xml:space="preserve">“TODO”</w:t>
-      </w:r>
-      <w:r>
-        <w:t xml:space="preserve"> </w:t>
-      </w:r>
-      <w:r>
-        <w:t xml:space="preserve">body or a panic-on-call are both bluffs.</w:t>
-      </w:r>
-    </w:p>
-    <w:bookmarkEnd w:id="48"/>
-    <w:bookmarkStart w:id="49" w:name="X8b3ddb71058ef6f25e02dbdb75b8c9409f8a8dc"/>
-    <w:p>
-      <w:pPr>
-        <w:pStyle w:val="Heading3"/>
-      </w:pPr>
-      <w:r>
-        <w:t xml:space="preserve">C8. SKIP-with-reason for credential-dependent tests</w:t>
-      </w:r>
-    </w:p>
-    <w:p>
-      <w:pPr>
-        <w:pStyle w:val="FirstParagraph"/>
-      </w:pPr>
-      <w:r>
-        <w:t xml:space="preserve">Tests that require operator-supplied credentials (Telegram bot token, Claude Code session ID, real Postgres host) MUST</w:t>
-      </w:r>
-      <w:r>
-        <w:t xml:space="preserve"> </w:t>
-      </w:r>
-      <w:r>
-        <w:rPr>
-          <w:rStyle w:val="VerbatimChar"/>
-        </w:rPr>
-        <w:t xml:space="preserve">SKIP-with-reason</w:t>
-      </w:r>
-      <w:r>
-        <w:t xml:space="preserve"> </w:t>
-      </w:r>
-      <w:r>
-        <w:t xml:space="preserve">when credentials are absent — per §11.4.3. A PASS-by-default with no credential check is a critical bluff.</w:t>
-      </w:r>
-    </w:p>
-    <w:bookmarkEnd w:id="49"/>
-    <w:bookmarkStart w:id="50" w:name="Xaba14bce14946af63048ba6e462952fcffba04b"/>
-    <w:p>
-      <w:pPr>
-        <w:pStyle w:val="Heading3"/>
-      </w:pPr>
-      <w:r>
-        <w:t xml:space="preserve">C9. Paired §1.1 mutation meta-test per new gate</w:t>
-      </w:r>
-    </w:p>
-    <w:p>
-      <w:pPr>
-        <w:pStyle w:val="FirstParagraph"/>
-      </w:pPr>
-      <w:r>
         <w:t xml:space="preserve">Every new gate invariant added across Waves 1-4 must ship with a paired mutation meta-test that proves the gate catches the regression it claims to catch. Without the paired test, the gate is itself a §11.4 PASS-bluff.</w:t>
       </w:r>
     </w:p>
-    <w:bookmarkEnd w:id="50"/>
-    <w:bookmarkEnd w:id="51"/>
-    <w:bookmarkStart w:id="52" w:name="Xfb99e95dc6b7f8364fd5e846fdba5fd9afadb6c"/>
+    <w:bookmarkEnd w:id="53"/>
+    <w:bookmarkEnd w:id="54"/>
+    <w:bookmarkStart w:id="55" w:name="Xfb99e95dc6b7f8364fd5e846fdba5fd9afadb6c"/>
     <w:p>
       <w:pPr>
         <w:pStyle w:val="Heading2"/>
@@ -10173,8 +9914,7 @@
     <w:tbl>
       <w:tblPr>
         <w:tblStyle w:val="Table"/>
-        <w:tblW w:type="pct" w:w="5000"/>
-        <w:tblLayout w:type="fixed"/>
+        <w:tblW w:type="auto" w:w="0"/>
         <w:tblLook w:firstRow="1" w:lastRow="0" w:firstColumn="0" w:lastColumn="0" w:noHBand="0" w:noVBand="0" w:val="0020"/>
       </w:tblPr>
       <w:tblGrid>
@@ -10540,7 +10280,7 @@
               <w:pStyle w:val="Compact"/>
             </w:pPr>
             <w:r>
-              <w:t xml:space="preserve">Gate reports PASS but doesn’t actually check what it claims</w:t>
+              <w:t xml:space="preserve">Gate reports PASS but doesn't actually check what it claims</w:t>
             </w:r>
           </w:p>
         </w:tc>
@@ -10618,19 +10358,7 @@
               <w:pStyle w:val="Compact"/>
             </w:pPr>
             <w:r>
-              <w:t xml:space="preserve">Test mutates the live repo,</w:t>
-            </w:r>
-            <w:r>
-              <w:t xml:space="preserve"> </w:t>
-            </w:r>
-            <w:r>
-              <w:t xml:space="preserve">“PASSes”</w:t>
-            </w:r>
-            <w:r>
-              <w:t xml:space="preserve"> </w:t>
-            </w:r>
-            <w:r>
-              <w:t xml:space="preserve">but pollutes state</w:t>
+              <w:t xml:space="preserve">Test mutates the live repo, "PASSes" but pollutes state</w:t>
             </w:r>
           </w:p>
         </w:tc>
@@ -10701,8 +10429,8 @@
         </w:tc>
       </w:tr>
     </w:tbl>
-    <w:bookmarkEnd w:id="52"/>
-    <w:bookmarkStart w:id="53" w:name="roadmap-totals"/>
+    <w:bookmarkEnd w:id="55"/>
+    <w:bookmarkStart w:id="56" w:name="roadmap-totals"/>
     <w:p>
       <w:pPr>
         <w:pStyle w:val="Heading2"/>
@@ -10714,8 +10442,7 @@
     <w:tbl>
       <w:tblPr>
         <w:tblStyle w:val="Table"/>
-        <w:tblW w:type="pct" w:w="5000"/>
-        <w:tblLayout w:type="fixed"/>
+        <w:tblW w:type="auto" w:w="0"/>
         <w:tblLook w:firstRow="1" w:lastRow="0" w:firstColumn="0" w:lastColumn="0" w:noHBand="0" w:noVBand="0" w:val="0020"/>
       </w:tblPr>
       <w:tblGrid>
@@ -11169,8 +10896,8 @@
         </w:tc>
       </w:tr>
     </w:tbl>
-    <w:bookmarkEnd w:id="53"/>
-    <w:bookmarkStart w:id="54" w:name="X737a0d6040748c678ccb16f92625dbb27a8828c"/>
+    <w:bookmarkEnd w:id="56"/>
+    <w:bookmarkStart w:id="57" w:name="Xe40393806c65e5917c121adc5122da7b0273470"/>
     <w:p>
       <w:pPr>
         <w:pStyle w:val="Heading2"/>
@@ -11222,7 +10949,7 @@
         <w:t xml:space="preserve">Wave 1</w:t>
       </w:r>
       <w:r>
-        <w:t xml:space="preserve">: How does HRD-011’s webhook secret_token rotate? Defer to HRD-011 sub-design.</w:t>
+        <w:t xml:space="preserve">: How does HRD-011's webhook secret_token rotate? Defer to HRD-011 sub-design.</w:t>
       </w:r>
     </w:p>
     <w:p>
@@ -11262,7 +10989,7 @@
         <w:t xml:space="preserve">Fixed.md</w:t>
       </w:r>
       <w:r>
-        <w:t xml:space="preserve">, or share Herald’s? Lean toward shared; defer to Wave 2 sub-design.</w:t>
+        <w:t xml:space="preserve">, or share Herald's? Lean toward shared; defer to Wave 2 sub-design.</w:t>
       </w:r>
     </w:p>
     <w:p>
@@ -11345,7 +11072,7 @@
         <w:t xml:space="preserve"> </w:t>
       </w:r>
       <w:r>
-        <w:t xml:space="preserve">committed to git or stored externally (e.g. S3-backed)? Sensitivity question — defer.</w:t>
+        <w:t xml:space="preserve">committed to git or stored externally (e.g. S3-backed)? Sensitivity question — defer.</w:t>
       </w:r>
     </w:p>
     <w:p>
@@ -11364,20 +11091,11 @@
         <w:t xml:space="preserve">Wave 4</w:t>
       </w:r>
       <w:r>
-        <w:t xml:space="preserve">: Are the 9 high-criticality 4a commands enough to declare a</w:t>
-      </w:r>
-      <w:r>
-        <w:t xml:space="preserve"> </w:t>
-      </w:r>
-      <w:r>
-        <w:t xml:space="preserve">“minimum-viable safety release”</w:t>
-      </w:r>
-      <w:r>
-        <w:t xml:space="preserve">, or do we need 4b+4c too? Defer to operator preference at Wave 3-close checkpoint.</w:t>
-      </w:r>
-    </w:p>
-    <w:bookmarkEnd w:id="54"/>
-    <w:bookmarkStart w:id="55" w:name="next-steps-after-approval"/>
+        <w:t xml:space="preserve">: Are the 9 high-criticality 4a commands enough to declare a "minimum-viable safety release", or do we need 4b+4c too? Defer to operator preference at Wave 3-close checkpoint.</w:t>
+      </w:r>
+    </w:p>
+    <w:bookmarkEnd w:id="57"/>
+    <w:bookmarkStart w:id="58" w:name="next-steps-after-approval"/>
     <w:p>
       <w:pPr>
         <w:pStyle w:val="Heading2"/>
@@ -11502,20 +11220,11 @@
         <w:t xml:space="preserve"> </w:t>
       </w:r>
       <w:r>
-        <w:t xml:space="preserve">Every wave close re-runs the full anti-bluff battery: inheritance gate, I6+I8 meta-tests, audit, codegraph validate, e2e_bluff_hunt. ALL green or the wave is not</w:t>
-      </w:r>
-      <w:r>
-        <w:t xml:space="preserve"> </w:t>
-      </w:r>
-      <w:r>
-        <w:t xml:space="preserve">“done”</w:t>
-      </w:r>
-      <w:r>
-        <w:t xml:space="preserve">.</w:t>
-      </w:r>
-    </w:p>
-    <w:bookmarkEnd w:id="55"/>
-    <w:bookmarkEnd w:id="56"/>
+        <w:t xml:space="preserve">Every wave close re-runs the full anti-bluff battery: inheritance gate, I6+I8 meta-tests, audit, codegraph validate, e2e_bluff_hunt. ALL green or the wave is not "done".</w:t>
+      </w:r>
+    </w:p>
+    <w:bookmarkEnd w:id="58"/>
+    <w:bookmarkEnd w:id="59"/>
     <w:sectPr>
       <w:footnotePr>
         <w:numRestart w:val="eachSect"/>

--- a/docs/superpowers/specs/2026-05-20-spec-completion-roadmap-design.docx
+++ b/docs/superpowers/specs/2026-05-20-spec-completion-roadmap-design.docx
@@ -10,57 +10,7 @@
         <w:t xml:space="preserve">Herald</w:t>
       </w:r>
     </w:p>
-    <w:p>
-      <w:pPr>
-        <w:pStyle w:val="FirstParagraph"/>
-      </w:pPr>
-      <w:r>
-        <w:drawing>
-          <wp:inline>
-            <wp:extent cx="1625600" cy="1625600"/>
-            <wp:effectExtent b="0" l="0" r="0" t="0"/>
-            <wp:docPr descr="Herald" title="" id="10" name="Picture"/>
-            <a:graphic>
-              <a:graphicData uri="http://schemas.openxmlformats.org/drawingml/2006/picture">
-                <pic:pic>
-                  <pic:nvPicPr>
-                    <pic:cNvPr descr="../../../assets/logo/herald_logo_square_128.png" id="11" name="Picture"/>
-                    <pic:cNvPicPr>
-                      <a:picLocks noChangeArrowheads="1" noChangeAspect="1"/>
-                    </pic:cNvPicPr>
-                  </pic:nvPicPr>
-                  <pic:blipFill>
-                    <a:blip r:embed="rId9"/>
-                    <a:stretch>
-                      <a:fillRect/>
-                    </a:stretch>
-                  </pic:blipFill>
-                  <pic:spPr bwMode="auto">
-                    <a:xfrm>
-                      <a:off x="0" y="0"/>
-                      <a:ext cx="1625600" cy="1625600"/>
-                    </a:xfrm>
-                    <a:prstGeom prst="rect">
-                      <a:avLst/>
-                    </a:prstGeom>
-                    <a:noFill/>
-                    <a:ln w="9525">
-                      <a:noFill/>
-                      <a:headEnd/>
-                      <a:tailEnd/>
-                    </a:ln>
-                  </pic:spPr>
-                </pic:pic>
-              </a:graphicData>
-            </a:graphic>
-          </wp:inline>
-        </w:drawing>
-      </w:r>
-      <w:r>
-        <w:t xml:space="preserve">{width=96px height=96px}</w:t>
-      </w:r>
-    </w:p>
-    <w:bookmarkStart w:id="59" w:name="X129688030d4aafe9bc26cb791988e42cbdf8a75"/>
+    <w:bookmarkStart w:id="56" w:name="X129688030d4aafe9bc26cb791988e42cbdf8a75"/>
     <w:p>
       <w:pPr>
         <w:pStyle w:val="Heading1"/>
@@ -389,7 +339,7 @@
         </w:tc>
       </w:tr>
     </w:tbl>
-    <w:bookmarkStart w:id="12" w:name="constitutional-anchors"/>
+    <w:bookmarkStart w:id="9" w:name="constitutional-anchors"/>
     <w:p>
       <w:pPr>
         <w:pStyle w:val="Heading2"/>
@@ -586,8 +536,8 @@
         <w:t xml:space="preserve">A future regression that silently weakens the mandate WILL turn the inheritance gate red. The roadmap inherits this guarantee.</w:t>
       </w:r>
     </w:p>
-    <w:bookmarkEnd w:id="12"/>
-    <w:bookmarkStart w:id="13" w:name="table-of-contents"/>
+    <w:bookmarkEnd w:id="9"/>
+    <w:bookmarkStart w:id="10" w:name="table-of-contents"/>
     <w:p>
       <w:pPr>
         <w:pStyle w:val="Heading2"/>
@@ -800,8 +750,8 @@
         </w:r>
       </w:hyperlink>
     </w:p>
-    <w:bookmarkEnd w:id="13"/>
-    <w:bookmarkStart w:id="14" w:name="starting-state-2026-05-20"/>
+    <w:bookmarkEnd w:id="10"/>
+    <w:bookmarkStart w:id="11" w:name="starting-state-2026-05-20"/>
     <w:p>
       <w:pPr>
         <w:pStyle w:val="Heading2"/>
@@ -1180,8 +1130,8 @@
         </w:tc>
       </w:tr>
     </w:tbl>
-    <w:bookmarkEnd w:id="14"/>
-    <w:bookmarkStart w:id="16" w:name="wave-overview"/>
+    <w:bookmarkEnd w:id="11"/>
+    <w:bookmarkStart w:id="13" w:name="wave-overview"/>
     <w:p>
       <w:pPr>
         <w:pStyle w:val="Heading2"/>
@@ -1615,7 +1565,7 @@
         <w:t xml:space="preserve">   └────────────────────────────────────────────────────────────────────────────────────┘</w:t>
       </w:r>
     </w:p>
-    <w:bookmarkStart w:id="15" w:name="hard-dependency-rules"/>
+    <w:bookmarkStart w:id="12" w:name="hard-dependency-rules"/>
     <w:p>
       <w:pPr>
         <w:pStyle w:val="Heading3"/>
@@ -1797,9 +1747,9 @@
         </w:tc>
       </w:tr>
     </w:tbl>
-    <w:bookmarkEnd w:id="15"/>
-    <w:bookmarkEnd w:id="16"/>
-    <w:bookmarkStart w:id="23" w:name="Xd7394620633593e15f92f74f53c31c5f06ace96"/>
+    <w:bookmarkEnd w:id="12"/>
+    <w:bookmarkEnd w:id="13"/>
+    <w:bookmarkStart w:id="20" w:name="Xd7394620633593e15f92f74f53c31c5f06ace96"/>
     <w:p>
       <w:pPr>
         <w:pStyle w:val="Heading2"/>
@@ -1808,7 +1758,7 @@
         <w:t xml:space="preserve">Wave 1 — Storage + first user-visible feature</w:t>
       </w:r>
     </w:p>
-    <w:bookmarkStart w:id="17" w:name="hrd-010--commons_storage-live-wiring"/>
+    <w:bookmarkStart w:id="14" w:name="hrd-010--commons_storage-live-wiring"/>
     <w:p>
       <w:pPr>
         <w:pStyle w:val="Heading3"/>
@@ -2189,8 +2139,8 @@
         </w:tc>
       </w:tr>
     </w:tbl>
-    <w:bookmarkEnd w:id="17"/>
-    <w:bookmarkStart w:id="18" w:name="X295bb90ee5a7db48a1271b6c02045d585ba5cbd"/>
+    <w:bookmarkEnd w:id="14"/>
+    <w:bookmarkStart w:id="15" w:name="X295bb90ee5a7db48a1271b6c02045d585ba5cbd"/>
     <w:p>
       <w:pPr>
         <w:pStyle w:val="Heading3"/>
@@ -2491,8 +2441,8 @@
         </w:tc>
       </w:tr>
     </w:tbl>
-    <w:bookmarkEnd w:id="18"/>
-    <w:bookmarkStart w:id="19" w:name="X3f26da468e4c29ce8b47f5fdc7c431632edbd4a"/>
+    <w:bookmarkEnd w:id="15"/>
+    <w:bookmarkStart w:id="16" w:name="X3f26da468e4c29ce8b47f5fdc7c431632edbd4a"/>
     <w:p>
       <w:pPr>
         <w:pStyle w:val="Heading3"/>
@@ -2808,8 +2758,8 @@
         </w:tc>
       </w:tr>
     </w:tbl>
-    <w:bookmarkEnd w:id="19"/>
-    <w:bookmarkStart w:id="20" w:name="Xdcbb7bd56dc2afab67fc766498aba6df3cece00"/>
+    <w:bookmarkEnd w:id="16"/>
+    <w:bookmarkStart w:id="17" w:name="Xdcbb7bd56dc2afab67fc766498aba6df3cece00"/>
     <w:p>
       <w:pPr>
         <w:pStyle w:val="Heading3"/>
@@ -2995,8 +2945,8 @@
         </w:tc>
       </w:tr>
     </w:tbl>
-    <w:bookmarkEnd w:id="20"/>
-    <w:bookmarkStart w:id="21" w:name="wave-1-dependency-graph"/>
+    <w:bookmarkEnd w:id="17"/>
+    <w:bookmarkStart w:id="18" w:name="wave-1-dependency-graph"/>
     <w:p>
       <w:pPr>
         <w:pStyle w:val="Heading3"/>
@@ -3060,8 +3010,8 @@
         <w:t xml:space="preserve">HRD-010 is a hard prereq for HRD-011/012 (they persist delivery evidence). HRD-011 and HRD-012 can proceed in parallel once HRD-010 lands. HRD-008 validates the full stack and runs LAST.</w:t>
       </w:r>
     </w:p>
-    <w:bookmarkEnd w:id="21"/>
-    <w:bookmarkStart w:id="22" w:name="wave-1-gate"/>
+    <w:bookmarkEnd w:id="18"/>
+    <w:bookmarkStart w:id="19" w:name="wave-1-gate"/>
     <w:p>
       <w:pPr>
         <w:pStyle w:val="Heading3"/>
@@ -3179,9 +3129,9 @@
         <w:t xml:space="preserve">Operator signs off HRD-008 with captured transcript.</w:t>
       </w:r>
     </w:p>
-    <w:bookmarkEnd w:id="22"/>
-    <w:bookmarkEnd w:id="23"/>
-    <w:bookmarkStart w:id="30" w:name="X1fadb46c33cff0e5677ef35c289b39ce4d4f774"/>
+    <w:bookmarkEnd w:id="19"/>
+    <w:bookmarkEnd w:id="20"/>
+    <w:bookmarkStart w:id="27" w:name="X1fadb46c33cff0e5677ef35c289b39ce4d4f774"/>
     <w:p>
       <w:pPr>
         <w:pStyle w:val="Heading2"/>
@@ -3190,7 +3140,7 @@
         <w:t xml:space="preserve">Wave 2 — Flavor scaffolds (6 honest-stub binaries)</w:t>
       </w:r>
     </w:p>
-    <w:bookmarkStart w:id="24" w:name="per-flavor-scope--107-evidence"/>
+    <w:bookmarkStart w:id="21" w:name="per-flavor-scope--107-evidence"/>
     <w:p>
       <w:pPr>
         <w:pStyle w:val="Heading3"/>
@@ -4194,8 +4144,8 @@
         </w:tc>
       </w:tr>
     </w:tbl>
-    <w:bookmarkEnd w:id="24"/>
-    <w:bookmarkStart w:id="25" w:name="build--ship-layout"/>
+    <w:bookmarkEnd w:id="21"/>
+    <w:bookmarkStart w:id="22" w:name="build--ship-layout"/>
     <w:p>
       <w:pPr>
         <w:pStyle w:val="Heading3"/>
@@ -4419,8 +4369,8 @@
         <w:t xml:space="preserve">documented in the HRD.</w:t>
       </w:r>
     </w:p>
-    <w:bookmarkEnd w:id="25"/>
-    <w:bookmarkStart w:id="26" w:name="new-e2e_bluff_hunt-invariants"/>
+    <w:bookmarkEnd w:id="22"/>
+    <w:bookmarkStart w:id="23" w:name="new-e2e_bluff_hunt-invariants"/>
     <w:p>
       <w:pPr>
         <w:pStyle w:val="Heading3"/>
@@ -4506,8 +4456,8 @@
         <w:t xml:space="preserve">Wave 2 e2e_bluff_hunt grows from 20 (post-Wave-1) → 30 invariants.</w:t>
       </w:r>
     </w:p>
-    <w:bookmarkEnd w:id="26"/>
-    <w:bookmarkStart w:id="27" w:name="wave-2-anti-bluff-traps"/>
+    <w:bookmarkEnd w:id="23"/>
+    <w:bookmarkStart w:id="24" w:name="wave-2-anti-bluff-traps"/>
     <w:p>
       <w:pPr>
         <w:pStyle w:val="Heading3"/>
@@ -4621,8 +4571,8 @@
         <w:t xml:space="preserve">PASS alone is NOT sufficient. Every E19-E28 invariant invokes the resulting binary and asserts on its output.</w:t>
       </w:r>
     </w:p>
-    <w:bookmarkEnd w:id="27"/>
-    <w:bookmarkStart w:id="28" w:name="wave-2-dependency"/>
+    <w:bookmarkEnd w:id="24"/>
+    <w:bookmarkStart w:id="25" w:name="wave-2-dependency"/>
     <w:p>
       <w:pPr>
         <w:pStyle w:val="Heading3"/>
@@ -4723,8 +4673,8 @@
         <w:t xml:space="preserve">Wave 2 gate green</w:t>
       </w:r>
     </w:p>
-    <w:bookmarkEnd w:id="28"/>
-    <w:bookmarkStart w:id="29" w:name="wave-2-gate"/>
+    <w:bookmarkEnd w:id="25"/>
+    <w:bookmarkStart w:id="26" w:name="wave-2-gate"/>
     <w:p>
       <w:pPr>
         <w:pStyle w:val="Heading3"/>
@@ -4851,9 +4801,9 @@
         <w:t xml:space="preserve">) and validate green for the new symbols.</w:t>
       </w:r>
     </w:p>
-    <w:bookmarkEnd w:id="29"/>
-    <w:bookmarkEnd w:id="30"/>
-    <w:bookmarkStart w:id="37" w:name="X9d2f4b33c83353250c8169f79615dd6f6d54eb7"/>
+    <w:bookmarkEnd w:id="26"/>
+    <w:bookmarkEnd w:id="27"/>
+    <w:bookmarkStart w:id="34" w:name="X9d2f4b33c83353250c8169f79615dd6f6d54eb7"/>
     <w:p>
       <w:pPr>
         <w:pStyle w:val="Heading2"/>
@@ -4870,7 +4820,7 @@
         <w:t xml:space="preserve">11 HRDs split into 3 sub-waves by criticality.</w:t>
       </w:r>
     </w:p>
-    <w:bookmarkStart w:id="31" w:name="sub-wave-3a--high-criticality-3-hrds"/>
+    <w:bookmarkStart w:id="28" w:name="sub-wave-3a--high-criticality-3-hrds"/>
     <w:p>
       <w:pPr>
         <w:pStyle w:val="Heading3"/>
@@ -5496,8 +5446,8 @@
         <w:t xml:space="preserve">against sandboxed targets, not mocks. The captured-evidence is: child exit code, sherald log line, DB row.</w:t>
       </w:r>
     </w:p>
-    <w:bookmarkEnd w:id="31"/>
-    <w:bookmarkStart w:id="32" w:name="sub-wave-3b--middle-criticality-6-hrds"/>
+    <w:bookmarkEnd w:id="28"/>
+    <w:bookmarkStart w:id="29" w:name="sub-wave-3b--middle-criticality-6-hrds"/>
     <w:p>
       <w:pPr>
         <w:pStyle w:val="Heading3"/>
@@ -6132,8 +6082,8 @@
         <w:t xml:space="preserve">Each probe operates against a real instance — real bherald reading a real audit file, real rherald against a sandboxed git repo, real pherald against a sandboxed commit. No "we tested the function in isolation, assume it works in context" PASS.</w:t>
       </w:r>
     </w:p>
-    <w:bookmarkEnd w:id="32"/>
-    <w:bookmarkStart w:id="33" w:name="sub-wave-3c--low-criticality-2-hrds"/>
+    <w:bookmarkEnd w:id="29"/>
+    <w:bookmarkStart w:id="30" w:name="sub-wave-3c--low-criticality-2-hrds"/>
     <w:p>
       <w:pPr>
         <w:pStyle w:val="Heading3"/>
@@ -6417,8 +6367,8 @@
         </w:tc>
       </w:tr>
     </w:tbl>
-    <w:bookmarkEnd w:id="33"/>
-    <w:bookmarkStart w:id="34" w:name="wave-3-shared-design-constraints"/>
+    <w:bookmarkEnd w:id="30"/>
+    <w:bookmarkStart w:id="31" w:name="wave-3-shared-design-constraints"/>
     <w:p>
       <w:pPr>
         <w:pStyle w:val="Heading3"/>
@@ -6636,8 +6586,8 @@
         <w:t xml:space="preserve">) that modifies the binding's emission contract to assert the gate catches the regression. 11 new paired meta-tests total.</w:t>
       </w:r>
     </w:p>
-    <w:bookmarkEnd w:id="34"/>
-    <w:bookmarkStart w:id="35" w:name="wave-3-dependency-graph"/>
+    <w:bookmarkEnd w:id="31"/>
+    <w:bookmarkStart w:id="32" w:name="wave-3-dependency-graph"/>
     <w:p>
       <w:pPr>
         <w:pStyle w:val="Heading3"/>
@@ -6765,8 +6715,8 @@
         <w:t xml:space="preserve">Wave 3 gate green</w:t>
       </w:r>
     </w:p>
-    <w:bookmarkEnd w:id="35"/>
-    <w:bookmarkStart w:id="36" w:name="wave-3-gate"/>
+    <w:bookmarkEnd w:id="32"/>
+    <w:bookmarkStart w:id="33" w:name="wave-3-gate"/>
     <w:p>
       <w:pPr>
         <w:pStyle w:val="Heading3"/>
@@ -6864,9 +6814,9 @@
         <w:t xml:space="preserve">Revision bumped (per §11.4.73) reflecting binding-rollout completion.</w:t>
       </w:r>
     </w:p>
-    <w:bookmarkEnd w:id="36"/>
-    <w:bookmarkEnd w:id="37"/>
-    <w:bookmarkStart w:id="44" w:name="Xf9e7bc32dfae83fef7bc0478ea2cb36d81d14e5"/>
+    <w:bookmarkEnd w:id="33"/>
+    <w:bookmarkEnd w:id="34"/>
+    <w:bookmarkStart w:id="41" w:name="Xf9e7bc32dfae83fef7bc0478ea2cb36d81d14e5"/>
     <w:p>
       <w:pPr>
         <w:pStyle w:val="Heading2"/>
@@ -6883,7 +6833,7 @@
         <w:t xml:space="preserve">28 HRDs implementing the 27-entry §43 catalogue (HRD-039 bundles §11.4.19 + §11.4.23 into one workable item). Grouped by criticality.</w:t>
       </w:r>
     </w:p>
-    <w:bookmarkStart w:id="38" w:name="sub-wave-4a--high-criticality-9-commands"/>
+    <w:bookmarkStart w:id="35" w:name="sub-wave-4a--high-criticality-9-commands"/>
     <w:p>
       <w:pPr>
         <w:pStyle w:val="Heading3"/>
@@ -7746,8 +7696,8 @@
         </w:tc>
       </w:tr>
     </w:tbl>
-    <w:bookmarkEnd w:id="38"/>
-    <w:bookmarkStart w:id="39" w:name="Xca638f0da202db23f396a20828d8b01b3eedc12"/>
+    <w:bookmarkEnd w:id="35"/>
+    <w:bookmarkStart w:id="36" w:name="Xca638f0da202db23f396a20828d8b01b3eedc12"/>
     <w:p>
       <w:pPr>
         <w:pStyle w:val="Heading3"/>
@@ -8640,8 +8590,8 @@
         </w:tc>
       </w:tr>
     </w:tbl>
-    <w:bookmarkEnd w:id="39"/>
-    <w:bookmarkStart w:id="40" w:name="sub-wave-4c--low-criticality-6-commands"/>
+    <w:bookmarkEnd w:id="36"/>
+    <w:bookmarkStart w:id="37" w:name="sub-wave-4c--low-criticality-6-commands"/>
     <w:p>
       <w:pPr>
         <w:pStyle w:val="Heading3"/>
@@ -9117,8 +9067,8 @@
         </w:tc>
       </w:tr>
     </w:tbl>
-    <w:bookmarkEnd w:id="40"/>
-    <w:bookmarkStart w:id="41" w:name="wave-4-shared-design-constraints"/>
+    <w:bookmarkEnd w:id="37"/>
+    <w:bookmarkStart w:id="38" w:name="wave-4-shared-design-constraints"/>
     <w:p>
       <w:pPr>
         <w:pStyle w:val="Heading3"/>
@@ -9289,8 +9239,8 @@
         <w:t xml:space="preserve">for negative tests. For commands that detect drift (HRD-054 spec-version check, HRD-038 script-docs check, HRD-039 fixed align), every probe MUST include a "plant the broken state → expect FAIL" subtest AND a "fix the state → expect PASS" subtest. Half a test (only positive) is a §107 bluff.</w:t>
       </w:r>
     </w:p>
-    <w:bookmarkEnd w:id="41"/>
-    <w:bookmarkStart w:id="42" w:name="wave-4-dependency"/>
+    <w:bookmarkEnd w:id="38"/>
+    <w:bookmarkStart w:id="39" w:name="wave-4-dependency"/>
     <w:p>
       <w:pPr>
         <w:pStyle w:val="Heading3"/>
@@ -9445,8 +9395,8 @@
         <w:t xml:space="preserve">Wave 4 gate green ⇒ spec V3 r7 fully implemented</w:t>
       </w:r>
     </w:p>
-    <w:bookmarkEnd w:id="42"/>
-    <w:bookmarkStart w:id="43" w:name="wave-4-gate"/>
+    <w:bookmarkEnd w:id="39"/>
+    <w:bookmarkStart w:id="40" w:name="wave-4-gate"/>
     <w:p>
       <w:pPr>
         <w:pStyle w:val="Heading3"/>
@@ -9555,15 +9505,161 @@
         <w:t xml:space="preserve">Revision bumped — final spec V3 r-final declares all §43 entries implemented.</w:t>
       </w:r>
     </w:p>
+    <w:bookmarkEnd w:id="40"/>
+    <w:bookmarkEnd w:id="41"/>
+    <w:bookmarkStart w:id="51" w:name="cross-cutting-design-constraints"/>
+    <w:p>
+      <w:pPr>
+        <w:pStyle w:val="Heading2"/>
+      </w:pPr>
+      <w:r>
+        <w:t xml:space="preserve">Cross-cutting design constraints</w:t>
+      </w:r>
+    </w:p>
+    <w:p>
+      <w:pPr>
+        <w:pStyle w:val="FirstParagraph"/>
+      </w:pPr>
+      <w:r>
+        <w:t xml:space="preserve">These apply to every wave and every HRD inside it.</w:t>
+      </w:r>
+    </w:p>
+    <w:bookmarkStart w:id="42" w:name="X65831aacab8d6d23f457936310337ed07739668"/>
+    <w:p>
+      <w:pPr>
+        <w:pStyle w:val="Heading3"/>
+      </w:pPr>
+      <w:r>
+        <w:t xml:space="preserve">C1. §11.4.74 Catalogue-Check is mandatory before writing new code</w:t>
+      </w:r>
+    </w:p>
+    <w:p>
+      <w:pPr>
+        <w:pStyle w:val="FirstParagraph"/>
+      </w:pPr>
+      <w:r>
+        <w:t xml:space="preserve">For every new module, helper, or external integration: search</w:t>
+      </w:r>
+      <w:r>
+        <w:t xml:space="preserve"> </w:t>
+      </w:r>
+      <w:r>
+        <w:rPr>
+          <w:rStyle w:val="VerbatimChar"/>
+        </w:rPr>
+        <w:t xml:space="preserve">vasic-digital/*</w:t>
+      </w:r>
+      <w:r>
+        <w:t xml:space="preserve"> </w:t>
+      </w:r>
+      <w:r>
+        <w:t xml:space="preserve">and</w:t>
+      </w:r>
+      <w:r>
+        <w:t xml:space="preserve"> </w:t>
+      </w:r>
+      <w:r>
+        <w:rPr>
+          <w:rStyle w:val="VerbatimChar"/>
+        </w:rPr>
+        <w:t xml:space="preserve">HelixDevelopment/*</w:t>
+      </w:r>
+      <w:r>
+        <w:t xml:space="preserve"> </w:t>
+      </w:r>
+      <w:r>
+        <w:t xml:space="preserve">for an existing capability. Declare</w:t>
+      </w:r>
+      <w:r>
+        <w:t xml:space="preserve"> </w:t>
+      </w:r>
+      <w:r>
+        <w:rPr>
+          <w:rStyle w:val="VerbatimChar"/>
+        </w:rPr>
+        <w:t xml:space="preserve">reuse|extend|no-match &lt;org/repo&gt;@&lt;sha&gt;</w:t>
+      </w:r>
+      <w:r>
+        <w:t xml:space="preserve"> </w:t>
+      </w:r>
+      <w:r>
+        <w:t xml:space="preserve">in the HRD's References cell. A</w:t>
+      </w:r>
+      <w:r>
+        <w:t xml:space="preserve"> </w:t>
+      </w:r>
+      <w:r>
+        <w:rPr>
+          <w:rStyle w:val="VerbatimChar"/>
+        </w:rPr>
+        <w:t xml:space="preserve">TBD</w:t>
+      </w:r>
+      <w:r>
+        <w:t xml:space="preserve"> </w:t>
+      </w:r>
+      <w:r>
+        <w:t xml:space="preserve">Catalogue-Check is acceptable for opening an HRD but MUST resolve before the HRD closes.</w:t>
+      </w:r>
+    </w:p>
+    <w:bookmarkEnd w:id="42"/>
+    <w:bookmarkStart w:id="43" w:name="Xcf64d44fa6b91243ef708fce354905d03126a91"/>
+    <w:p>
+      <w:pPr>
+        <w:pStyle w:val="Heading3"/>
+      </w:pPr>
+      <w:r>
+        <w:t xml:space="preserve">C2. Multi-mirror push parity on every wave-closing commit</w:t>
+      </w:r>
+    </w:p>
+    <w:p>
+      <w:pPr>
+        <w:pStyle w:val="FirstParagraph"/>
+      </w:pPr>
+      <w:r>
+        <w:t xml:space="preserve">Each wave's closing commit fans out to GitHub + GitLab + GitFlic + GitVerse via the existing</w:t>
+      </w:r>
+      <w:r>
+        <w:t xml:space="preserve"> </w:t>
+      </w:r>
+      <w:r>
+        <w:rPr>
+          <w:rStyle w:val="VerbatimChar"/>
+        </w:rPr>
+        <w:t xml:space="preserve">origin</w:t>
+      </w:r>
+      <w:r>
+        <w:t xml:space="preserve"> </w:t>
+      </w:r>
+      <w:r>
+        <w:t xml:space="preserve">push-fan-out (per HERALD_CONSTITUTION §103). Per-host pushes are forbidden unless rebuilding fan-out configuration.</w:t>
+      </w:r>
+    </w:p>
     <w:bookmarkEnd w:id="43"/>
+    <w:bookmarkStart w:id="44" w:name="X65190d0013113ee8e9bd71737d9a39f44af3c66"/>
+    <w:p>
+      <w:pPr>
+        <w:pStyle w:val="Heading3"/>
+      </w:pPr>
+      <w:r>
+        <w:t xml:space="preserve">C3. Spec revision bump on wave close (§11.4.73)</w:t>
+      </w:r>
+    </w:p>
+    <w:p>
+      <w:pPr>
+        <w:pStyle w:val="FirstParagraph"/>
+      </w:pPr>
+      <w:r>
+        <w:t xml:space="preserve">Spec V3's Revision field bumps on every wave-closing commit that closes spec-impacting HRDs. Minor wave-close = Revision++; the V3→V4 jump is reserved for a true rewrite.</w:t>
+      </w:r>
+    </w:p>
     <w:bookmarkEnd w:id="44"/>
-    <w:bookmarkStart w:id="54" w:name="cross-cutting-design-constraints"/>
-    <w:p>
-      <w:pPr>
-        <w:pStyle w:val="Heading2"/>
-      </w:pPr>
-      <w:r>
-        <w:t xml:space="preserve">Cross-cutting design constraints</w:t>
+    <w:bookmarkStart w:id="45" w:name="X60ac4da91fb5683a457708507571b48fbf5621d"/>
+    <w:p>
+      <w:pPr>
+        <w:pStyle w:val="Heading3"/>
+      </w:pPr>
+      <w:r>
+        <w:t xml:space="preserve">C4. Hardlinked backup before destructive ops (§9)</w:t>
       </w:r>
     </w:p>
     <w:p>
@@ -9571,16 +9667,17 @@
         <w:pStyle w:val="FirstParagraph"/>
       </w:pPr>
       <w:r>
-        <w:t xml:space="preserve">These apply to every wave and every HRD inside it.</w:t>
-      </w:r>
-    </w:p>
-    <w:bookmarkStart w:id="45" w:name="X65831aacab8d6d23f457936310337ed07739668"/>
+        <w:t xml:space="preserve">Any HRD whose implementation involves rewriting tracker docs (Issues→Fixed migration, Status.md regeneration) MUST take a hardlinked backup first.</w:t>
+      </w:r>
+    </w:p>
+    <w:bookmarkEnd w:id="45"/>
+    <w:bookmarkStart w:id="46" w:name="c5-60-ram-cap-on-heavy-work-126"/>
     <w:p>
       <w:pPr>
         <w:pStyle w:val="Heading3"/>
       </w:pPr>
       <w:r>
-        <w:t xml:space="preserve">C1. §11.4.74 Catalogue-Check is mandatory before writing new code</w:t>
+        <w:t xml:space="preserve">C5. 60% RAM cap on heavy work (§12.6)</w:t>
       </w:r>
     </w:p>
     <w:p>
@@ -9588,7 +9685,17 @@
         <w:pStyle w:val="FirstParagraph"/>
       </w:pPr>
       <w:r>
-        <w:t xml:space="preserve">For every new module, helper, or external integration: search</w:t>
+        <w:t xml:space="preserve">Wave 1 (live integrations) and Wave 4 (sandbox-heavy probes) are most at risk. Each new test that spawns child processes (E31/E32/E33/E50) MUST respect the §12.6 cap — Wave 3a's HRD-020 itself implements the watcher; until then, manual operator vigilance.</w:t>
+      </w:r>
+    </w:p>
+    <w:bookmarkEnd w:id="46"/>
+    <w:bookmarkStart w:id="47" w:name="Xc2b2775817ef24d9825bee7304fe14917aac2b1"/>
+    <w:p>
+      <w:pPr>
+        <w:pStyle w:val="Heading3"/>
+      </w:pPr>
+      <w:r>
+        <w:t xml:space="preserve">C6. End-to-end evidence stays in</w:t>
       </w:r>
       <w:r>
         <w:t xml:space="preserve"> </w:t>
@@ -9597,68 +9704,91 @@
         <w:rPr>
           <w:rStyle w:val="VerbatimChar"/>
         </w:rPr>
-        <w:t xml:space="preserve">vasic-digital/*</w:t>
+        <w:t xml:space="preserve">scripts/e2e_bluff_hunt.sh</w:t>
+      </w:r>
+      <w:r>
+        <w:t xml:space="preserve">, not in</w:t>
       </w:r>
       <w:r>
         <w:t xml:space="preserve"> </w:t>
       </w:r>
       <w:r>
-        <w:t xml:space="preserve">and</w:t>
+        <w:rPr>
+          <w:rStyle w:val="VerbatimChar"/>
+        </w:rPr>
+        <w:t xml:space="preserve">_test.go</w:t>
+      </w:r>
+    </w:p>
+    <w:p>
+      <w:pPr>
+        <w:pStyle w:val="FirstParagraph"/>
+      </w:pPr>
+      <w:r>
+        <w:rPr>
+          <w:rStyle w:val="VerbatimChar"/>
+        </w:rPr>
+        <w:t xml:space="preserve">go test</w:t>
       </w:r>
       <w:r>
         <w:t xml:space="preserve"> </w:t>
       </w:r>
       <w:r>
-        <w:rPr>
-          <w:rStyle w:val="VerbatimChar"/>
-        </w:rPr>
-        <w:t xml:space="preserve">HelixDevelopment/*</w:t>
+        <w:t xml:space="preserve">proves unit-level correctness. The §107 covenant lives in</w:t>
       </w:r>
       <w:r>
         <w:t xml:space="preserve"> </w:t>
       </w:r>
       <w:r>
-        <w:t xml:space="preserve">for an existing capability. Declare</w:t>
+        <w:rPr>
+          <w:rStyle w:val="VerbatimChar"/>
+        </w:rPr>
+        <w:t xml:space="preserve">e2e_bluff_hunt.sh</w:t>
       </w:r>
       <w:r>
         <w:t xml:space="preserve"> </w:t>
       </w:r>
       <w:r>
-        <w:rPr>
-          <w:rStyle w:val="VerbatimChar"/>
-        </w:rPr>
-        <w:t xml:space="preserve">reuse|extend|no-match &lt;org/repo&gt;@&lt;sha&gt;</w:t>
+        <w:t xml:space="preserve">because that's what boots real services. New invariants land THERE first, then optionally a</w:t>
       </w:r>
       <w:r>
         <w:t xml:space="preserve"> </w:t>
       </w:r>
       <w:r>
-        <w:t xml:space="preserve">in the HRD's References cell. A</w:t>
+        <w:rPr>
+          <w:rStyle w:val="VerbatimChar"/>
+        </w:rPr>
+        <w:t xml:space="preserve">_test.go</w:t>
       </w:r>
       <w:r>
         <w:t xml:space="preserve"> </w:t>
       </w:r>
       <w:r>
-        <w:rPr>
-          <w:rStyle w:val="VerbatimChar"/>
-        </w:rPr>
-        <w:t xml:space="preserve">TBD</w:t>
+        <w:t xml:space="preserve">mirror for fast iteration. The bluff vector is "I added the test but only to</w:t>
       </w:r>
       <w:r>
         <w:t xml:space="preserve"> </w:t>
       </w:r>
       <w:r>
-        <w:t xml:space="preserve">Catalogue-Check is acceptable for opening an HRD but MUST resolve before the HRD closes.</w:t>
-      </w:r>
-    </w:p>
-    <w:bookmarkEnd w:id="45"/>
-    <w:bookmarkStart w:id="46" w:name="Xcf64d44fa6b91243ef708fce354905d03126a91"/>
+        <w:rPr>
+          <w:rStyle w:val="VerbatimChar"/>
+        </w:rPr>
+        <w:t xml:space="preserve">_test.go</w:t>
+      </w:r>
+      <w:r>
+        <w:t xml:space="preserve"> </w:t>
+      </w:r>
+      <w:r>
+        <w:t xml:space="preserve">and the e2e script never sees it."</w:t>
+      </w:r>
+    </w:p>
+    <w:bookmarkEnd w:id="47"/>
+    <w:bookmarkStart w:id="48" w:name="Xd67e0ff884aa33554c56c129e178e27ab0283d4"/>
     <w:p>
       <w:pPr>
         <w:pStyle w:val="Heading3"/>
       </w:pPr>
       <w:r>
-        <w:t xml:space="preserve">C2. Multi-mirror push parity on every wave-closing commit</w:t>
+        <w:t xml:space="preserve">C7. Honest-stub 501s with HRD pointers (not 200s or panics)</w:t>
       </w:r>
     </w:p>
     <w:p>
@@ -9666,7 +9796,25 @@
         <w:pStyle w:val="FirstParagraph"/>
       </w:pPr>
       <w:r>
-        <w:t xml:space="preserve">Each wave's closing commit fans out to GitHub + GitLab + GitFlic + GitVerse via the existing</w:t>
+        <w:t xml:space="preserve">For every declared-but-unimplemented route/subcommand, return HTTP 501 (or CLI exit 1) with a body/stderr line referencing the HRD-NNN that will implement it. This is the §107-faithful "absence of feature" representation. A 200 with a "TODO" body or a panic-on-call are both bluffs.</w:t>
+      </w:r>
+    </w:p>
+    <w:bookmarkEnd w:id="48"/>
+    <w:bookmarkStart w:id="49" w:name="Xfe9ba75062fcbeb1633ccd839d4054e1a4824e5"/>
+    <w:p>
+      <w:pPr>
+        <w:pStyle w:val="Heading3"/>
+      </w:pPr>
+      <w:r>
+        <w:t xml:space="preserve">C8. SKIP-with-reason for credential-dependent tests</w:t>
+      </w:r>
+    </w:p>
+    <w:p>
+      <w:pPr>
+        <w:pStyle w:val="FirstParagraph"/>
+      </w:pPr>
+      <w:r>
+        <w:t xml:space="preserve">Tests that require operator-supplied credentials (Telegram bot token, Claude Code session ID, real Postgres host) MUST</w:t>
       </w:r>
       <w:r>
         <w:t xml:space="preserve"> </w:t>
@@ -9675,23 +9823,23 @@
         <w:rPr>
           <w:rStyle w:val="VerbatimChar"/>
         </w:rPr>
-        <w:t xml:space="preserve">origin</w:t>
+        <w:t xml:space="preserve">SKIP-with-reason</w:t>
       </w:r>
       <w:r>
         <w:t xml:space="preserve"> </w:t>
       </w:r>
       <w:r>
-        <w:t xml:space="preserve">push-fan-out (per HERALD_CONSTITUTION §103). Per-host pushes are forbidden unless rebuilding fan-out configuration.</w:t>
-      </w:r>
-    </w:p>
-    <w:bookmarkEnd w:id="46"/>
-    <w:bookmarkStart w:id="47" w:name="X65190d0013113ee8e9bd71737d9a39f44af3c66"/>
+        <w:t xml:space="preserve">when credentials are absent — per §11.4.3. A PASS-by-default with no credential check is a critical bluff.</w:t>
+      </w:r>
+    </w:p>
+    <w:bookmarkEnd w:id="49"/>
+    <w:bookmarkStart w:id="50" w:name="Xc2d0a2953d0b269f20941259a3eb2226cc1c09a"/>
     <w:p>
       <w:pPr>
         <w:pStyle w:val="Heading3"/>
       </w:pPr>
       <w:r>
-        <w:t xml:space="preserve">C3. Spec revision bump on wave close (§11.4.73)</w:t>
+        <w:t xml:space="preserve">C9. Paired §1.1 mutation meta-test per new gate</w:t>
       </w:r>
     </w:p>
     <w:p>
@@ -9699,210 +9847,12 @@
         <w:pStyle w:val="FirstParagraph"/>
       </w:pPr>
       <w:r>
-        <w:t xml:space="preserve">Spec V3's Revision field bumps on every wave-closing commit that closes spec-impacting HRDs. Minor wave-close = Revision++; the V3→V4 jump is reserved for a true rewrite.</w:t>
-      </w:r>
-    </w:p>
-    <w:bookmarkEnd w:id="47"/>
-    <w:bookmarkStart w:id="48" w:name="X60ac4da91fb5683a457708507571b48fbf5621d"/>
-    <w:p>
-      <w:pPr>
-        <w:pStyle w:val="Heading3"/>
-      </w:pPr>
-      <w:r>
-        <w:t xml:space="preserve">C4. Hardlinked backup before destructive ops (§9)</w:t>
-      </w:r>
-    </w:p>
-    <w:p>
-      <w:pPr>
-        <w:pStyle w:val="FirstParagraph"/>
-      </w:pPr>
-      <w:r>
-        <w:t xml:space="preserve">Any HRD whose implementation involves rewriting tracker docs (Issues→Fixed migration, Status.md regeneration) MUST take a hardlinked backup first.</w:t>
-      </w:r>
-    </w:p>
-    <w:bookmarkEnd w:id="48"/>
-    <w:bookmarkStart w:id="49" w:name="c5-60-ram-cap-on-heavy-work-126"/>
-    <w:p>
-      <w:pPr>
-        <w:pStyle w:val="Heading3"/>
-      </w:pPr>
-      <w:r>
-        <w:t xml:space="preserve">C5. 60% RAM cap on heavy work (§12.6)</w:t>
-      </w:r>
-    </w:p>
-    <w:p>
-      <w:pPr>
-        <w:pStyle w:val="FirstParagraph"/>
-      </w:pPr>
-      <w:r>
-        <w:t xml:space="preserve">Wave 1 (live integrations) and Wave 4 (sandbox-heavy probes) are most at risk. Each new test that spawns child processes (E31/E32/E33/E50) MUST respect the §12.6 cap — Wave 3a's HRD-020 itself implements the watcher; until then, manual operator vigilance.</w:t>
-      </w:r>
-    </w:p>
-    <w:bookmarkEnd w:id="49"/>
-    <w:bookmarkStart w:id="50" w:name="Xc2b2775817ef24d9825bee7304fe14917aac2b1"/>
-    <w:p>
-      <w:pPr>
-        <w:pStyle w:val="Heading3"/>
-      </w:pPr>
-      <w:r>
-        <w:t xml:space="preserve">C6. End-to-end evidence stays in</w:t>
-      </w:r>
-      <w:r>
-        <w:t xml:space="preserve"> </w:t>
-      </w:r>
-      <w:r>
-        <w:rPr>
-          <w:rStyle w:val="VerbatimChar"/>
-        </w:rPr>
-        <w:t xml:space="preserve">scripts/e2e_bluff_hunt.sh</w:t>
-      </w:r>
-      <w:r>
-        <w:t xml:space="preserve">, not in</w:t>
-      </w:r>
-      <w:r>
-        <w:t xml:space="preserve"> </w:t>
-      </w:r>
-      <w:r>
-        <w:rPr>
-          <w:rStyle w:val="VerbatimChar"/>
-        </w:rPr>
-        <w:t xml:space="preserve">_test.go</w:t>
-      </w:r>
-    </w:p>
-    <w:p>
-      <w:pPr>
-        <w:pStyle w:val="FirstParagraph"/>
-      </w:pPr>
-      <w:r>
-        <w:rPr>
-          <w:rStyle w:val="VerbatimChar"/>
-        </w:rPr>
-        <w:t xml:space="preserve">go test</w:t>
-      </w:r>
-      <w:r>
-        <w:t xml:space="preserve"> </w:t>
-      </w:r>
-      <w:r>
-        <w:t xml:space="preserve">proves unit-level correctness. The §107 covenant lives in</w:t>
-      </w:r>
-      <w:r>
-        <w:t xml:space="preserve"> </w:t>
-      </w:r>
-      <w:r>
-        <w:rPr>
-          <w:rStyle w:val="VerbatimChar"/>
-        </w:rPr>
-        <w:t xml:space="preserve">e2e_bluff_hunt.sh</w:t>
-      </w:r>
-      <w:r>
-        <w:t xml:space="preserve"> </w:t>
-      </w:r>
-      <w:r>
-        <w:t xml:space="preserve">because that's what boots real services. New invariants land THERE first, then optionally a</w:t>
-      </w:r>
-      <w:r>
-        <w:t xml:space="preserve"> </w:t>
-      </w:r>
-      <w:r>
-        <w:rPr>
-          <w:rStyle w:val="VerbatimChar"/>
-        </w:rPr>
-        <w:t xml:space="preserve">_test.go</w:t>
-      </w:r>
-      <w:r>
-        <w:t xml:space="preserve"> </w:t>
-      </w:r>
-      <w:r>
-        <w:t xml:space="preserve">mirror for fast iteration. The bluff vector is "I added the test but only to</w:t>
-      </w:r>
-      <w:r>
-        <w:t xml:space="preserve"> </w:t>
-      </w:r>
-      <w:r>
-        <w:rPr>
-          <w:rStyle w:val="VerbatimChar"/>
-        </w:rPr>
-        <w:t xml:space="preserve">_test.go</w:t>
-      </w:r>
-      <w:r>
-        <w:t xml:space="preserve"> </w:t>
-      </w:r>
-      <w:r>
-        <w:t xml:space="preserve">and the e2e script never sees it."</w:t>
+        <w:t xml:space="preserve">Every new gate invariant added across Waves 1-4 must ship with a paired mutation meta-test that proves the gate catches the regression it claims to catch. Without the paired test, the gate is itself a §11.4 PASS-bluff.</w:t>
       </w:r>
     </w:p>
     <w:bookmarkEnd w:id="50"/>
-    <w:bookmarkStart w:id="51" w:name="Xd67e0ff884aa33554c56c129e178e27ab0283d4"/>
-    <w:p>
-      <w:pPr>
-        <w:pStyle w:val="Heading3"/>
-      </w:pPr>
-      <w:r>
-        <w:t xml:space="preserve">C7. Honest-stub 501s with HRD pointers (not 200s or panics)</w:t>
-      </w:r>
-    </w:p>
-    <w:p>
-      <w:pPr>
-        <w:pStyle w:val="FirstParagraph"/>
-      </w:pPr>
-      <w:r>
-        <w:t xml:space="preserve">For every declared-but-unimplemented route/subcommand, return HTTP 501 (or CLI exit 1) with a body/stderr line referencing the HRD-NNN that will implement it. This is the §107-faithful "absence of feature" representation. A 200 with a "TODO" body or a panic-on-call are both bluffs.</w:t>
-      </w:r>
-    </w:p>
     <w:bookmarkEnd w:id="51"/>
-    <w:bookmarkStart w:id="52" w:name="Xfe9ba75062fcbeb1633ccd839d4054e1a4824e5"/>
-    <w:p>
-      <w:pPr>
-        <w:pStyle w:val="Heading3"/>
-      </w:pPr>
-      <w:r>
-        <w:t xml:space="preserve">C8. SKIP-with-reason for credential-dependent tests</w:t>
-      </w:r>
-    </w:p>
-    <w:p>
-      <w:pPr>
-        <w:pStyle w:val="FirstParagraph"/>
-      </w:pPr>
-      <w:r>
-        <w:t xml:space="preserve">Tests that require operator-supplied credentials (Telegram bot token, Claude Code session ID, real Postgres host) MUST</w:t>
-      </w:r>
-      <w:r>
-        <w:t xml:space="preserve"> </w:t>
-      </w:r>
-      <w:r>
-        <w:rPr>
-          <w:rStyle w:val="VerbatimChar"/>
-        </w:rPr>
-        <w:t xml:space="preserve">SKIP-with-reason</w:t>
-      </w:r>
-      <w:r>
-        <w:t xml:space="preserve"> </w:t>
-      </w:r>
-      <w:r>
-        <w:t xml:space="preserve">when credentials are absent — per §11.4.3. A PASS-by-default with no credential check is a critical bluff.</w:t>
-      </w:r>
-    </w:p>
-    <w:bookmarkEnd w:id="52"/>
-    <w:bookmarkStart w:id="53" w:name="Xc2d0a2953d0b269f20941259a3eb2226cc1c09a"/>
-    <w:p>
-      <w:pPr>
-        <w:pStyle w:val="Heading3"/>
-      </w:pPr>
-      <w:r>
-        <w:t xml:space="preserve">C9. Paired §1.1 mutation meta-test per new gate</w:t>
-      </w:r>
-    </w:p>
-    <w:p>
-      <w:pPr>
-        <w:pStyle w:val="FirstParagraph"/>
-      </w:pPr>
-      <w:r>
-        <w:t xml:space="preserve">Every new gate invariant added across Waves 1-4 must ship with a paired mutation meta-test that proves the gate catches the regression it claims to catch. Without the paired test, the gate is itself a §11.4 PASS-bluff.</w:t>
-      </w:r>
-    </w:p>
-    <w:bookmarkEnd w:id="53"/>
-    <w:bookmarkEnd w:id="54"/>
-    <w:bookmarkStart w:id="55" w:name="Xfb99e95dc6b7f8364fd5e846fdba5fd9afadb6c"/>
+    <w:bookmarkStart w:id="52" w:name="Xfb99e95dc6b7f8364fd5e846fdba5fd9afadb6c"/>
     <w:p>
       <w:pPr>
         <w:pStyle w:val="Heading2"/>
@@ -10429,8 +10379,8 @@
         </w:tc>
       </w:tr>
     </w:tbl>
-    <w:bookmarkEnd w:id="55"/>
-    <w:bookmarkStart w:id="56" w:name="roadmap-totals"/>
+    <w:bookmarkEnd w:id="52"/>
+    <w:bookmarkStart w:id="53" w:name="roadmap-totals"/>
     <w:p>
       <w:pPr>
         <w:pStyle w:val="Heading2"/>
@@ -10896,8 +10846,8 @@
         </w:tc>
       </w:tr>
     </w:tbl>
-    <w:bookmarkEnd w:id="56"/>
-    <w:bookmarkStart w:id="57" w:name="Xe40393806c65e5917c121adc5122da7b0273470"/>
+    <w:bookmarkEnd w:id="53"/>
+    <w:bookmarkStart w:id="54" w:name="Xe40393806c65e5917c121adc5122da7b0273470"/>
     <w:p>
       <w:pPr>
         <w:pStyle w:val="Heading2"/>
@@ -11094,8 +11044,8 @@
         <w:t xml:space="preserve">: Are the 9 high-criticality 4a commands enough to declare a "minimum-viable safety release", or do we need 4b+4c too? Defer to operator preference at Wave 3-close checkpoint.</w:t>
       </w:r>
     </w:p>
-    <w:bookmarkEnd w:id="57"/>
-    <w:bookmarkStart w:id="58" w:name="next-steps-after-approval"/>
+    <w:bookmarkEnd w:id="54"/>
+    <w:bookmarkStart w:id="55" w:name="next-steps-after-approval"/>
     <w:p>
       <w:pPr>
         <w:pStyle w:val="Heading2"/>
@@ -11223,8 +11173,8 @@
         <w:t xml:space="preserve">Every wave close re-runs the full anti-bluff battery: inheritance gate, I6+I8 meta-tests, audit, codegraph validate, e2e_bluff_hunt. ALL green or the wave is not "done".</w:t>
       </w:r>
     </w:p>
-    <w:bookmarkEnd w:id="58"/>
-    <w:bookmarkEnd w:id="59"/>
+    <w:bookmarkEnd w:id="55"/>
+    <w:bookmarkEnd w:id="56"/>
     <w:sectPr>
       <w:footnotePr>
         <w:numRestart w:val="eachSect"/>
